--- a/docs/FS-SBFAS.docx
+++ b/docs/FS-SBFAS.docx
@@ -120,7 +120,7 @@
                 <w:sz w:val="24"/>
                 <w:szCs w:val="24"/>
               </w:rPr>
-              <w:t xml:space="preserve">Phiên bản: 2.0 — ngày 22/10/2026</w:t>
+              <w:t xml:space="preserve">Phiên bản: 2.1 — ngày 22/10/2026</w:t>
             </w:r>
           </w:p>
           <w:p>
@@ -138,7 +138,7 @@
                 <w:sz w:val="24"/>
                 <w:szCs w:val="24"/>
               </w:rPr>
-              <w:t xml:space="preserve">Phạm vi: /admin/fas — School user (4 tab)</w:t>
+              <w:t xml:space="preserve">Phạm vi: /admin/fas — School user (4 tab) + data field cho QA</w:t>
             </w:r>
           </w:p>
           <w:p>
@@ -220,6 +220,7 @@
         <w:sectPr>
           <w:pgSz w:w="11906" w:h="16838" w:orient="portrait"/>
           <w:pgMar w:top="0" w:right="0" w:bottom="0" w:left="0" w:header="708" w:footer="708" w:gutter="0"/>
+          <w:pgNumType/>
           <w:docGrid w:linePitch="360"/>
         </w:sectPr>
       </w:pPr>
@@ -262,6 +263,20 @@
           <w:r>
             <w:fldChar w:fldCharType="separate"/>
           </w:r>
+          <w:hyperlink w:history="1" w:anchor="_Toc1">
+            <w:r>
+              <w:t xml:space="preserve">1. Tổng quan nghiệp vụ</w:t>
+            </w:r>
+            <w:r>
+              <w:tab/>
+            </w:r>
+            <w:r>
+              <w:fldChar w:fldCharType="begin" w:dirty="true"/>
+              <w:instrText xml:space="preserve">PAGEREF _Toc1 \h</w:instrText>
+              <w:fldChar w:fldCharType="separate"/>
+              <w:fldChar w:fldCharType="end"/>
+            </w:r>
+          </w:hyperlink>
         </w:p>
         <w:p>
           <w:pPr>
@@ -422,7 +437,7 @@
             <w:spacing w:before="120" w:after="60"/>
           </w:pPr>
           <w:r>
-            <w:t>3.2 Editor</w:t>
+            <w:t>3.2 Editor — thứ tự bước (mới v2.1)</w:t>
           </w:r>
           <w:r>
             <w:tab/>
@@ -447,7 +462,7 @@
             <w:tab/>
           </w:r>
           <w:r>
-            <w:t>4</w:t>
+            <w:t>5</w:t>
           </w:r>
         </w:p>
         <w:p>
@@ -483,7 +498,7 @@
             <w:tab/>
           </w:r>
           <w:r>
-            <w:t>5</w:t>
+            <w:t>6</w:t>
           </w:r>
         </w:p>
         <w:p>
@@ -501,7 +516,7 @@
             <w:tab/>
           </w:r>
           <w:r>
-            <w:t>5</w:t>
+            <w:t>6</w:t>
           </w:r>
         </w:p>
         <w:p>
@@ -513,13 +528,183 @@
             <w:spacing w:before="120" w:after="60"/>
           </w:pPr>
           <w:r>
-            <w:t>7. QA checklist</w:t>
+            <w:t>7. Data field specification cho QA</w:t>
           </w:r>
           <w:r>
             <w:tab/>
           </w:r>
           <w:r>
-            <w:t>6</w:t>
+            <w:t>7</w:t>
+          </w:r>
+        </w:p>
+        <w:p>
+          <w:pPr>
+            <w:pStyle w:val="11"/>
+            <w:ind w:left="360"/>
+            <w:tabs>
+              <w:tab w:val="right" w:leader="dot" w:pos="9026"/>
+            </w:tabs>
+            <w:spacing w:before="120" w:after="60"/>
+          </w:pPr>
+          <w:r>
+            <w:t>7.1 Rules — danh sách version</w:t>
+          </w:r>
+          <w:r>
+            <w:tab/>
+          </w:r>
+          <w:r>
+            <w:t>7</w:t>
+          </w:r>
+        </w:p>
+        <w:p>
+          <w:pPr>
+            <w:pStyle w:val="11"/>
+            <w:ind w:left="360"/>
+            <w:tabs>
+              <w:tab w:val="right" w:leader="dot" w:pos="9026"/>
+            </w:tabs>
+            <w:spacing w:before="120" w:after="60"/>
+          </w:pPr>
+          <w:r>
+            <w:t>7.2 Rules editor — phần chung</w:t>
+          </w:r>
+          <w:r>
+            <w:tab/>
+          </w:r>
+          <w:r>
+            <w:t>7</w:t>
+          </w:r>
+        </w:p>
+        <w:p>
+          <w:pPr>
+            <w:pStyle w:val="11"/>
+            <w:ind w:left="360"/>
+            <w:tabs>
+              <w:tab w:val="right" w:leader="dot" w:pos="9026"/>
+            </w:tabs>
+            <w:spacing w:before="120" w:after="60"/>
+          </w:pPr>
+          <w:r>
+            <w:t>7.3 Editor bước 1 — Select fee types</w:t>
+          </w:r>
+          <w:r>
+            <w:tab/>
+          </w:r>
+          <w:r>
+            <w:t>7</w:t>
+          </w:r>
+        </w:p>
+        <w:p>
+          <w:pPr>
+            <w:pStyle w:val="11"/>
+            <w:ind w:left="360"/>
+            <w:tabs>
+              <w:tab w:val="right" w:leader="dot" w:pos="9026"/>
+            </w:tabs>
+            <w:spacing w:before="120" w:after="60"/>
+          </w:pPr>
+          <w:r>
+            <w:t>7.4 Editor bước 2 — Subsidy by fee component</w:t>
+          </w:r>
+          <w:r>
+            <w:tab/>
+          </w:r>
+          <w:r>
+            <w:t>8</w:t>
+          </w:r>
+        </w:p>
+        <w:p>
+          <w:pPr>
+            <w:pStyle w:val="11"/>
+            <w:ind w:left="360"/>
+            <w:tabs>
+              <w:tab w:val="right" w:leader="dot" w:pos="9026"/>
+            </w:tabs>
+            <w:spacing w:before="120" w:after="60"/>
+          </w:pPr>
+          <w:r>
+            <w:t>7.5 Editor bước 3 — Configure ranks</w:t>
+          </w:r>
+          <w:r>
+            <w:tab/>
+          </w:r>
+          <w:r>
+            <w:t>8</w:t>
+          </w:r>
+        </w:p>
+        <w:p>
+          <w:pPr>
+            <w:pStyle w:val="11"/>
+            <w:ind w:left="360"/>
+            <w:tabs>
+              <w:tab w:val="right" w:leader="dot" w:pos="9026"/>
+            </w:tabs>
+            <w:spacing w:before="120" w:after="60"/>
+          </w:pPr>
+          <w:r>
+            <w:t>7.6 Save / Activate / validation</w:t>
+          </w:r>
+          <w:r>
+            <w:tab/>
+          </w:r>
+          <w:r>
+            <w:t>8</w:t>
+          </w:r>
+        </w:p>
+        <w:p>
+          <w:pPr>
+            <w:pStyle w:val="11"/>
+            <w:ind w:left="360"/>
+            <w:tabs>
+              <w:tab w:val="right" w:leader="dot" w:pos="9026"/>
+            </w:tabs>
+            <w:spacing w:before="120" w:after="60"/>
+          </w:pPr>
+          <w:r>
+            <w:t>7.7 Review queue &amp; modal (đối chiếu nhanh)</w:t>
+          </w:r>
+          <w:r>
+            <w:tab/>
+          </w:r>
+          <w:r>
+            <w:t>8</w:t>
+          </w:r>
+        </w:p>
+        <w:p>
+          <w:pPr>
+            <w:pStyle w:val="11"/>
+            <w:ind w:left="360"/>
+            <w:tabs>
+              <w:tab w:val="right" w:leader="dot" w:pos="9026"/>
+            </w:tabs>
+            <w:spacing w:before="120" w:after="60"/>
+          </w:pPr>
+          <w:r>
+            <w:t>7.8 Hardcopy entry (đối chiếu nhanh)</w:t>
+          </w:r>
+          <w:r>
+            <w:tab/>
+          </w:r>
+          <w:r>
+            <w:t>9</w:t>
+          </w:r>
+        </w:p>
+        <w:p>
+          <w:pPr>
+            <w:pStyle w:val="9"/>
+            <w:tabs>
+              <w:tab w:val="right" w:leader="dot" w:pos="9026"/>
+            </w:tabs>
+            <w:spacing w:before="120" w:after="60"/>
+          </w:pPr>
+          <w:r>
+            <w:t>8. QA checklist</w:t>
+          </w:r>
+          <w:r>
+            <w:tab/>
+          </w:r>
+          <w:r>
+            <w:t>9</w:t>
           </w:r>
         </w:p>
         <w:p>
@@ -3209,7 +3394,7 @@
           <w:sz w:val="28"/>
           <w:szCs w:val="28"/>
         </w:rPr>
-        <w:t xml:space="preserve">3.2 Editor</w:t>
+        <w:t xml:space="preserve">3.2 Editor — thứ tự bước (mới v2.1)</w:t>
       </w:r>
       <w:bookmarkEnd w:id="9"/>
     </w:p>
@@ -3230,7 +3415,29 @@
           <w:sz w:val="24"/>
           <w:szCs w:val="24"/>
         </w:rPr>
-        <w:t xml:space="preserve">Link “← SBFAS rules” · tiêu đề Create/Edit/View rule · badge trạng thái (“Editable draft” khi Draft). Nội dung 2 bước: </w:t>
+        <w:t xml:space="preserve">Link “← SBFAS rules” · tiêu đề Create/Edit/View rule · card </w:t>
+      </w:r>
+      <w:r>
+        <w:rPr>
+          <w:rFonts w:ascii="Courier New"/>
+          <w:color w:val="15857A"/>
+          <w:sz w:val="22"/>
+          <w:szCs w:val="22"/>
+        </w:rPr>
+        <w:t xml:space="preserve">SBFAS · School package</w:t>
+      </w:r>
+      <w:r>
+        <w:rPr>
+          <w:rFonts w:ascii="Calibri"/>
+          <w:b w:val="false"/>
+          <w:bCs w:val="false"/>
+          <w:i w:val="false"/>
+          <w:iCs w:val="false"/>
+          <w:color w:val="000000"/>
+          <w:sz w:val="24"/>
+          <w:szCs w:val="24"/>
+        </w:rPr>
+        <w:t xml:space="preserve"> + badge trạng thái (“Editable draft” khi Draft). Intro: “Select the school’s fee types, give individual components their own subsidy rates, then set the ranks and their flat subsidies.” Editor gồm 3 bước đúng thứ tự: </w:t>
       </w:r>
       <w:r>
         <w:rPr>
@@ -3243,7 +3450,7 @@
           <w:sz w:val="24"/>
           <w:szCs w:val="24"/>
         </w:rPr>
-        <w:t xml:space="preserve">1. Set the package ranks</w:t>
+        <w:t xml:space="preserve">1. Select fee types → 2. Subsidy by fee component → 3. Configure ranks</w:t>
       </w:r>
       <w:r>
         <w:rPr>
@@ -3256,8 +3463,15 @@
           <w:sz w:val="24"/>
           <w:szCs w:val="24"/>
         </w:rPr>
-        <w:t xml:space="preserve"> — field Rule name (bắT buộc) + bảng Rank (basis % of fee / Fixed S$, rate 0–100 hoạc ≥0 S$, tối đa 2 số thập; Remove disable khi còn 1; Add rank); </w:t>
+        <w:t xml:space="preserve">.</w:t>
       </w:r>
+    </w:p>
+    <w:p>
+      <w:pPr>
+        <w:keepNext w:val="false"/>
+        <w:spacing w:after="120" w:before="0" w:line="312"/>
+        <w:jc w:val="both"/>
+      </w:pPr>
       <w:r>
         <w:rPr>
           <w:rFonts w:ascii="Calibri"/>
@@ -3269,7 +3483,7 @@
           <w:sz w:val="24"/>
           <w:szCs w:val="24"/>
         </w:rPr>
-        <w:t xml:space="preserve">2. Fee component support</w:t>
+        <w:t xml:space="preserve">Bước 1 — Select fee types: </w:t>
       </w:r>
       <w:r>
         <w:rPr>
@@ -3282,7 +3496,73 @@
           <w:sz w:val="24"/>
           <w:szCs w:val="24"/>
         </w:rPr>
-        <w:t xml:space="preserve"> (khi trường có fee type) — mỗi dòng: Fee type → Fee component → từng Rank: Same as rank (X%) / % of component / Fixed S$ amount.</w:t>
+        <w:t xml:space="preserve">mô tả “Select the school’s fee types. Choose their components in the subsidy table below.” + nút Add fee types (mở/đóng picker). Trường chưa có fee type nào: thông báo “No fee types set up for your school yet. Manage them under Fee structure, then come back to subsidise components.” Picker: checkbox từng fee type của trường; bản đã nằm trong bảng subsidy bị disable kèm “Already selected”; nút Add selected fee types (disable khi chưa chọn) thêm dòng mới ở bước 2 với component đầu tiên còn tự do. Chips fee type đang được subsidise (mỗi fee type có ≥ 1 dòng ở bước 2); rỗng → “No fee types selected. Choose one or more school fee types above.”</w:t>
+      </w:r>
+    </w:p>
+    <w:p>
+      <w:pPr>
+        <w:keepNext w:val="false"/>
+        <w:spacing w:after="120" w:before="0" w:line="312"/>
+        <w:jc w:val="both"/>
+      </w:pPr>
+      <w:r>
+        <w:rPr>
+          <w:rFonts w:ascii="Calibri"/>
+          <w:b/>
+          <w:bCs/>
+          <w:i w:val="false"/>
+          <w:iCs w:val="false"/>
+          <w:color w:val="000000"/>
+          <w:sz w:val="24"/>
+          <w:szCs w:val="24"/>
+        </w:rPr>
+        <w:t xml:space="preserve">Bước 2 — Subsidy by fee component: </w:t>
+      </w:r>
+      <w:r>
+        <w:rPr>
+          <w:rFonts w:ascii="Calibri"/>
+          <w:b w:val="false"/>
+          <w:bCs w:val="false"/>
+          <w:i w:val="false"/>
+          <w:iCs w:val="false"/>
+          <w:color w:val="000000"/>
+          <w:sz w:val="24"/>
+          <w:szCs w:val="24"/>
+        </w:rPr>
+        <w:t xml:space="preserve">mô tả “Give a component its own subsidy for a rank. Leave a cell empty to follow that rank’s flat rate in step 3.” Bảng: Fee type (tên + nút + Component thêm dòng tiếp theo của fee type đó; disable khi hết component tự do) · Fee component (select component của fee type; component trùng fee type bị disable) · Basis (Percentage (%) / Fixed amount (SGD)) · Rank 1…N (ô số theo từng rank; để trống = dùng flat rate của rank ở bước 3; placeholder hiện flat rate nếu đã nhập) · Action (Remove). Rỗng: “No components selected. Add school fee types above to give components their own rates.” Hàng điều khiển rank: “N rank(s)” + Add rank + Remove last rank (disable khi còn 1; confirm “Remove the last rank and its subsidy values?”). Rank là cột của bảng này — Add/Remove làm cột tăng/giảm ngay tại chỗ.</w:t>
+      </w:r>
+    </w:p>
+    <w:p>
+      <w:pPr>
+        <w:keepNext w:val="false"/>
+        <w:spacing w:after="120" w:before="0" w:line="312"/>
+        <w:jc w:val="both"/>
+      </w:pPr>
+      <w:r>
+        <w:rPr>
+          <w:rFonts w:ascii="Calibri"/>
+          <w:b/>
+          <w:bCs/>
+          <w:i w:val="false"/>
+          <w:iCs w:val="false"/>
+          <w:color w:val="000000"/>
+          <w:sz w:val="24"/>
+          <w:szCs w:val="24"/>
+        </w:rPr>
+        <w:t xml:space="preserve">Bước 3 — Configure ranks: </w:t>
+      </w:r>
+      <w:r>
+        <w:rPr>
+          <w:rFonts w:ascii="Calibri"/>
+          <w:b w:val="false"/>
+          <w:bCs w:val="false"/>
+          <w:i w:val="false"/>
+          <w:iCs w:val="false"/>
+          <w:color w:val="000000"/>
+          <w:sz w:val="24"/>
+          <w:szCs w:val="24"/>
+        </w:rPr>
+        <w:t xml:space="preserve">field Rule name (bắt buộc) + banner “Ranks are the school’s own support levels — income bands play no part in SBFAS. The school sets each applicant’s rank at review.” Bảng Rank | Subsidy: mỗi rank 1 dòng — basis (% of fee / Fixed S$) + rate (0–100 khi percent, ≥0 khi fixed, tối đa 2 số thập). Đây là flat rate áp cho mọi component không có giá trị riêng ở bước 2. Ghi chú: “Each rank added in step 2 adds a column to the subsidy table.”</w:t>
       </w:r>
     </w:p>
     <w:p>
@@ -4121,9 +4401,29 @@
           <w:sz w:val="32"/>
           <w:szCs w:val="32"/>
         </w:rPr>
-        <w:t xml:space="preserve">7. QA checklist</w:t>
+        <w:t xml:space="preserve">7. Data field specification cho QA</w:t>
       </w:r>
       <w:bookmarkEnd w:id="14"/>
+    </w:p>
+    <w:p>Tổ chức theo màn hình. “Required” = bắt buộc nhập/chọn trước khi Save draft / Activate. “UI-only” = giá trị chỉ hiển thị, không lưu vào record.</w:p>
+    <w:p>
+      <w:pPr>
+        <w:pStyle w:val="Heading2"/>
+        <w:spacing w:after="120" w:before="240" w:line="312"/>
+      </w:pPr>
+      <w:bookmarkStart w:name="_Toc15" w:id="15"/>
+      <w:r>
+        <w:rPr>
+          <w:rFonts w:ascii="Calibri"/>
+          <w:b/>
+          <w:bCs/>
+          <w:color w:val="15857A"/>
+          <w:sz w:val="28"/>
+          <w:szCs w:val="28"/>
+        </w:rPr>
+        <w:t xml:space="preserve">7.1 Rules — danh sách version</w:t>
+      </w:r>
+      <w:bookmarkEnd w:id="15"/>
     </w:p>
     <w:p>
       <w:pPr>
@@ -4139,7 +4439,7975 @@
           <w:sz w:val="21"/>
           <w:szCs w:val="21"/>
         </w:rPr>
-        <w:t xml:space="preserve">Bảng 5 — QA checklist (26 case)</w:t>
+        <w:t xml:space="preserve">Bảng 5 — Field của danh sách version</w:t>
+      </w:r>
+    </w:p>
+    <w:tbl>
+      <w:tblPr>
+        <w:tblW w:type="pct" w:w="5000"/>
+        <w:tblBorders>
+          <w:top w:val="single" w:color="15857A" w:sz="2"/>
+          <w:left w:val="none" w:color="FFFFFF" w:sz="0"/>
+          <w:bottom w:val="single" w:color="15857A" w:sz="2"/>
+          <w:right w:val="none" w:color="FFFFFF" w:sz="0"/>
+          <w:insideH w:val="single" w:color="D5D0C8" w:sz="1"/>
+          <w:insideV w:val="none" w:color="FFFFFF" w:sz="0"/>
+        </w:tblBorders>
+      </w:tblPr>
+      <w:tblGrid>
+        <w:gridCol w:w="1758"/>
+        <w:gridCol w:w="791"/>
+        <w:gridCol w:w="4482"/>
+        <w:gridCol w:w="1758"/>
+      </w:tblGrid>
+      <w:tr>
+        <w:trPr>
+          <w:cantSplit/>
+          <w:tblHeader/>
+        </w:trPr>
+        <w:tc>
+          <w:tcPr>
+            <w:tcW w:type="pct" w:w="1000"/>
+            <w:shd w:fill="15857A" w:val="clear"/>
+            <w:tcMar>
+              <w:top w:type="dxa" w:w="60"/>
+              <w:left w:type="dxa" w:w="120"/>
+              <w:bottom w:type="dxa" w:w="60"/>
+              <w:right w:type="dxa" w:w="120"/>
+            </w:tcMar>
+          </w:tcPr>
+          <w:p>
+            <w:pPr>
+              <w:spacing w:line="276"/>
+              <w:jc w:val="left"/>
+            </w:pPr>
+            <w:r>
+              <w:rPr>
+                <w:rFonts w:ascii="Calibri"/>
+                <w:b/>
+                <w:bCs/>
+                <w:color w:val="FFFFFF"/>
+                <w:sz w:val="20"/>
+                <w:szCs w:val="20"/>
+              </w:rPr>
+              <w:t xml:space="preserve">Field / item</w:t>
+            </w:r>
+          </w:p>
+        </w:tc>
+        <w:tc>
+          <w:tcPr>
+            <w:tcW w:type="pct" w:w="450"/>
+            <w:shd w:fill="15857A" w:val="clear"/>
+            <w:tcMar>
+              <w:top w:type="dxa" w:w="60"/>
+              <w:left w:type="dxa" w:w="120"/>
+              <w:bottom w:type="dxa" w:w="60"/>
+              <w:right w:type="dxa" w:w="120"/>
+            </w:tcMar>
+          </w:tcPr>
+          <w:p>
+            <w:pPr>
+              <w:spacing w:line="276"/>
+              <w:jc w:val="left"/>
+            </w:pPr>
+            <w:r>
+              <w:rPr>
+                <w:rFonts w:ascii="Calibri"/>
+                <w:b/>
+                <w:bCs/>
+                <w:color w:val="FFFFFF"/>
+                <w:sz w:val="20"/>
+                <w:szCs w:val="20"/>
+              </w:rPr>
+              <w:t xml:space="preserve">Required</w:t>
+            </w:r>
+          </w:p>
+        </w:tc>
+        <w:tc>
+          <w:tcPr>
+            <w:tcW w:type="pct" w:w="2550"/>
+            <w:shd w:fill="15857A" w:val="clear"/>
+            <w:tcMar>
+              <w:top w:type="dxa" w:w="60"/>
+              <w:left w:type="dxa" w:w="120"/>
+              <w:bottom w:type="dxa" w:w="60"/>
+              <w:right w:type="dxa" w:w="120"/>
+            </w:tcMar>
+          </w:tcPr>
+          <w:p>
+            <w:pPr>
+              <w:spacing w:line="276"/>
+              <w:jc w:val="left"/>
+            </w:pPr>
+            <w:r>
+              <w:rPr>
+                <w:rFonts w:ascii="Calibri"/>
+                <w:b/>
+                <w:bCs/>
+                <w:color w:val="FFFFFF"/>
+                <w:sz w:val="20"/>
+                <w:szCs w:val="20"/>
+              </w:rPr>
+              <w:t xml:space="preserve">Rule QA verifies</w:t>
+            </w:r>
+          </w:p>
+        </w:tc>
+        <w:tc>
+          <w:tcPr>
+            <w:tcW w:type="pct" w:w="1000"/>
+            <w:shd w:fill="15857A" w:val="clear"/>
+            <w:tcMar>
+              <w:top w:type="dxa" w:w="60"/>
+              <w:left w:type="dxa" w:w="120"/>
+              <w:bottom w:type="dxa" w:w="60"/>
+              <w:right w:type="dxa" w:w="120"/>
+            </w:tcMar>
+          </w:tcPr>
+          <w:p>
+            <w:pPr>
+              <w:spacing w:line="276"/>
+              <w:jc w:val="left"/>
+            </w:pPr>
+            <w:r>
+              <w:rPr>
+                <w:rFonts w:ascii="Calibri"/>
+                <w:b/>
+                <w:bCs/>
+                <w:color w:val="FFFFFF"/>
+                <w:sz w:val="20"/>
+                <w:szCs w:val="20"/>
+              </w:rPr>
+              <w:t xml:space="preserve">Example</w:t>
+            </w:r>
+          </w:p>
+        </w:tc>
+      </w:tr>
+      <w:tr>
+        <w:trPr>
+          <w:cantSplit/>
+        </w:trPr>
+        <w:tc>
+          <w:tcPr>
+            <w:tcW w:type="pct" w:w="1000"/>
+            <w:tcMar>
+              <w:top w:type="dxa" w:w="60"/>
+              <w:left w:type="dxa" w:w="120"/>
+              <w:bottom w:type="dxa" w:w="60"/>
+              <w:right w:type="dxa" w:w="120"/>
+            </w:tcMar>
+          </w:tcPr>
+          <w:p>
+            <w:pPr>
+              <w:spacing w:line="276"/>
+              <w:jc w:val="left"/>
+            </w:pPr>
+            <w:r>
+              <w:rPr>
+                <w:rFonts w:ascii="Calibri"/>
+                <w:b w:val="false"/>
+                <w:bCs w:val="false"/>
+                <w:color w:val="000000"/>
+                <w:sz w:val="20"/>
+                <w:szCs w:val="20"/>
+              </w:rPr>
+              <w:t xml:space="preserve">Card title</w:t>
+            </w:r>
+          </w:p>
+        </w:tc>
+        <w:tc>
+          <w:tcPr>
+            <w:tcW w:type="pct" w:w="450"/>
+            <w:tcMar>
+              <w:top w:type="dxa" w:w="60"/>
+              <w:left w:type="dxa" w:w="120"/>
+              <w:bottom w:type="dxa" w:w="60"/>
+              <w:right w:type="dxa" w:w="120"/>
+            </w:tcMar>
+          </w:tcPr>
+          <w:p>
+            <w:pPr>
+              <w:spacing w:line="276"/>
+              <w:jc w:val="left"/>
+            </w:pPr>
+            <w:r>
+              <w:rPr>
+                <w:rFonts w:ascii="Calibri"/>
+                <w:b w:val="false"/>
+                <w:bCs w:val="false"/>
+                <w:color w:val="000000"/>
+                <w:sz w:val="20"/>
+                <w:szCs w:val="20"/>
+              </w:rPr>
+              <w:t xml:space="preserve">—</w:t>
+            </w:r>
+          </w:p>
+        </w:tc>
+        <w:tc>
+          <w:tcPr>
+            <w:tcW w:type="pct" w:w="2550"/>
+            <w:tcMar>
+              <w:top w:type="dxa" w:w="60"/>
+              <w:left w:type="dxa" w:w="120"/>
+              <w:bottom w:type="dxa" w:w="60"/>
+              <w:right w:type="dxa" w:w="120"/>
+            </w:tcMar>
+          </w:tcPr>
+          <w:p>
+            <w:pPr>
+              <w:spacing w:line="276"/>
+              <w:jc w:val="left"/>
+            </w:pPr>
+            <w:r>
+              <w:rPr>
+                <w:rFonts w:ascii="Calibri"/>
+                <w:b w:val="false"/>
+                <w:bCs w:val="false"/>
+                <w:color w:val="000000"/>
+                <w:sz w:val="20"/>
+                <w:szCs w:val="20"/>
+              </w:rPr>
+              <w:t xml:space="preserve">SBFAS rules — &lt;tên trường&gt; theo mã trường đăng nhập</w:t>
+            </w:r>
+          </w:p>
+        </w:tc>
+        <w:tc>
+          <w:tcPr>
+            <w:tcW w:type="pct" w:w="1000"/>
+            <w:tcMar>
+              <w:top w:type="dxa" w:w="60"/>
+              <w:left w:type="dxa" w:w="120"/>
+              <w:bottom w:type="dxa" w:w="60"/>
+              <w:right w:type="dxa" w:w="120"/>
+            </w:tcMar>
+          </w:tcPr>
+          <w:p>
+            <w:pPr>
+              <w:spacing w:line="276"/>
+              <w:jc w:val="left"/>
+            </w:pPr>
+            <w:r>
+              <w:rPr>
+                <w:rFonts w:ascii="Calibri"/>
+                <w:b w:val="false"/>
+                <w:bCs w:val="false"/>
+                <w:color w:val="000000"/>
+                <w:sz w:val="20"/>
+                <w:szCs w:val="20"/>
+              </w:rPr>
+              <w:t xml:space="preserve">SBFAS rules — Greenfield Secondary School</w:t>
+            </w:r>
+          </w:p>
+        </w:tc>
+      </w:tr>
+      <w:tr>
+        <w:trPr>
+          <w:cantSplit/>
+        </w:trPr>
+        <w:tc>
+          <w:tcPr>
+            <w:tcW w:type="pct" w:w="1000"/>
+            <w:tcMar>
+              <w:top w:type="dxa" w:w="60"/>
+              <w:left w:type="dxa" w:w="120"/>
+              <w:bottom w:type="dxa" w:w="60"/>
+              <w:right w:type="dxa" w:w="120"/>
+            </w:tcMar>
+          </w:tcPr>
+          <w:p>
+            <w:pPr>
+              <w:spacing w:line="276"/>
+              <w:jc w:val="left"/>
+            </w:pPr>
+            <w:r>
+              <w:rPr>
+                <w:rFonts w:ascii="Calibri"/>
+                <w:b w:val="false"/>
+                <w:bCs w:val="false"/>
+                <w:color w:val="000000"/>
+                <w:sz w:val="20"/>
+                <w:szCs w:val="20"/>
+              </w:rPr>
+              <w:t xml:space="preserve">Create rule</w:t>
+            </w:r>
+          </w:p>
+        </w:tc>
+        <w:tc>
+          <w:tcPr>
+            <w:tcW w:type="pct" w:w="450"/>
+            <w:tcMar>
+              <w:top w:type="dxa" w:w="60"/>
+              <w:left w:type="dxa" w:w="120"/>
+              <w:bottom w:type="dxa" w:w="60"/>
+              <w:right w:type="dxa" w:w="120"/>
+            </w:tcMar>
+          </w:tcPr>
+          <w:p>
+            <w:pPr>
+              <w:spacing w:line="276"/>
+              <w:jc w:val="left"/>
+            </w:pPr>
+            <w:r>
+              <w:rPr>
+                <w:rFonts w:ascii="Calibri"/>
+                <w:b w:val="false"/>
+                <w:bCs w:val="false"/>
+                <w:color w:val="000000"/>
+                <w:sz w:val="20"/>
+                <w:szCs w:val="20"/>
+              </w:rPr>
+              <w:t xml:space="preserve">—</w:t>
+            </w:r>
+          </w:p>
+        </w:tc>
+        <w:tc>
+          <w:tcPr>
+            <w:tcW w:type="pct" w:w="2550"/>
+            <w:tcMar>
+              <w:top w:type="dxa" w:w="60"/>
+              <w:left w:type="dxa" w:w="120"/>
+              <w:bottom w:type="dxa" w:w="60"/>
+              <w:right w:type="dxa" w:w="120"/>
+            </w:tcMar>
+          </w:tcPr>
+          <w:p>
+            <w:pPr>
+              <w:spacing w:line="276"/>
+              <w:jc w:val="left"/>
+            </w:pPr>
+            <w:r>
+              <w:rPr>
+                <w:rFonts w:ascii="Calibri"/>
+                <w:b w:val="false"/>
+                <w:bCs w:val="false"/>
+                <w:color w:val="000000"/>
+                <w:sz w:val="20"/>
+                <w:szCs w:val="20"/>
+              </w:rPr>
+              <w:t xml:space="preserve">Mở editor “Create rule”, nội dung copy từ rule đang hiệu lực, Rule name rỗng</w:t>
+            </w:r>
+          </w:p>
+        </w:tc>
+        <w:tc>
+          <w:tcPr>
+            <w:tcW w:type="pct" w:w="1000"/>
+            <w:tcMar>
+              <w:top w:type="dxa" w:w="60"/>
+              <w:left w:type="dxa" w:w="120"/>
+              <w:bottom w:type="dxa" w:w="60"/>
+              <w:right w:type="dxa" w:w="120"/>
+            </w:tcMar>
+          </w:tcPr>
+          <w:p>
+            <w:pPr>
+              <w:spacing w:line="276"/>
+              <w:jc w:val="left"/>
+            </w:pPr>
+            <w:r>
+              <w:rPr>
+                <w:rFonts w:ascii="Calibri"/>
+                <w:b w:val="false"/>
+                <w:bCs w:val="false"/>
+                <w:color w:val="000000"/>
+                <w:sz w:val="20"/>
+                <w:szCs w:val="20"/>
+              </w:rPr>
+              <w:t xml:space="preserve">—</w:t>
+            </w:r>
+          </w:p>
+        </w:tc>
+      </w:tr>
+      <w:tr>
+        <w:trPr>
+          <w:cantSplit/>
+        </w:trPr>
+        <w:tc>
+          <w:tcPr>
+            <w:tcW w:type="pct" w:w="1000"/>
+            <w:tcMar>
+              <w:top w:type="dxa" w:w="60"/>
+              <w:left w:type="dxa" w:w="120"/>
+              <w:bottom w:type="dxa" w:w="60"/>
+              <w:right w:type="dxa" w:w="120"/>
+            </w:tcMar>
+          </w:tcPr>
+          <w:p>
+            <w:pPr>
+              <w:spacing w:line="276"/>
+              <w:jc w:val="left"/>
+            </w:pPr>
+            <w:r>
+              <w:rPr>
+                <w:rFonts w:ascii="Calibri"/>
+                <w:b w:val="false"/>
+                <w:bCs w:val="false"/>
+                <w:color w:val="000000"/>
+                <w:sz w:val="20"/>
+                <w:szCs w:val="20"/>
+              </w:rPr>
+              <w:t xml:space="preserve">Rule ID / name</w:t>
+            </w:r>
+          </w:p>
+        </w:tc>
+        <w:tc>
+          <w:tcPr>
+            <w:tcW w:type="pct" w:w="450"/>
+            <w:tcMar>
+              <w:top w:type="dxa" w:w="60"/>
+              <w:left w:type="dxa" w:w="120"/>
+              <w:bottom w:type="dxa" w:w="60"/>
+              <w:right w:type="dxa" w:w="120"/>
+            </w:tcMar>
+          </w:tcPr>
+          <w:p>
+            <w:pPr>
+              <w:spacing w:line="276"/>
+              <w:jc w:val="left"/>
+            </w:pPr>
+            <w:r>
+              <w:rPr>
+                <w:rFonts w:ascii="Calibri"/>
+                <w:b w:val="false"/>
+                <w:bCs w:val="false"/>
+                <w:color w:val="000000"/>
+                <w:sz w:val="20"/>
+                <w:szCs w:val="20"/>
+              </w:rPr>
+              <w:t xml:space="preserve">—</w:t>
+            </w:r>
+          </w:p>
+        </w:tc>
+        <w:tc>
+          <w:tcPr>
+            <w:tcW w:type="pct" w:w="2550"/>
+            <w:tcMar>
+              <w:top w:type="dxa" w:w="60"/>
+              <w:left w:type="dxa" w:w="120"/>
+              <w:bottom w:type="dxa" w:w="60"/>
+              <w:right w:type="dxa" w:w="120"/>
+            </w:tcMar>
+          </w:tcPr>
+          <w:p>
+            <w:pPr>
+              <w:spacing w:line="276"/>
+              <w:jc w:val="left"/>
+            </w:pPr>
+            <w:r>
+              <w:rPr>
+                <w:rFonts w:ascii="Calibri"/>
+                <w:b w:val="false"/>
+                <w:bCs w:val="false"/>
+                <w:color w:val="000000"/>
+                <w:sz w:val="20"/>
+                <w:szCs w:val="20"/>
+              </w:rPr>
+              <w:t xml:space="preserve">ID SBFASR+YYMM+0001 (tự tăng trong tháng); tên đậm, ID nằm dưới</w:t>
+            </w:r>
+          </w:p>
+        </w:tc>
+        <w:tc>
+          <w:tcPr>
+            <w:tcW w:type="pct" w:w="1000"/>
+            <w:tcMar>
+              <w:top w:type="dxa" w:w="60"/>
+              <w:left w:type="dxa" w:w="120"/>
+              <w:bottom w:type="dxa" w:w="60"/>
+              <w:right w:type="dxa" w:w="120"/>
+            </w:tcMar>
+          </w:tcPr>
+          <w:p>
+            <w:pPr>
+              <w:spacing w:line="276"/>
+              <w:jc w:val="left"/>
+            </w:pPr>
+            <w:r>
+              <w:rPr>
+                <w:rFonts w:ascii="Calibri"/>
+                <w:b w:val="false"/>
+                <w:bCs w:val="false"/>
+                <w:color w:val="000000"/>
+                <w:sz w:val="20"/>
+                <w:szCs w:val="20"/>
+              </w:rPr>
+              <w:t xml:space="preserve">SBFASR26100001 · SBFAS 2026 — Standard package</w:t>
+            </w:r>
+          </w:p>
+        </w:tc>
+      </w:tr>
+      <w:tr>
+        <w:trPr>
+          <w:cantSplit/>
+        </w:trPr>
+        <w:tc>
+          <w:tcPr>
+            <w:tcW w:type="pct" w:w="1000"/>
+            <w:tcMar>
+              <w:top w:type="dxa" w:w="60"/>
+              <w:left w:type="dxa" w:w="120"/>
+              <w:bottom w:type="dxa" w:w="60"/>
+              <w:right w:type="dxa" w:w="120"/>
+            </w:tcMar>
+          </w:tcPr>
+          <w:p>
+            <w:pPr>
+              <w:spacing w:line="276"/>
+              <w:jc w:val="left"/>
+            </w:pPr>
+            <w:r>
+              <w:rPr>
+                <w:rFonts w:ascii="Calibri"/>
+                <w:b w:val="false"/>
+                <w:bCs w:val="false"/>
+                <w:color w:val="000000"/>
+                <w:sz w:val="20"/>
+                <w:szCs w:val="20"/>
+              </w:rPr>
+              <w:t xml:space="preserve">Ranks</w:t>
+            </w:r>
+          </w:p>
+        </w:tc>
+        <w:tc>
+          <w:tcPr>
+            <w:tcW w:type="pct" w:w="450"/>
+            <w:tcMar>
+              <w:top w:type="dxa" w:w="60"/>
+              <w:left w:type="dxa" w:w="120"/>
+              <w:bottom w:type="dxa" w:w="60"/>
+              <w:right w:type="dxa" w:w="120"/>
+            </w:tcMar>
+          </w:tcPr>
+          <w:p>
+            <w:pPr>
+              <w:spacing w:line="276"/>
+              <w:jc w:val="left"/>
+            </w:pPr>
+            <w:r>
+              <w:rPr>
+                <w:rFonts w:ascii="Calibri"/>
+                <w:b w:val="false"/>
+                <w:bCs w:val="false"/>
+                <w:color w:val="000000"/>
+                <w:sz w:val="20"/>
+                <w:szCs w:val="20"/>
+              </w:rPr>
+              <w:t xml:space="preserve">—</w:t>
+            </w:r>
+          </w:p>
+        </w:tc>
+        <w:tc>
+          <w:tcPr>
+            <w:tcW w:type="pct" w:w="2550"/>
+            <w:tcMar>
+              <w:top w:type="dxa" w:w="60"/>
+              <w:left w:type="dxa" w:w="120"/>
+              <w:bottom w:type="dxa" w:w="60"/>
+              <w:right w:type="dxa" w:w="120"/>
+            </w:tcMar>
+          </w:tcPr>
+          <w:p>
+            <w:pPr>
+              <w:spacing w:line="276"/>
+              <w:jc w:val="left"/>
+            </w:pPr>
+            <w:r>
+              <w:rPr>
+                <w:rFonts w:ascii="Calibri"/>
+                <w:b w:val="false"/>
+                <w:bCs w:val="false"/>
+                <w:color w:val="000000"/>
+                <w:sz w:val="20"/>
+                <w:szCs w:val="20"/>
+              </w:rPr>
+              <w:t xml:space="preserve">Số rank của version = số dòng bảng bước 3 khi mở editor</w:t>
+            </w:r>
+          </w:p>
+        </w:tc>
+        <w:tc>
+          <w:tcPr>
+            <w:tcW w:type="pct" w:w="1000"/>
+            <w:tcMar>
+              <w:top w:type="dxa" w:w="60"/>
+              <w:left w:type="dxa" w:w="120"/>
+              <w:bottom w:type="dxa" w:w="60"/>
+              <w:right w:type="dxa" w:w="120"/>
+            </w:tcMar>
+          </w:tcPr>
+          <w:p>
+            <w:pPr>
+              <w:spacing w:line="276"/>
+              <w:jc w:val="left"/>
+            </w:pPr>
+            <w:r>
+              <w:rPr>
+                <w:rFonts w:ascii="Calibri"/>
+                <w:b w:val="false"/>
+                <w:bCs w:val="false"/>
+                <w:color w:val="000000"/>
+                <w:sz w:val="20"/>
+                <w:szCs w:val="20"/>
+              </w:rPr>
+              <w:t xml:space="preserve">4 ranks</w:t>
+            </w:r>
+          </w:p>
+        </w:tc>
+      </w:tr>
+      <w:tr>
+        <w:trPr>
+          <w:cantSplit/>
+        </w:trPr>
+        <w:tc>
+          <w:tcPr>
+            <w:tcW w:type="pct" w:w="1000"/>
+            <w:tcMar>
+              <w:top w:type="dxa" w:w="60"/>
+              <w:left w:type="dxa" w:w="120"/>
+              <w:bottom w:type="dxa" w:w="60"/>
+              <w:right w:type="dxa" w:w="120"/>
+            </w:tcMar>
+          </w:tcPr>
+          <w:p>
+            <w:pPr>
+              <w:spacing w:line="276"/>
+              <w:jc w:val="left"/>
+            </w:pPr>
+            <w:r>
+              <w:rPr>
+                <w:rFonts w:ascii="Calibri"/>
+                <w:b w:val="false"/>
+                <w:bCs w:val="false"/>
+                <w:color w:val="000000"/>
+                <w:sz w:val="20"/>
+                <w:szCs w:val="20"/>
+              </w:rPr>
+              <w:t xml:space="preserve">Subsidy</w:t>
+            </w:r>
+          </w:p>
+        </w:tc>
+        <w:tc>
+          <w:tcPr>
+            <w:tcW w:type="pct" w:w="450"/>
+            <w:tcMar>
+              <w:top w:type="dxa" w:w="60"/>
+              <w:left w:type="dxa" w:w="120"/>
+              <w:bottom w:type="dxa" w:w="60"/>
+              <w:right w:type="dxa" w:w="120"/>
+            </w:tcMar>
+          </w:tcPr>
+          <w:p>
+            <w:pPr>
+              <w:spacing w:line="276"/>
+              <w:jc w:val="left"/>
+            </w:pPr>
+            <w:r>
+              <w:rPr>
+                <w:rFonts w:ascii="Calibri"/>
+                <w:b w:val="false"/>
+                <w:bCs w:val="false"/>
+                <w:color w:val="000000"/>
+                <w:sz w:val="20"/>
+                <w:szCs w:val="20"/>
+              </w:rPr>
+              <w:t xml:space="preserve">—</w:t>
+            </w:r>
+          </w:p>
+        </w:tc>
+        <w:tc>
+          <w:tcPr>
+            <w:tcW w:type="pct" w:w="2550"/>
+            <w:tcMar>
+              <w:top w:type="dxa" w:w="60"/>
+              <w:left w:type="dxa" w:w="120"/>
+              <w:bottom w:type="dxa" w:w="60"/>
+              <w:right w:type="dxa" w:w="120"/>
+            </w:tcMar>
+          </w:tcPr>
+          <w:p>
+            <w:pPr>
+              <w:spacing w:line="276"/>
+              <w:jc w:val="left"/>
+            </w:pPr>
+            <w:r>
+              <w:rPr>
+                <w:rFonts w:ascii="Calibri"/>
+                <w:b w:val="false"/>
+                <w:bCs w:val="false"/>
+                <w:color w:val="000000"/>
+                <w:sz w:val="20"/>
+                <w:szCs w:val="20"/>
+              </w:rPr>
+              <w:t xml:space="preserve">Summary từng rank phân cách “, ”; percent → X%, fixed → S$X; component riêng cùng đơn vị gộp thành khoảng lo–hi</w:t>
+            </w:r>
+          </w:p>
+        </w:tc>
+        <w:tc>
+          <w:tcPr>
+            <w:tcW w:type="pct" w:w="1000"/>
+            <w:tcMar>
+              <w:top w:type="dxa" w:w="60"/>
+              <w:left w:type="dxa" w:w="120"/>
+              <w:bottom w:type="dxa" w:w="60"/>
+              <w:right w:type="dxa" w:w="120"/>
+            </w:tcMar>
+          </w:tcPr>
+          <w:p>
+            <w:pPr>
+              <w:spacing w:line="276"/>
+              <w:jc w:val="left"/>
+            </w:pPr>
+            <w:r>
+              <w:rPr>
+                <w:rFonts w:ascii="Calibri"/>
+                <w:b w:val="false"/>
+                <w:bCs w:val="false"/>
+                <w:color w:val="000000"/>
+                <w:sz w:val="20"/>
+                <w:szCs w:val="20"/>
+              </w:rPr>
+              <w:t xml:space="preserve">100%, 75%, 50%, 25%</w:t>
+            </w:r>
+          </w:p>
+        </w:tc>
+      </w:tr>
+      <w:tr>
+        <w:trPr>
+          <w:cantSplit/>
+        </w:trPr>
+        <w:tc>
+          <w:tcPr>
+            <w:tcW w:type="pct" w:w="1000"/>
+            <w:tcMar>
+              <w:top w:type="dxa" w:w="60"/>
+              <w:left w:type="dxa" w:w="120"/>
+              <w:bottom w:type="dxa" w:w="60"/>
+              <w:right w:type="dxa" w:w="120"/>
+            </w:tcMar>
+          </w:tcPr>
+          <w:p>
+            <w:pPr>
+              <w:spacing w:line="276"/>
+              <w:jc w:val="left"/>
+            </w:pPr>
+            <w:r>
+              <w:rPr>
+                <w:rFonts w:ascii="Calibri"/>
+                <w:b w:val="false"/>
+                <w:bCs w:val="false"/>
+                <w:color w:val="000000"/>
+                <w:sz w:val="20"/>
+                <w:szCs w:val="20"/>
+              </w:rPr>
+              <w:t xml:space="preserve">Updated</w:t>
+            </w:r>
+          </w:p>
+        </w:tc>
+        <w:tc>
+          <w:tcPr>
+            <w:tcW w:type="pct" w:w="450"/>
+            <w:tcMar>
+              <w:top w:type="dxa" w:w="60"/>
+              <w:left w:type="dxa" w:w="120"/>
+              <w:bottom w:type="dxa" w:w="60"/>
+              <w:right w:type="dxa" w:w="120"/>
+            </w:tcMar>
+          </w:tcPr>
+          <w:p>
+            <w:pPr>
+              <w:spacing w:line="276"/>
+              <w:jc w:val="left"/>
+            </w:pPr>
+            <w:r>
+              <w:rPr>
+                <w:rFonts w:ascii="Calibri"/>
+                <w:b w:val="false"/>
+                <w:bCs w:val="false"/>
+                <w:color w:val="000000"/>
+                <w:sz w:val="20"/>
+                <w:szCs w:val="20"/>
+              </w:rPr>
+              <w:t xml:space="preserve">—</w:t>
+            </w:r>
+          </w:p>
+        </w:tc>
+        <w:tc>
+          <w:tcPr>
+            <w:tcW w:type="pct" w:w="2550"/>
+            <w:tcMar>
+              <w:top w:type="dxa" w:w="60"/>
+              <w:left w:type="dxa" w:w="120"/>
+              <w:bottom w:type="dxa" w:w="60"/>
+              <w:right w:type="dxa" w:w="120"/>
+            </w:tcMar>
+          </w:tcPr>
+          <w:p>
+            <w:pPr>
+              <w:spacing w:line="276"/>
+              <w:jc w:val="left"/>
+            </w:pPr>
+            <w:r>
+              <w:rPr>
+                <w:rFonts w:ascii="Calibri"/>
+                <w:b w:val="false"/>
+                <w:bCs w:val="false"/>
+                <w:color w:val="000000"/>
+                <w:sz w:val="20"/>
+                <w:szCs w:val="20"/>
+              </w:rPr>
+              <w:t xml:space="preserve">Định dạng d MMM yyyy; sortable</w:t>
+            </w:r>
+          </w:p>
+        </w:tc>
+        <w:tc>
+          <w:tcPr>
+            <w:tcW w:type="pct" w:w="1000"/>
+            <w:tcMar>
+              <w:top w:type="dxa" w:w="60"/>
+              <w:left w:type="dxa" w:w="120"/>
+              <w:bottom w:type="dxa" w:w="60"/>
+              <w:right w:type="dxa" w:w="120"/>
+            </w:tcMar>
+          </w:tcPr>
+          <w:p>
+            <w:pPr>
+              <w:spacing w:line="276"/>
+              <w:jc w:val="left"/>
+            </w:pPr>
+            <w:r>
+              <w:rPr>
+                <w:rFonts w:ascii="Calibri"/>
+                <w:b w:val="false"/>
+                <w:bCs w:val="false"/>
+                <w:color w:val="000000"/>
+                <w:sz w:val="20"/>
+                <w:szCs w:val="20"/>
+              </w:rPr>
+              <w:t xml:space="preserve">1 Sept 2026</w:t>
+            </w:r>
+          </w:p>
+        </w:tc>
+      </w:tr>
+      <w:tr>
+        <w:trPr>
+          <w:cantSplit/>
+        </w:trPr>
+        <w:tc>
+          <w:tcPr>
+            <w:tcW w:type="pct" w:w="1000"/>
+            <w:tcMar>
+              <w:top w:type="dxa" w:w="60"/>
+              <w:left w:type="dxa" w:w="120"/>
+              <w:bottom w:type="dxa" w:w="60"/>
+              <w:right w:type="dxa" w:w="120"/>
+            </w:tcMar>
+          </w:tcPr>
+          <w:p>
+            <w:pPr>
+              <w:spacing w:line="276"/>
+              <w:jc w:val="left"/>
+            </w:pPr>
+            <w:r>
+              <w:rPr>
+                <w:rFonts w:ascii="Calibri"/>
+                <w:b w:val="false"/>
+                <w:bCs w:val="false"/>
+                <w:color w:val="000000"/>
+                <w:sz w:val="20"/>
+                <w:szCs w:val="20"/>
+              </w:rPr>
+              <w:t xml:space="preserve">Status badge</w:t>
+            </w:r>
+          </w:p>
+        </w:tc>
+        <w:tc>
+          <w:tcPr>
+            <w:tcW w:type="pct" w:w="450"/>
+            <w:tcMar>
+              <w:top w:type="dxa" w:w="60"/>
+              <w:left w:type="dxa" w:w="120"/>
+              <w:bottom w:type="dxa" w:w="60"/>
+              <w:right w:type="dxa" w:w="120"/>
+            </w:tcMar>
+          </w:tcPr>
+          <w:p>
+            <w:pPr>
+              <w:spacing w:line="276"/>
+              <w:jc w:val="left"/>
+            </w:pPr>
+            <w:r>
+              <w:rPr>
+                <w:rFonts w:ascii="Calibri"/>
+                <w:b w:val="false"/>
+                <w:bCs w:val="false"/>
+                <w:color w:val="000000"/>
+                <w:sz w:val="20"/>
+                <w:szCs w:val="20"/>
+              </w:rPr>
+              <w:t xml:space="preserve">—</w:t>
+            </w:r>
+          </w:p>
+        </w:tc>
+        <w:tc>
+          <w:tcPr>
+            <w:tcW w:type="pct" w:w="2550"/>
+            <w:tcMar>
+              <w:top w:type="dxa" w:w="60"/>
+              <w:left w:type="dxa" w:w="120"/>
+              <w:bottom w:type="dxa" w:w="60"/>
+              <w:right w:type="dxa" w:w="120"/>
+            </w:tcMar>
+          </w:tcPr>
+          <w:p>
+            <w:pPr>
+              <w:spacing w:line="276"/>
+              <w:jc w:val="left"/>
+            </w:pPr>
+            <w:r>
+              <w:rPr>
+                <w:rFonts w:ascii="Calibri"/>
+                <w:b w:val="false"/>
+                <w:bCs w:val="false"/>
+                <w:color w:val="000000"/>
+                <w:sz w:val="20"/>
+                <w:szCs w:val="20"/>
+              </w:rPr>
+              <w:t xml:space="preserve">Active = xanh · Draft = vàng · Inactive = xám; đúng 1 Active mỗi trường</w:t>
+            </w:r>
+          </w:p>
+        </w:tc>
+        <w:tc>
+          <w:tcPr>
+            <w:tcW w:type="pct" w:w="1000"/>
+            <w:tcMar>
+              <w:top w:type="dxa" w:w="60"/>
+              <w:left w:type="dxa" w:w="120"/>
+              <w:bottom w:type="dxa" w:w="60"/>
+              <w:right w:type="dxa" w:w="120"/>
+            </w:tcMar>
+          </w:tcPr>
+          <w:p>
+            <w:pPr>
+              <w:spacing w:line="276"/>
+              <w:jc w:val="left"/>
+            </w:pPr>
+            <w:r>
+              <w:rPr>
+                <w:rFonts w:ascii="Calibri"/>
+                <w:b w:val="false"/>
+                <w:bCs w:val="false"/>
+                <w:color w:val="000000"/>
+                <w:sz w:val="20"/>
+                <w:szCs w:val="20"/>
+              </w:rPr>
+              <w:t xml:space="preserve">Active</w:t>
+            </w:r>
+          </w:p>
+        </w:tc>
+      </w:tr>
+      <w:tr>
+        <w:trPr>
+          <w:cantSplit/>
+        </w:trPr>
+        <w:tc>
+          <w:tcPr>
+            <w:tcW w:type="pct" w:w="1000"/>
+            <w:tcMar>
+              <w:top w:type="dxa" w:w="60"/>
+              <w:left w:type="dxa" w:w="120"/>
+              <w:bottom w:type="dxa" w:w="60"/>
+              <w:right w:type="dxa" w:w="120"/>
+            </w:tcMar>
+          </w:tcPr>
+          <w:p>
+            <w:pPr>
+              <w:spacing w:line="276"/>
+              <w:jc w:val="left"/>
+            </w:pPr>
+            <w:r>
+              <w:rPr>
+                <w:rFonts w:ascii="Calibri"/>
+                <w:b w:val="false"/>
+                <w:bCs w:val="false"/>
+                <w:color w:val="000000"/>
+                <w:sz w:val="20"/>
+                <w:szCs w:val="20"/>
+              </w:rPr>
+              <w:t xml:space="preserve">Row actions</w:t>
+            </w:r>
+          </w:p>
+        </w:tc>
+        <w:tc>
+          <w:tcPr>
+            <w:tcW w:type="pct" w:w="450"/>
+            <w:tcMar>
+              <w:top w:type="dxa" w:w="60"/>
+              <w:left w:type="dxa" w:w="120"/>
+              <w:bottom w:type="dxa" w:w="60"/>
+              <w:right w:type="dxa" w:w="120"/>
+            </w:tcMar>
+          </w:tcPr>
+          <w:p>
+            <w:pPr>
+              <w:spacing w:line="276"/>
+              <w:jc w:val="left"/>
+            </w:pPr>
+            <w:r>
+              <w:rPr>
+                <w:rFonts w:ascii="Calibri"/>
+                <w:b w:val="false"/>
+                <w:bCs w:val="false"/>
+                <w:color w:val="000000"/>
+                <w:sz w:val="20"/>
+                <w:szCs w:val="20"/>
+              </w:rPr>
+              <w:t xml:space="preserve">—</w:t>
+            </w:r>
+          </w:p>
+        </w:tc>
+        <w:tc>
+          <w:tcPr>
+            <w:tcW w:type="pct" w:w="2550"/>
+            <w:tcMar>
+              <w:top w:type="dxa" w:w="60"/>
+              <w:left w:type="dxa" w:w="120"/>
+              <w:bottom w:type="dxa" w:w="60"/>
+              <w:right w:type="dxa" w:w="120"/>
+            </w:tcMar>
+          </w:tcPr>
+          <w:p>
+            <w:pPr>
+              <w:spacing w:line="276"/>
+              <w:jc w:val="left"/>
+            </w:pPr>
+            <w:r>
+              <w:rPr>
+                <w:rFonts w:ascii="Calibri"/>
+                <w:b w:val="false"/>
+                <w:bCs w:val="false"/>
+                <w:color w:val="000000"/>
+                <w:sz w:val="20"/>
+                <w:szCs w:val="20"/>
+              </w:rPr>
+              <w:t xml:space="preserve">View: mọi bản. Edit + Activate: chỉ bản khác Active; Activate mở modal xác nhận</w:t>
+            </w:r>
+          </w:p>
+        </w:tc>
+        <w:tc>
+          <w:tcPr>
+            <w:tcW w:type="pct" w:w="1000"/>
+            <w:tcMar>
+              <w:top w:type="dxa" w:w="60"/>
+              <w:left w:type="dxa" w:w="120"/>
+              <w:bottom w:type="dxa" w:w="60"/>
+              <w:right w:type="dxa" w:w="120"/>
+            </w:tcMar>
+          </w:tcPr>
+          <w:p>
+            <w:pPr>
+              <w:spacing w:line="276"/>
+              <w:jc w:val="left"/>
+            </w:pPr>
+            <w:r>
+              <w:rPr>
+                <w:rFonts w:ascii="Calibri"/>
+                <w:b w:val="false"/>
+                <w:bCs w:val="false"/>
+                <w:color w:val="000000"/>
+                <w:sz w:val="20"/>
+                <w:szCs w:val="20"/>
+              </w:rPr>
+              <w:t xml:space="preserve">—</w:t>
+            </w:r>
+          </w:p>
+        </w:tc>
+      </w:tr>
+      <w:tr>
+        <w:trPr>
+          <w:cantSplit/>
+        </w:trPr>
+        <w:tc>
+          <w:tcPr>
+            <w:tcW w:type="pct" w:w="1000"/>
+            <w:tcMar>
+              <w:top w:type="dxa" w:w="60"/>
+              <w:left w:type="dxa" w:w="120"/>
+              <w:bottom w:type="dxa" w:w="60"/>
+              <w:right w:type="dxa" w:w="120"/>
+            </w:tcMar>
+          </w:tcPr>
+          <w:p>
+            <w:pPr>
+              <w:spacing w:line="276"/>
+              <w:jc w:val="left"/>
+            </w:pPr>
+            <w:r>
+              <w:rPr>
+                <w:rFonts w:ascii="Calibri"/>
+                <w:b w:val="false"/>
+                <w:bCs w:val="false"/>
+                <w:color w:val="000000"/>
+                <w:sz w:val="20"/>
+                <w:szCs w:val="20"/>
+              </w:rPr>
+              <w:t xml:space="preserve">Empty school (S002)</w:t>
+            </w:r>
+          </w:p>
+        </w:tc>
+        <w:tc>
+          <w:tcPr>
+            <w:tcW w:type="pct" w:w="450"/>
+            <w:tcMar>
+              <w:top w:type="dxa" w:w="60"/>
+              <w:left w:type="dxa" w:w="120"/>
+              <w:bottom w:type="dxa" w:w="60"/>
+              <w:right w:type="dxa" w:w="120"/>
+            </w:tcMar>
+          </w:tcPr>
+          <w:p>
+            <w:pPr>
+              <w:spacing w:line="276"/>
+              <w:jc w:val="left"/>
+            </w:pPr>
+            <w:r>
+              <w:rPr>
+                <w:rFonts w:ascii="Calibri"/>
+                <w:b w:val="false"/>
+                <w:bCs w:val="false"/>
+                <w:color w:val="000000"/>
+                <w:sz w:val="20"/>
+                <w:szCs w:val="20"/>
+              </w:rPr>
+              <w:t xml:space="preserve">—</w:t>
+            </w:r>
+          </w:p>
+        </w:tc>
+        <w:tc>
+          <w:tcPr>
+            <w:tcW w:type="pct" w:w="2550"/>
+            <w:tcMar>
+              <w:top w:type="dxa" w:w="60"/>
+              <w:left w:type="dxa" w:w="120"/>
+              <w:bottom w:type="dxa" w:w="60"/>
+              <w:right w:type="dxa" w:w="120"/>
+            </w:tcMar>
+          </w:tcPr>
+          <w:p>
+            <w:pPr>
+              <w:spacing w:line="276"/>
+              <w:jc w:val="left"/>
+            </w:pPr>
+            <w:r>
+              <w:rPr>
+                <w:rFonts w:ascii="Calibri"/>
+                <w:b w:val="false"/>
+                <w:bCs w:val="false"/>
+                <w:color w:val="000000"/>
+                <w:sz w:val="20"/>
+                <w:szCs w:val="20"/>
+              </w:rPr>
+              <w:t xml:space="preserve">“No rules yet” + hint Create rule; rule hiệu lực = default package</w:t>
+            </w:r>
+          </w:p>
+        </w:tc>
+        <w:tc>
+          <w:tcPr>
+            <w:tcW w:type="pct" w:w="1000"/>
+            <w:tcMar>
+              <w:top w:type="dxa" w:w="60"/>
+              <w:left w:type="dxa" w:w="120"/>
+              <w:bottom w:type="dxa" w:w="60"/>
+              <w:right w:type="dxa" w:w="120"/>
+            </w:tcMar>
+          </w:tcPr>
+          <w:p>
+            <w:pPr>
+              <w:spacing w:line="276"/>
+              <w:jc w:val="left"/>
+            </w:pPr>
+            <w:r>
+              <w:rPr>
+                <w:rFonts w:ascii="Calibri"/>
+                <w:b w:val="false"/>
+                <w:bCs w:val="false"/>
+                <w:color w:val="000000"/>
+                <w:sz w:val="20"/>
+                <w:szCs w:val="20"/>
+              </w:rPr>
+              <w:t xml:space="preserve">—</w:t>
+            </w:r>
+          </w:p>
+        </w:tc>
+      </w:tr>
+    </w:tbl>
+    <w:p>
+      <w:pPr>
+        <w:pStyle w:val="Heading2"/>
+        <w:spacing w:after="120" w:before="240" w:line="312"/>
+      </w:pPr>
+      <w:bookmarkStart w:name="_Toc16" w:id="16"/>
+      <w:r>
+        <w:rPr>
+          <w:rFonts w:ascii="Calibri"/>
+          <w:b/>
+          <w:bCs/>
+          <w:color w:val="15857A"/>
+          <w:sz w:val="28"/>
+          <w:szCs w:val="28"/>
+        </w:rPr>
+        <w:t xml:space="preserve">7.2 Rules editor — phần chung</w:t>
+      </w:r>
+      <w:bookmarkEnd w:id="16"/>
+    </w:p>
+    <w:p>
+      <w:pPr>
+        <w:keepNext/>
+        <w:spacing w:after="80" w:before="160" w:line="312"/>
+      </w:pPr>
+      <w:r>
+        <w:rPr>
+          <w:rFonts w:ascii="Calibri"/>
+          <w:b/>
+          <w:bCs/>
+          <w:color w:val="15857A"/>
+          <w:sz w:val="21"/>
+          <w:szCs w:val="21"/>
+        </w:rPr>
+        <w:t xml:space="preserve">Bảng 6 — Field chung của editor</w:t>
+      </w:r>
+    </w:p>
+    <w:tbl>
+      <w:tblPr>
+        <w:tblW w:type="pct" w:w="5000"/>
+        <w:tblBorders>
+          <w:top w:val="single" w:color="15857A" w:sz="2"/>
+          <w:left w:val="none" w:color="FFFFFF" w:sz="0"/>
+          <w:bottom w:val="single" w:color="15857A" w:sz="2"/>
+          <w:right w:val="none" w:color="FFFFFF" w:sz="0"/>
+          <w:insideH w:val="single" w:color="D5D0C8" w:sz="1"/>
+          <w:insideV w:val="none" w:color="FFFFFF" w:sz="0"/>
+        </w:tblBorders>
+      </w:tblPr>
+      <w:tblGrid>
+        <w:gridCol w:w="1758"/>
+        <w:gridCol w:w="791"/>
+        <w:gridCol w:w="4482"/>
+        <w:gridCol w:w="1758"/>
+      </w:tblGrid>
+      <w:tr>
+        <w:trPr>
+          <w:cantSplit/>
+          <w:tblHeader/>
+        </w:trPr>
+        <w:tc>
+          <w:tcPr>
+            <w:tcW w:type="pct" w:w="1000"/>
+            <w:shd w:fill="15857A" w:val="clear"/>
+            <w:tcMar>
+              <w:top w:type="dxa" w:w="60"/>
+              <w:left w:type="dxa" w:w="120"/>
+              <w:bottom w:type="dxa" w:w="60"/>
+              <w:right w:type="dxa" w:w="120"/>
+            </w:tcMar>
+          </w:tcPr>
+          <w:p>
+            <w:pPr>
+              <w:spacing w:line="276"/>
+              <w:jc w:val="left"/>
+            </w:pPr>
+            <w:r>
+              <w:rPr>
+                <w:rFonts w:ascii="Calibri"/>
+                <w:b/>
+                <w:bCs/>
+                <w:color w:val="FFFFFF"/>
+                <w:sz w:val="20"/>
+                <w:szCs w:val="20"/>
+              </w:rPr>
+              <w:t xml:space="preserve">Field / item</w:t>
+            </w:r>
+          </w:p>
+        </w:tc>
+        <w:tc>
+          <w:tcPr>
+            <w:tcW w:type="pct" w:w="450"/>
+            <w:shd w:fill="15857A" w:val="clear"/>
+            <w:tcMar>
+              <w:top w:type="dxa" w:w="60"/>
+              <w:left w:type="dxa" w:w="120"/>
+              <w:bottom w:type="dxa" w:w="60"/>
+              <w:right w:type="dxa" w:w="120"/>
+            </w:tcMar>
+          </w:tcPr>
+          <w:p>
+            <w:pPr>
+              <w:spacing w:line="276"/>
+              <w:jc w:val="left"/>
+            </w:pPr>
+            <w:r>
+              <w:rPr>
+                <w:rFonts w:ascii="Calibri"/>
+                <w:b/>
+                <w:bCs/>
+                <w:color w:val="FFFFFF"/>
+                <w:sz w:val="20"/>
+                <w:szCs w:val="20"/>
+              </w:rPr>
+              <w:t xml:space="preserve">Required</w:t>
+            </w:r>
+          </w:p>
+        </w:tc>
+        <w:tc>
+          <w:tcPr>
+            <w:tcW w:type="pct" w:w="2550"/>
+            <w:shd w:fill="15857A" w:val="clear"/>
+            <w:tcMar>
+              <w:top w:type="dxa" w:w="60"/>
+              <w:left w:type="dxa" w:w="120"/>
+              <w:bottom w:type="dxa" w:w="60"/>
+              <w:right w:type="dxa" w:w="120"/>
+            </w:tcMar>
+          </w:tcPr>
+          <w:p>
+            <w:pPr>
+              <w:spacing w:line="276"/>
+              <w:jc w:val="left"/>
+            </w:pPr>
+            <w:r>
+              <w:rPr>
+                <w:rFonts w:ascii="Calibri"/>
+                <w:b/>
+                <w:bCs/>
+                <w:color w:val="FFFFFF"/>
+                <w:sz w:val="20"/>
+                <w:szCs w:val="20"/>
+              </w:rPr>
+              <w:t xml:space="preserve">Rule QA verifies</w:t>
+            </w:r>
+          </w:p>
+        </w:tc>
+        <w:tc>
+          <w:tcPr>
+            <w:tcW w:type="pct" w:w="1000"/>
+            <w:shd w:fill="15857A" w:val="clear"/>
+            <w:tcMar>
+              <w:top w:type="dxa" w:w="60"/>
+              <w:left w:type="dxa" w:w="120"/>
+              <w:bottom w:type="dxa" w:w="60"/>
+              <w:right w:type="dxa" w:w="120"/>
+            </w:tcMar>
+          </w:tcPr>
+          <w:p>
+            <w:pPr>
+              <w:spacing w:line="276"/>
+              <w:jc w:val="left"/>
+            </w:pPr>
+            <w:r>
+              <w:rPr>
+                <w:rFonts w:ascii="Calibri"/>
+                <w:b/>
+                <w:bCs/>
+                <w:color w:val="FFFFFF"/>
+                <w:sz w:val="20"/>
+                <w:szCs w:val="20"/>
+              </w:rPr>
+              <w:t xml:space="preserve">Example</w:t>
+            </w:r>
+          </w:p>
+        </w:tc>
+      </w:tr>
+      <w:tr>
+        <w:trPr>
+          <w:cantSplit/>
+        </w:trPr>
+        <w:tc>
+          <w:tcPr>
+            <w:tcW w:type="pct" w:w="1000"/>
+            <w:tcMar>
+              <w:top w:type="dxa" w:w="60"/>
+              <w:left w:type="dxa" w:w="120"/>
+              <w:bottom w:type="dxa" w:w="60"/>
+              <w:right w:type="dxa" w:w="120"/>
+            </w:tcMar>
+          </w:tcPr>
+          <w:p>
+            <w:pPr>
+              <w:spacing w:line="276"/>
+              <w:jc w:val="left"/>
+            </w:pPr>
+            <w:r>
+              <w:rPr>
+                <w:rFonts w:ascii="Calibri"/>
+                <w:b w:val="false"/>
+                <w:bCs w:val="false"/>
+                <w:color w:val="000000"/>
+                <w:sz w:val="20"/>
+                <w:szCs w:val="20"/>
+              </w:rPr>
+              <w:t xml:space="preserve">Back link</w:t>
+            </w:r>
+          </w:p>
+        </w:tc>
+        <w:tc>
+          <w:tcPr>
+            <w:tcW w:type="pct" w:w="450"/>
+            <w:tcMar>
+              <w:top w:type="dxa" w:w="60"/>
+              <w:left w:type="dxa" w:w="120"/>
+              <w:bottom w:type="dxa" w:w="60"/>
+              <w:right w:type="dxa" w:w="120"/>
+            </w:tcMar>
+          </w:tcPr>
+          <w:p>
+            <w:pPr>
+              <w:spacing w:line="276"/>
+              <w:jc w:val="left"/>
+            </w:pPr>
+            <w:r>
+              <w:rPr>
+                <w:rFonts w:ascii="Calibri"/>
+                <w:b w:val="false"/>
+                <w:bCs w:val="false"/>
+                <w:color w:val="000000"/>
+                <w:sz w:val="20"/>
+                <w:szCs w:val="20"/>
+              </w:rPr>
+              <w:t xml:space="preserve">—</w:t>
+            </w:r>
+          </w:p>
+        </w:tc>
+        <w:tc>
+          <w:tcPr>
+            <w:tcW w:type="pct" w:w="2550"/>
+            <w:tcMar>
+              <w:top w:type="dxa" w:w="60"/>
+              <w:left w:type="dxa" w:w="120"/>
+              <w:bottom w:type="dxa" w:w="60"/>
+              <w:right w:type="dxa" w:w="120"/>
+            </w:tcMar>
+          </w:tcPr>
+          <w:p>
+            <w:pPr>
+              <w:spacing w:line="276"/>
+              <w:jc w:val="left"/>
+            </w:pPr>
+            <w:r>
+              <w:rPr>
+                <w:rFonts w:ascii="Calibri"/>
+                <w:b w:val="false"/>
+                <w:bCs w:val="false"/>
+                <w:color w:val="000000"/>
+                <w:sz w:val="20"/>
+                <w:szCs w:val="20"/>
+              </w:rPr>
+              <w:t xml:space="preserve">“← SBFAS rules” quay về danh sách (không lưu)</w:t>
+            </w:r>
+          </w:p>
+        </w:tc>
+        <w:tc>
+          <w:tcPr>
+            <w:tcW w:type="pct" w:w="1000"/>
+            <w:tcMar>
+              <w:top w:type="dxa" w:w="60"/>
+              <w:left w:type="dxa" w:w="120"/>
+              <w:bottom w:type="dxa" w:w="60"/>
+              <w:right w:type="dxa" w:w="120"/>
+            </w:tcMar>
+          </w:tcPr>
+          <w:p>
+            <w:pPr>
+              <w:spacing w:line="276"/>
+              <w:jc w:val="left"/>
+            </w:pPr>
+            <w:r>
+              <w:rPr>
+                <w:rFonts w:ascii="Calibri"/>
+                <w:b w:val="false"/>
+                <w:bCs w:val="false"/>
+                <w:color w:val="000000"/>
+                <w:sz w:val="20"/>
+                <w:szCs w:val="20"/>
+              </w:rPr>
+              <w:t xml:space="preserve">—</w:t>
+            </w:r>
+          </w:p>
+        </w:tc>
+      </w:tr>
+      <w:tr>
+        <w:trPr>
+          <w:cantSplit/>
+        </w:trPr>
+        <w:tc>
+          <w:tcPr>
+            <w:tcW w:type="pct" w:w="1000"/>
+            <w:tcMar>
+              <w:top w:type="dxa" w:w="60"/>
+              <w:left w:type="dxa" w:w="120"/>
+              <w:bottom w:type="dxa" w:w="60"/>
+              <w:right w:type="dxa" w:w="120"/>
+            </w:tcMar>
+          </w:tcPr>
+          <w:p>
+            <w:pPr>
+              <w:spacing w:line="276"/>
+              <w:jc w:val="left"/>
+            </w:pPr>
+            <w:r>
+              <w:rPr>
+                <w:rFonts w:ascii="Calibri"/>
+                <w:b w:val="false"/>
+                <w:bCs w:val="false"/>
+                <w:color w:val="000000"/>
+                <w:sz w:val="20"/>
+                <w:szCs w:val="20"/>
+              </w:rPr>
+              <w:t xml:space="preserve">Page title</w:t>
+            </w:r>
+          </w:p>
+        </w:tc>
+        <w:tc>
+          <w:tcPr>
+            <w:tcW w:type="pct" w:w="450"/>
+            <w:tcMar>
+              <w:top w:type="dxa" w:w="60"/>
+              <w:left w:type="dxa" w:w="120"/>
+              <w:bottom w:type="dxa" w:w="60"/>
+              <w:right w:type="dxa" w:w="120"/>
+            </w:tcMar>
+          </w:tcPr>
+          <w:p>
+            <w:pPr>
+              <w:spacing w:line="276"/>
+              <w:jc w:val="left"/>
+            </w:pPr>
+            <w:r>
+              <w:rPr>
+                <w:rFonts w:ascii="Calibri"/>
+                <w:b w:val="false"/>
+                <w:bCs w:val="false"/>
+                <w:color w:val="000000"/>
+                <w:sz w:val="20"/>
+                <w:szCs w:val="20"/>
+              </w:rPr>
+              <w:t xml:space="preserve">—</w:t>
+            </w:r>
+          </w:p>
+        </w:tc>
+        <w:tc>
+          <w:tcPr>
+            <w:tcW w:type="pct" w:w="2550"/>
+            <w:tcMar>
+              <w:top w:type="dxa" w:w="60"/>
+              <w:left w:type="dxa" w:w="120"/>
+              <w:bottom w:type="dxa" w:w="60"/>
+              <w:right w:type="dxa" w:w="120"/>
+            </w:tcMar>
+          </w:tcPr>
+          <w:p>
+            <w:pPr>
+              <w:spacing w:line="276"/>
+              <w:jc w:val="left"/>
+            </w:pPr>
+            <w:r>
+              <w:rPr>
+                <w:rFonts w:ascii="Calibri"/>
+                <w:b w:val="false"/>
+                <w:bCs w:val="false"/>
+                <w:color w:val="000000"/>
+                <w:sz w:val="20"/>
+                <w:szCs w:val="20"/>
+              </w:rPr>
+              <w:t xml:space="preserve">View rule / Create rule / Edit rule theo ngữ cảnh</w:t>
+            </w:r>
+          </w:p>
+        </w:tc>
+        <w:tc>
+          <w:tcPr>
+            <w:tcW w:type="pct" w:w="1000"/>
+            <w:tcMar>
+              <w:top w:type="dxa" w:w="60"/>
+              <w:left w:type="dxa" w:w="120"/>
+              <w:bottom w:type="dxa" w:w="60"/>
+              <w:right w:type="dxa" w:w="120"/>
+            </w:tcMar>
+          </w:tcPr>
+          <w:p>
+            <w:pPr>
+              <w:spacing w:line="276"/>
+              <w:jc w:val="left"/>
+            </w:pPr>
+            <w:r>
+              <w:rPr>
+                <w:rFonts w:ascii="Calibri"/>
+                <w:b w:val="false"/>
+                <w:bCs w:val="false"/>
+                <w:color w:val="000000"/>
+                <w:sz w:val="20"/>
+                <w:szCs w:val="20"/>
+              </w:rPr>
+              <w:t xml:space="preserve">Edit rule</w:t>
+            </w:r>
+          </w:p>
+        </w:tc>
+      </w:tr>
+      <w:tr>
+        <w:trPr>
+          <w:cantSplit/>
+        </w:trPr>
+        <w:tc>
+          <w:tcPr>
+            <w:tcW w:type="pct" w:w="1000"/>
+            <w:tcMar>
+              <w:top w:type="dxa" w:w="60"/>
+              <w:left w:type="dxa" w:w="120"/>
+              <w:bottom w:type="dxa" w:w="60"/>
+              <w:right w:type="dxa" w:w="120"/>
+            </w:tcMar>
+          </w:tcPr>
+          <w:p>
+            <w:pPr>
+              <w:spacing w:line="276"/>
+              <w:jc w:val="left"/>
+            </w:pPr>
+            <w:r>
+              <w:rPr>
+                <w:rFonts w:ascii="Calibri"/>
+                <w:b w:val="false"/>
+                <w:bCs w:val="false"/>
+                <w:color w:val="000000"/>
+                <w:sz w:val="20"/>
+                <w:szCs w:val="20"/>
+              </w:rPr>
+              <w:t xml:space="preserve">Card title + badge</w:t>
+            </w:r>
+          </w:p>
+        </w:tc>
+        <w:tc>
+          <w:tcPr>
+            <w:tcW w:type="pct" w:w="450"/>
+            <w:tcMar>
+              <w:top w:type="dxa" w:w="60"/>
+              <w:left w:type="dxa" w:w="120"/>
+              <w:bottom w:type="dxa" w:w="60"/>
+              <w:right w:type="dxa" w:w="120"/>
+            </w:tcMar>
+          </w:tcPr>
+          <w:p>
+            <w:pPr>
+              <w:spacing w:line="276"/>
+              <w:jc w:val="left"/>
+            </w:pPr>
+            <w:r>
+              <w:rPr>
+                <w:rFonts w:ascii="Calibri"/>
+                <w:b w:val="false"/>
+                <w:bCs w:val="false"/>
+                <w:color w:val="000000"/>
+                <w:sz w:val="20"/>
+                <w:szCs w:val="20"/>
+              </w:rPr>
+              <w:t xml:space="preserve">—</w:t>
+            </w:r>
+          </w:p>
+        </w:tc>
+        <w:tc>
+          <w:tcPr>
+            <w:tcW w:type="pct" w:w="2550"/>
+            <w:tcMar>
+              <w:top w:type="dxa" w:w="60"/>
+              <w:left w:type="dxa" w:w="120"/>
+              <w:bottom w:type="dxa" w:w="60"/>
+              <w:right w:type="dxa" w:w="120"/>
+            </w:tcMar>
+          </w:tcPr>
+          <w:p>
+            <w:pPr>
+              <w:spacing w:line="276"/>
+              <w:jc w:val="left"/>
+            </w:pPr>
+            <w:r>
+              <w:rPr>
+                <w:rFonts w:ascii="Calibri"/>
+                <w:b w:val="false"/>
+                <w:bCs w:val="false"/>
+                <w:color w:val="000000"/>
+                <w:sz w:val="20"/>
+                <w:szCs w:val="20"/>
+              </w:rPr>
+              <w:t xml:space="preserve">SBFAS · School package; Draft editable → “Editable draft”; bản khác hiển thị đúng status</w:t>
+            </w:r>
+          </w:p>
+        </w:tc>
+        <w:tc>
+          <w:tcPr>
+            <w:tcW w:type="pct" w:w="1000"/>
+            <w:tcMar>
+              <w:top w:type="dxa" w:w="60"/>
+              <w:left w:type="dxa" w:w="120"/>
+              <w:bottom w:type="dxa" w:w="60"/>
+              <w:right w:type="dxa" w:w="120"/>
+            </w:tcMar>
+          </w:tcPr>
+          <w:p>
+            <w:pPr>
+              <w:spacing w:line="276"/>
+              <w:jc w:val="left"/>
+            </w:pPr>
+            <w:r>
+              <w:rPr>
+                <w:rFonts w:ascii="Calibri"/>
+                <w:b w:val="false"/>
+                <w:bCs w:val="false"/>
+                <w:color w:val="000000"/>
+                <w:sz w:val="20"/>
+                <w:szCs w:val="20"/>
+              </w:rPr>
+              <w:t xml:space="preserve">Editable draft</w:t>
+            </w:r>
+          </w:p>
+        </w:tc>
+      </w:tr>
+      <w:tr>
+        <w:trPr>
+          <w:cantSplit/>
+        </w:trPr>
+        <w:tc>
+          <w:tcPr>
+            <w:tcW w:type="pct" w:w="1000"/>
+            <w:tcMar>
+              <w:top w:type="dxa" w:w="60"/>
+              <w:left w:type="dxa" w:w="120"/>
+              <w:bottom w:type="dxa" w:w="60"/>
+              <w:right w:type="dxa" w:w="120"/>
+            </w:tcMar>
+          </w:tcPr>
+          <w:p>
+            <w:pPr>
+              <w:spacing w:line="276"/>
+              <w:jc w:val="left"/>
+            </w:pPr>
+            <w:r>
+              <w:rPr>
+                <w:rFonts w:ascii="Calibri"/>
+                <w:b w:val="false"/>
+                <w:bCs w:val="false"/>
+                <w:color w:val="000000"/>
+                <w:sz w:val="20"/>
+                <w:szCs w:val="20"/>
+              </w:rPr>
+              <w:t xml:space="preserve">Intro</w:t>
+            </w:r>
+          </w:p>
+        </w:tc>
+        <w:tc>
+          <w:tcPr>
+            <w:tcW w:type="pct" w:w="450"/>
+            <w:tcMar>
+              <w:top w:type="dxa" w:w="60"/>
+              <w:left w:type="dxa" w:w="120"/>
+              <w:bottom w:type="dxa" w:w="60"/>
+              <w:right w:type="dxa" w:w="120"/>
+            </w:tcMar>
+          </w:tcPr>
+          <w:p>
+            <w:pPr>
+              <w:spacing w:line="276"/>
+              <w:jc w:val="left"/>
+            </w:pPr>
+            <w:r>
+              <w:rPr>
+                <w:rFonts w:ascii="Calibri"/>
+                <w:b w:val="false"/>
+                <w:bCs w:val="false"/>
+                <w:color w:val="000000"/>
+                <w:sz w:val="20"/>
+                <w:szCs w:val="20"/>
+              </w:rPr>
+              <w:t xml:space="preserve">—</w:t>
+            </w:r>
+          </w:p>
+        </w:tc>
+        <w:tc>
+          <w:tcPr>
+            <w:tcW w:type="pct" w:w="2550"/>
+            <w:tcMar>
+              <w:top w:type="dxa" w:w="60"/>
+              <w:left w:type="dxa" w:w="120"/>
+              <w:bottom w:type="dxa" w:w="60"/>
+              <w:right w:type="dxa" w:w="120"/>
+            </w:tcMar>
+          </w:tcPr>
+          <w:p>
+            <w:pPr>
+              <w:spacing w:line="276"/>
+              <w:jc w:val="left"/>
+            </w:pPr>
+            <w:r>
+              <w:rPr>
+                <w:rFonts w:ascii="Calibri"/>
+                <w:b w:val="false"/>
+                <w:bCs w:val="false"/>
+                <w:color w:val="000000"/>
+                <w:sz w:val="20"/>
+                <w:szCs w:val="20"/>
+              </w:rPr>
+              <w:t xml:space="preserve">Mô tả 3 bước đúng thứ tự mới: fee types → component rates → ranks</w:t>
+            </w:r>
+          </w:p>
+        </w:tc>
+        <w:tc>
+          <w:tcPr>
+            <w:tcW w:type="pct" w:w="1000"/>
+            <w:tcMar>
+              <w:top w:type="dxa" w:w="60"/>
+              <w:left w:type="dxa" w:w="120"/>
+              <w:bottom w:type="dxa" w:w="60"/>
+              <w:right w:type="dxa" w:w="120"/>
+            </w:tcMar>
+          </w:tcPr>
+          <w:p>
+            <w:pPr>
+              <w:spacing w:line="276"/>
+              <w:jc w:val="left"/>
+            </w:pPr>
+            <w:r>
+              <w:rPr>
+                <w:rFonts w:ascii="Calibri"/>
+                <w:b w:val="false"/>
+                <w:bCs w:val="false"/>
+                <w:color w:val="000000"/>
+                <w:sz w:val="20"/>
+                <w:szCs w:val="20"/>
+              </w:rPr>
+              <w:t xml:space="preserve">—</w:t>
+            </w:r>
+          </w:p>
+        </w:tc>
+      </w:tr>
+      <w:tr>
+        <w:trPr>
+          <w:cantSplit/>
+        </w:trPr>
+        <w:tc>
+          <w:tcPr>
+            <w:tcW w:type="pct" w:w="1000"/>
+            <w:tcMar>
+              <w:top w:type="dxa" w:w="60"/>
+              <w:left w:type="dxa" w:w="120"/>
+              <w:bottom w:type="dxa" w:w="60"/>
+              <w:right w:type="dxa" w:w="120"/>
+            </w:tcMar>
+          </w:tcPr>
+          <w:p>
+            <w:pPr>
+              <w:spacing w:line="276"/>
+              <w:jc w:val="left"/>
+            </w:pPr>
+            <w:r>
+              <w:rPr>
+                <w:rFonts w:ascii="Calibri"/>
+                <w:b w:val="false"/>
+                <w:bCs w:val="false"/>
+                <w:color w:val="000000"/>
+                <w:sz w:val="20"/>
+                <w:szCs w:val="20"/>
+              </w:rPr>
+              <w:t xml:space="preserve">Footer buttons</w:t>
+            </w:r>
+          </w:p>
+        </w:tc>
+        <w:tc>
+          <w:tcPr>
+            <w:tcW w:type="pct" w:w="450"/>
+            <w:tcMar>
+              <w:top w:type="dxa" w:w="60"/>
+              <w:left w:type="dxa" w:w="120"/>
+              <w:bottom w:type="dxa" w:w="60"/>
+              <w:right w:type="dxa" w:w="120"/>
+            </w:tcMar>
+          </w:tcPr>
+          <w:p>
+            <w:pPr>
+              <w:spacing w:line="276"/>
+              <w:jc w:val="left"/>
+            </w:pPr>
+            <w:r>
+              <w:rPr>
+                <w:rFonts w:ascii="Calibri"/>
+                <w:b w:val="false"/>
+                <w:bCs w:val="false"/>
+                <w:color w:val="000000"/>
+                <w:sz w:val="20"/>
+                <w:szCs w:val="20"/>
+              </w:rPr>
+              <w:t xml:space="preserve">—</w:t>
+            </w:r>
+          </w:p>
+        </w:tc>
+        <w:tc>
+          <w:tcPr>
+            <w:tcW w:type="pct" w:w="2550"/>
+            <w:tcMar>
+              <w:top w:type="dxa" w:w="60"/>
+              <w:left w:type="dxa" w:w="120"/>
+              <w:bottom w:type="dxa" w:w="60"/>
+              <w:right w:type="dxa" w:w="120"/>
+            </w:tcMar>
+          </w:tcPr>
+          <w:p>
+            <w:pPr>
+              <w:spacing w:line="276"/>
+              <w:jc w:val="left"/>
+            </w:pPr>
+            <w:r>
+              <w:rPr>
+                <w:rFonts w:ascii="Calibri"/>
+                <w:b w:val="false"/>
+                <w:bCs w:val="false"/>
+                <w:color w:val="000000"/>
+                <w:sz w:val="20"/>
+                <w:szCs w:val="20"/>
+              </w:rPr>
+              <w:t xml:space="preserve">Cancel / Save draft / Activate; ẩn hoàn toàn ở View (fieldset disable + ẩn nút)</w:t>
+            </w:r>
+          </w:p>
+        </w:tc>
+        <w:tc>
+          <w:tcPr>
+            <w:tcW w:type="pct" w:w="1000"/>
+            <w:tcMar>
+              <w:top w:type="dxa" w:w="60"/>
+              <w:left w:type="dxa" w:w="120"/>
+              <w:bottom w:type="dxa" w:w="60"/>
+              <w:right w:type="dxa" w:w="120"/>
+            </w:tcMar>
+          </w:tcPr>
+          <w:p>
+            <w:pPr>
+              <w:spacing w:line="276"/>
+              <w:jc w:val="left"/>
+            </w:pPr>
+            <w:r>
+              <w:rPr>
+                <w:rFonts w:ascii="Calibri"/>
+                <w:b w:val="false"/>
+                <w:bCs w:val="false"/>
+                <w:color w:val="000000"/>
+                <w:sz w:val="20"/>
+                <w:szCs w:val="20"/>
+              </w:rPr>
+              <w:t xml:space="preserve">—</w:t>
+            </w:r>
+          </w:p>
+        </w:tc>
+      </w:tr>
+    </w:tbl>
+    <w:p>
+      <w:pPr>
+        <w:pStyle w:val="Heading2"/>
+        <w:spacing w:after="120" w:before="240" w:line="312"/>
+      </w:pPr>
+      <w:bookmarkStart w:name="_Toc17" w:id="17"/>
+      <w:r>
+        <w:rPr>
+          <w:rFonts w:ascii="Calibri"/>
+          <w:b/>
+          <w:bCs/>
+          <w:color w:val="15857A"/>
+          <w:sz w:val="28"/>
+          <w:szCs w:val="28"/>
+        </w:rPr>
+        <w:t xml:space="preserve">7.3 Editor bước 1 — Select fee types</w:t>
+      </w:r>
+      <w:bookmarkEnd w:id="17"/>
+    </w:p>
+    <w:p>
+      <w:pPr>
+        <w:keepNext/>
+        <w:spacing w:after="80" w:before="160" w:line="312"/>
+      </w:pPr>
+      <w:r>
+        <w:rPr>
+          <w:rFonts w:ascii="Calibri"/>
+          <w:b/>
+          <w:bCs/>
+          <w:color w:val="15857A"/>
+          <w:sz w:val="21"/>
+          <w:szCs w:val="21"/>
+        </w:rPr>
+        <w:t xml:space="preserve">Bảng 7 — Field bước 1</w:t>
+      </w:r>
+    </w:p>
+    <w:tbl>
+      <w:tblPr>
+        <w:tblW w:type="pct" w:w="5000"/>
+        <w:tblBorders>
+          <w:top w:val="single" w:color="15857A" w:sz="2"/>
+          <w:left w:val="none" w:color="FFFFFF" w:sz="0"/>
+          <w:bottom w:val="single" w:color="15857A" w:sz="2"/>
+          <w:right w:val="none" w:color="FFFFFF" w:sz="0"/>
+          <w:insideH w:val="single" w:color="D5D0C8" w:sz="1"/>
+          <w:insideV w:val="none" w:color="FFFFFF" w:sz="0"/>
+        </w:tblBorders>
+      </w:tblPr>
+      <w:tblGrid>
+        <w:gridCol w:w="1758"/>
+        <w:gridCol w:w="791"/>
+        <w:gridCol w:w="4482"/>
+        <w:gridCol w:w="1758"/>
+      </w:tblGrid>
+      <w:tr>
+        <w:trPr>
+          <w:cantSplit/>
+          <w:tblHeader/>
+        </w:trPr>
+        <w:tc>
+          <w:tcPr>
+            <w:tcW w:type="pct" w:w="1000"/>
+            <w:shd w:fill="15857A" w:val="clear"/>
+            <w:tcMar>
+              <w:top w:type="dxa" w:w="60"/>
+              <w:left w:type="dxa" w:w="120"/>
+              <w:bottom w:type="dxa" w:w="60"/>
+              <w:right w:type="dxa" w:w="120"/>
+            </w:tcMar>
+          </w:tcPr>
+          <w:p>
+            <w:pPr>
+              <w:spacing w:line="276"/>
+              <w:jc w:val="left"/>
+            </w:pPr>
+            <w:r>
+              <w:rPr>
+                <w:rFonts w:ascii="Calibri"/>
+                <w:b/>
+                <w:bCs/>
+                <w:color w:val="FFFFFF"/>
+                <w:sz w:val="20"/>
+                <w:szCs w:val="20"/>
+              </w:rPr>
+              <w:t xml:space="preserve">Field / item</w:t>
+            </w:r>
+          </w:p>
+        </w:tc>
+        <w:tc>
+          <w:tcPr>
+            <w:tcW w:type="pct" w:w="450"/>
+            <w:shd w:fill="15857A" w:val="clear"/>
+            <w:tcMar>
+              <w:top w:type="dxa" w:w="60"/>
+              <w:left w:type="dxa" w:w="120"/>
+              <w:bottom w:type="dxa" w:w="60"/>
+              <w:right w:type="dxa" w:w="120"/>
+            </w:tcMar>
+          </w:tcPr>
+          <w:p>
+            <w:pPr>
+              <w:spacing w:line="276"/>
+              <w:jc w:val="left"/>
+            </w:pPr>
+            <w:r>
+              <w:rPr>
+                <w:rFonts w:ascii="Calibri"/>
+                <w:b/>
+                <w:bCs/>
+                <w:color w:val="FFFFFF"/>
+                <w:sz w:val="20"/>
+                <w:szCs w:val="20"/>
+              </w:rPr>
+              <w:t xml:space="preserve">Required</w:t>
+            </w:r>
+          </w:p>
+        </w:tc>
+        <w:tc>
+          <w:tcPr>
+            <w:tcW w:type="pct" w:w="2550"/>
+            <w:shd w:fill="15857A" w:val="clear"/>
+            <w:tcMar>
+              <w:top w:type="dxa" w:w="60"/>
+              <w:left w:type="dxa" w:w="120"/>
+              <w:bottom w:type="dxa" w:w="60"/>
+              <w:right w:type="dxa" w:w="120"/>
+            </w:tcMar>
+          </w:tcPr>
+          <w:p>
+            <w:pPr>
+              <w:spacing w:line="276"/>
+              <w:jc w:val="left"/>
+            </w:pPr>
+            <w:r>
+              <w:rPr>
+                <w:rFonts w:ascii="Calibri"/>
+                <w:b/>
+                <w:bCs/>
+                <w:color w:val="FFFFFF"/>
+                <w:sz w:val="20"/>
+                <w:szCs w:val="20"/>
+              </w:rPr>
+              <w:t xml:space="preserve">Rule QA verifies</w:t>
+            </w:r>
+          </w:p>
+        </w:tc>
+        <w:tc>
+          <w:tcPr>
+            <w:tcW w:type="pct" w:w="1000"/>
+            <w:shd w:fill="15857A" w:val="clear"/>
+            <w:tcMar>
+              <w:top w:type="dxa" w:w="60"/>
+              <w:left w:type="dxa" w:w="120"/>
+              <w:bottom w:type="dxa" w:w="60"/>
+              <w:right w:type="dxa" w:w="120"/>
+            </w:tcMar>
+          </w:tcPr>
+          <w:p>
+            <w:pPr>
+              <w:spacing w:line="276"/>
+              <w:jc w:val="left"/>
+            </w:pPr>
+            <w:r>
+              <w:rPr>
+                <w:rFonts w:ascii="Calibri"/>
+                <w:b/>
+                <w:bCs/>
+                <w:color w:val="FFFFFF"/>
+                <w:sz w:val="20"/>
+                <w:szCs w:val="20"/>
+              </w:rPr>
+              <w:t xml:space="preserve">Example</w:t>
+            </w:r>
+          </w:p>
+        </w:tc>
+      </w:tr>
+      <w:tr>
+        <w:trPr>
+          <w:cantSplit/>
+        </w:trPr>
+        <w:tc>
+          <w:tcPr>
+            <w:tcW w:type="pct" w:w="1000"/>
+            <w:tcMar>
+              <w:top w:type="dxa" w:w="60"/>
+              <w:left w:type="dxa" w:w="120"/>
+              <w:bottom w:type="dxa" w:w="60"/>
+              <w:right w:type="dxa" w:w="120"/>
+            </w:tcMar>
+          </w:tcPr>
+          <w:p>
+            <w:pPr>
+              <w:spacing w:line="276"/>
+              <w:jc w:val="left"/>
+            </w:pPr>
+            <w:r>
+              <w:rPr>
+                <w:rFonts w:ascii="Calibri"/>
+                <w:b w:val="false"/>
+                <w:bCs w:val="false"/>
+                <w:color w:val="000000"/>
+                <w:sz w:val="20"/>
+                <w:szCs w:val="20"/>
+              </w:rPr>
+              <w:t xml:space="preserve">Heading</w:t>
+            </w:r>
+          </w:p>
+        </w:tc>
+        <w:tc>
+          <w:tcPr>
+            <w:tcW w:type="pct" w:w="450"/>
+            <w:tcMar>
+              <w:top w:type="dxa" w:w="60"/>
+              <w:left w:type="dxa" w:w="120"/>
+              <w:bottom w:type="dxa" w:w="60"/>
+              <w:right w:type="dxa" w:w="120"/>
+            </w:tcMar>
+          </w:tcPr>
+          <w:p>
+            <w:pPr>
+              <w:spacing w:line="276"/>
+              <w:jc w:val="left"/>
+            </w:pPr>
+            <w:r>
+              <w:rPr>
+                <w:rFonts w:ascii="Calibri"/>
+                <w:b w:val="false"/>
+                <w:bCs w:val="false"/>
+                <w:color w:val="000000"/>
+                <w:sz w:val="20"/>
+                <w:szCs w:val="20"/>
+              </w:rPr>
+              <w:t xml:space="preserve">—</w:t>
+            </w:r>
+          </w:p>
+        </w:tc>
+        <w:tc>
+          <w:tcPr>
+            <w:tcW w:type="pct" w:w="2550"/>
+            <w:tcMar>
+              <w:top w:type="dxa" w:w="60"/>
+              <w:left w:type="dxa" w:w="120"/>
+              <w:bottom w:type="dxa" w:w="60"/>
+              <w:right w:type="dxa" w:w="120"/>
+            </w:tcMar>
+          </w:tcPr>
+          <w:p>
+            <w:pPr>
+              <w:spacing w:line="276"/>
+              <w:jc w:val="left"/>
+            </w:pPr>
+            <w:r>
+              <w:rPr>
+                <w:rFonts w:ascii="Calibri"/>
+                <w:b w:val="false"/>
+                <w:bCs w:val="false"/>
+                <w:color w:val="000000"/>
+                <w:sz w:val="20"/>
+                <w:szCs w:val="20"/>
+              </w:rPr>
+              <w:t xml:space="preserve">“1. Select fee types” + mô tả; đứng đầu tiên</w:t>
+            </w:r>
+          </w:p>
+        </w:tc>
+        <w:tc>
+          <w:tcPr>
+            <w:tcW w:type="pct" w:w="1000"/>
+            <w:tcMar>
+              <w:top w:type="dxa" w:w="60"/>
+              <w:left w:type="dxa" w:w="120"/>
+              <w:bottom w:type="dxa" w:w="60"/>
+              <w:right w:type="dxa" w:w="120"/>
+            </w:tcMar>
+          </w:tcPr>
+          <w:p>
+            <w:pPr>
+              <w:spacing w:line="276"/>
+              <w:jc w:val="left"/>
+            </w:pPr>
+            <w:r>
+              <w:rPr>
+                <w:rFonts w:ascii="Calibri"/>
+                <w:b w:val="false"/>
+                <w:bCs w:val="false"/>
+                <w:color w:val="000000"/>
+                <w:sz w:val="20"/>
+                <w:szCs w:val="20"/>
+              </w:rPr>
+              <w:t xml:space="preserve">—</w:t>
+            </w:r>
+          </w:p>
+        </w:tc>
+      </w:tr>
+      <w:tr>
+        <w:trPr>
+          <w:cantSplit/>
+        </w:trPr>
+        <w:tc>
+          <w:tcPr>
+            <w:tcW w:type="pct" w:w="1000"/>
+            <w:tcMar>
+              <w:top w:type="dxa" w:w="60"/>
+              <w:left w:type="dxa" w:w="120"/>
+              <w:bottom w:type="dxa" w:w="60"/>
+              <w:right w:type="dxa" w:w="120"/>
+            </w:tcMar>
+          </w:tcPr>
+          <w:p>
+            <w:pPr>
+              <w:spacing w:line="276"/>
+              <w:jc w:val="left"/>
+            </w:pPr>
+            <w:r>
+              <w:rPr>
+                <w:rFonts w:ascii="Calibri"/>
+                <w:b w:val="false"/>
+                <w:bCs w:val="false"/>
+                <w:color w:val="000000"/>
+                <w:sz w:val="20"/>
+                <w:szCs w:val="20"/>
+              </w:rPr>
+              <w:t xml:space="preserve">Add fee types</w:t>
+            </w:r>
+          </w:p>
+        </w:tc>
+        <w:tc>
+          <w:tcPr>
+            <w:tcW w:type="pct" w:w="450"/>
+            <w:tcMar>
+              <w:top w:type="dxa" w:w="60"/>
+              <w:left w:type="dxa" w:w="120"/>
+              <w:bottom w:type="dxa" w:w="60"/>
+              <w:right w:type="dxa" w:w="120"/>
+            </w:tcMar>
+          </w:tcPr>
+          <w:p>
+            <w:pPr>
+              <w:spacing w:line="276"/>
+              <w:jc w:val="left"/>
+            </w:pPr>
+            <w:r>
+              <w:rPr>
+                <w:rFonts w:ascii="Calibri"/>
+                <w:b w:val="false"/>
+                <w:bCs w:val="false"/>
+                <w:color w:val="000000"/>
+                <w:sz w:val="20"/>
+                <w:szCs w:val="20"/>
+              </w:rPr>
+              <w:t xml:space="preserve">—</w:t>
+            </w:r>
+          </w:p>
+        </w:tc>
+        <w:tc>
+          <w:tcPr>
+            <w:tcW w:type="pct" w:w="2550"/>
+            <w:tcMar>
+              <w:top w:type="dxa" w:w="60"/>
+              <w:left w:type="dxa" w:w="120"/>
+              <w:bottom w:type="dxa" w:w="60"/>
+              <w:right w:type="dxa" w:w="120"/>
+            </w:tcMar>
+          </w:tcPr>
+          <w:p>
+            <w:pPr>
+              <w:spacing w:line="276"/>
+              <w:jc w:val="left"/>
+            </w:pPr>
+            <w:r>
+              <w:rPr>
+                <w:rFonts w:ascii="Calibri"/>
+                <w:b w:val="false"/>
+                <w:bCs w:val="false"/>
+                <w:color w:val="000000"/>
+                <w:sz w:val="20"/>
+                <w:szCs w:val="20"/>
+              </w:rPr>
+              <w:t xml:space="preserve">Toggle picker; ẩn khi trường không có fee type nào</w:t>
+            </w:r>
+          </w:p>
+        </w:tc>
+        <w:tc>
+          <w:tcPr>
+            <w:tcW w:type="pct" w:w="1000"/>
+            <w:tcMar>
+              <w:top w:type="dxa" w:w="60"/>
+              <w:left w:type="dxa" w:w="120"/>
+              <w:bottom w:type="dxa" w:w="60"/>
+              <w:right w:type="dxa" w:w="120"/>
+            </w:tcMar>
+          </w:tcPr>
+          <w:p>
+            <w:pPr>
+              <w:spacing w:line="276"/>
+              <w:jc w:val="left"/>
+            </w:pPr>
+            <w:r>
+              <w:rPr>
+                <w:rFonts w:ascii="Calibri"/>
+                <w:b w:val="false"/>
+                <w:bCs w:val="false"/>
+                <w:color w:val="000000"/>
+                <w:sz w:val="20"/>
+                <w:szCs w:val="20"/>
+              </w:rPr>
+              <w:t xml:space="preserve">—</w:t>
+            </w:r>
+          </w:p>
+        </w:tc>
+      </w:tr>
+      <w:tr>
+        <w:trPr>
+          <w:cantSplit/>
+        </w:trPr>
+        <w:tc>
+          <w:tcPr>
+            <w:tcW w:type="pct" w:w="1000"/>
+            <w:tcMar>
+              <w:top w:type="dxa" w:w="60"/>
+              <w:left w:type="dxa" w:w="120"/>
+              <w:bottom w:type="dxa" w:w="60"/>
+              <w:right w:type="dxa" w:w="120"/>
+            </w:tcMar>
+          </w:tcPr>
+          <w:p>
+            <w:pPr>
+              <w:spacing w:line="276"/>
+              <w:jc w:val="left"/>
+            </w:pPr>
+            <w:r>
+              <w:rPr>
+                <w:rFonts w:ascii="Calibri"/>
+                <w:b w:val="false"/>
+                <w:bCs w:val="false"/>
+                <w:color w:val="000000"/>
+                <w:sz w:val="20"/>
+                <w:szCs w:val="20"/>
+              </w:rPr>
+              <w:t xml:space="preserve">No-fee-type notice</w:t>
+            </w:r>
+          </w:p>
+        </w:tc>
+        <w:tc>
+          <w:tcPr>
+            <w:tcW w:type="pct" w:w="450"/>
+            <w:tcMar>
+              <w:top w:type="dxa" w:w="60"/>
+              <w:left w:type="dxa" w:w="120"/>
+              <w:bottom w:type="dxa" w:w="60"/>
+              <w:right w:type="dxa" w:w="120"/>
+            </w:tcMar>
+          </w:tcPr>
+          <w:p>
+            <w:pPr>
+              <w:spacing w:line="276"/>
+              <w:jc w:val="left"/>
+            </w:pPr>
+            <w:r>
+              <w:rPr>
+                <w:rFonts w:ascii="Calibri"/>
+                <w:b w:val="false"/>
+                <w:bCs w:val="false"/>
+                <w:color w:val="000000"/>
+                <w:sz w:val="20"/>
+                <w:szCs w:val="20"/>
+              </w:rPr>
+              <w:t xml:space="preserve">—</w:t>
+            </w:r>
+          </w:p>
+        </w:tc>
+        <w:tc>
+          <w:tcPr>
+            <w:tcW w:type="pct" w:w="2550"/>
+            <w:tcMar>
+              <w:top w:type="dxa" w:w="60"/>
+              <w:left w:type="dxa" w:w="120"/>
+              <w:bottom w:type="dxa" w:w="60"/>
+              <w:right w:type="dxa" w:w="120"/>
+            </w:tcMar>
+          </w:tcPr>
+          <w:p>
+            <w:pPr>
+              <w:spacing w:line="276"/>
+              <w:jc w:val="left"/>
+            </w:pPr>
+            <w:r>
+              <w:rPr>
+                <w:rFonts w:ascii="Calibri"/>
+                <w:b w:val="false"/>
+                <w:bCs w:val="false"/>
+                <w:color w:val="000000"/>
+                <w:sz w:val="20"/>
+                <w:szCs w:val="20"/>
+              </w:rPr>
+              <w:t xml:space="preserve">Khi trường chưa setup fee type: câu hướng dẫn qua Fee structure, không có picker</w:t>
+            </w:r>
+          </w:p>
+        </w:tc>
+        <w:tc>
+          <w:tcPr>
+            <w:tcW w:type="pct" w:w="1000"/>
+            <w:tcMar>
+              <w:top w:type="dxa" w:w="60"/>
+              <w:left w:type="dxa" w:w="120"/>
+              <w:bottom w:type="dxa" w:w="60"/>
+              <w:right w:type="dxa" w:w="120"/>
+            </w:tcMar>
+          </w:tcPr>
+          <w:p>
+            <w:pPr>
+              <w:spacing w:line="276"/>
+              <w:jc w:val="left"/>
+            </w:pPr>
+            <w:r>
+              <w:rPr>
+                <w:rFonts w:ascii="Calibri"/>
+                <w:b w:val="false"/>
+                <w:bCs w:val="false"/>
+                <w:color w:val="000000"/>
+                <w:sz w:val="20"/>
+                <w:szCs w:val="20"/>
+              </w:rPr>
+              <w:t xml:space="preserve">—</w:t>
+            </w:r>
+          </w:p>
+        </w:tc>
+      </w:tr>
+      <w:tr>
+        <w:trPr>
+          <w:cantSplit/>
+        </w:trPr>
+        <w:tc>
+          <w:tcPr>
+            <w:tcW w:type="pct" w:w="1000"/>
+            <w:tcMar>
+              <w:top w:type="dxa" w:w="60"/>
+              <w:left w:type="dxa" w:w="120"/>
+              <w:bottom w:type="dxa" w:w="60"/>
+              <w:right w:type="dxa" w:w="120"/>
+            </w:tcMar>
+          </w:tcPr>
+          <w:p>
+            <w:pPr>
+              <w:spacing w:line="276"/>
+              <w:jc w:val="left"/>
+            </w:pPr>
+            <w:r>
+              <w:rPr>
+                <w:rFonts w:ascii="Calibri"/>
+                <w:b w:val="false"/>
+                <w:bCs w:val="false"/>
+                <w:color w:val="000000"/>
+                <w:sz w:val="20"/>
+                <w:szCs w:val="20"/>
+              </w:rPr>
+              <w:t xml:space="preserve">Picker checkbox list</w:t>
+            </w:r>
+          </w:p>
+        </w:tc>
+        <w:tc>
+          <w:tcPr>
+            <w:tcW w:type="pct" w:w="450"/>
+            <w:tcMar>
+              <w:top w:type="dxa" w:w="60"/>
+              <w:left w:type="dxa" w:w="120"/>
+              <w:bottom w:type="dxa" w:w="60"/>
+              <w:right w:type="dxa" w:w="120"/>
+            </w:tcMar>
+          </w:tcPr>
+          <w:p>
+            <w:pPr>
+              <w:spacing w:line="276"/>
+              <w:jc w:val="left"/>
+            </w:pPr>
+            <w:r>
+              <w:rPr>
+                <w:rFonts w:ascii="Calibri"/>
+                <w:b w:val="false"/>
+                <w:bCs w:val="false"/>
+                <w:color w:val="000000"/>
+                <w:sz w:val="20"/>
+                <w:szCs w:val="20"/>
+              </w:rPr>
+              <w:t xml:space="preserve">—</w:t>
+            </w:r>
+          </w:p>
+        </w:tc>
+        <w:tc>
+          <w:tcPr>
+            <w:tcW w:type="pct" w:w="2550"/>
+            <w:tcMar>
+              <w:top w:type="dxa" w:w="60"/>
+              <w:left w:type="dxa" w:w="120"/>
+              <w:bottom w:type="dxa" w:w="60"/>
+              <w:right w:type="dxa" w:w="120"/>
+            </w:tcMar>
+          </w:tcPr>
+          <w:p>
+            <w:pPr>
+              <w:spacing w:line="276"/>
+              <w:jc w:val="left"/>
+            </w:pPr>
+            <w:r>
+              <w:rPr>
+                <w:rFonts w:ascii="Calibri"/>
+                <w:b w:val="false"/>
+                <w:bCs w:val="false"/>
+                <w:color w:val="000000"/>
+                <w:sz w:val="20"/>
+                <w:szCs w:val="20"/>
+              </w:rPr>
+              <w:t xml:space="preserve">Chỉ liệt kê fee type của trường đăng nhập; bản đã có trong bảng bước 2: checked + disable + “Already selected”</w:t>
+            </w:r>
+          </w:p>
+        </w:tc>
+        <w:tc>
+          <w:tcPr>
+            <w:tcW w:type="pct" w:w="1000"/>
+            <w:tcMar>
+              <w:top w:type="dxa" w:w="60"/>
+              <w:left w:type="dxa" w:w="120"/>
+              <w:bottom w:type="dxa" w:w="60"/>
+              <w:right w:type="dxa" w:w="120"/>
+            </w:tcMar>
+          </w:tcPr>
+          <w:p>
+            <w:pPr>
+              <w:spacing w:line="276"/>
+              <w:jc w:val="left"/>
+            </w:pPr>
+            <w:r>
+              <w:rPr>
+                <w:rFonts w:ascii="Calibri"/>
+                <w:b w:val="false"/>
+                <w:bCs w:val="false"/>
+                <w:color w:val="000000"/>
+                <w:sz w:val="20"/>
+                <w:szCs w:val="20"/>
+              </w:rPr>
+              <w:t xml:space="preserve">School Fees (Secondary)</w:t>
+            </w:r>
+          </w:p>
+        </w:tc>
+      </w:tr>
+      <w:tr>
+        <w:trPr>
+          <w:cantSplit/>
+        </w:trPr>
+        <w:tc>
+          <w:tcPr>
+            <w:tcW w:type="pct" w:w="1000"/>
+            <w:tcMar>
+              <w:top w:type="dxa" w:w="60"/>
+              <w:left w:type="dxa" w:w="120"/>
+              <w:bottom w:type="dxa" w:w="60"/>
+              <w:right w:type="dxa" w:w="120"/>
+            </w:tcMar>
+          </w:tcPr>
+          <w:p>
+            <w:pPr>
+              <w:spacing w:line="276"/>
+              <w:jc w:val="left"/>
+            </w:pPr>
+            <w:r>
+              <w:rPr>
+                <w:rFonts w:ascii="Calibri"/>
+                <w:b w:val="false"/>
+                <w:bCs w:val="false"/>
+                <w:color w:val="000000"/>
+                <w:sz w:val="20"/>
+                <w:szCs w:val="20"/>
+              </w:rPr>
+              <w:t xml:space="preserve">Add selected fee types</w:t>
+            </w:r>
+          </w:p>
+        </w:tc>
+        <w:tc>
+          <w:tcPr>
+            <w:tcW w:type="pct" w:w="450"/>
+            <w:tcMar>
+              <w:top w:type="dxa" w:w="60"/>
+              <w:left w:type="dxa" w:w="120"/>
+              <w:bottom w:type="dxa" w:w="60"/>
+              <w:right w:type="dxa" w:w="120"/>
+            </w:tcMar>
+          </w:tcPr>
+          <w:p>
+            <w:pPr>
+              <w:spacing w:line="276"/>
+              <w:jc w:val="left"/>
+            </w:pPr>
+            <w:r>
+              <w:rPr>
+                <w:rFonts w:ascii="Calibri"/>
+                <w:b w:val="false"/>
+                <w:bCs w:val="false"/>
+                <w:color w:val="000000"/>
+                <w:sz w:val="20"/>
+                <w:szCs w:val="20"/>
+              </w:rPr>
+              <w:t xml:space="preserve">—</w:t>
+            </w:r>
+          </w:p>
+        </w:tc>
+        <w:tc>
+          <w:tcPr>
+            <w:tcW w:type="pct" w:w="2550"/>
+            <w:tcMar>
+              <w:top w:type="dxa" w:w="60"/>
+              <w:left w:type="dxa" w:w="120"/>
+              <w:bottom w:type="dxa" w:w="60"/>
+              <w:right w:type="dxa" w:w="120"/>
+            </w:tcMar>
+          </w:tcPr>
+          <w:p>
+            <w:pPr>
+              <w:spacing w:line="276"/>
+              <w:jc w:val="left"/>
+            </w:pPr>
+            <w:r>
+              <w:rPr>
+                <w:rFonts w:ascii="Calibri"/>
+                <w:b w:val="false"/>
+                <w:bCs w:val="false"/>
+                <w:color w:val="000000"/>
+                <w:sz w:val="20"/>
+                <w:szCs w:val="20"/>
+              </w:rPr>
+              <w:t xml:space="preserve">Disable khi chưa tick; bấm thêm fee type vào bước 2 (mỗi fee type 1 dòng, component đầu tiên còn tự do)</w:t>
+            </w:r>
+          </w:p>
+        </w:tc>
+        <w:tc>
+          <w:tcPr>
+            <w:tcW w:type="pct" w:w="1000"/>
+            <w:tcMar>
+              <w:top w:type="dxa" w:w="60"/>
+              <w:left w:type="dxa" w:w="120"/>
+              <w:bottom w:type="dxa" w:w="60"/>
+              <w:right w:type="dxa" w:w="120"/>
+            </w:tcMar>
+          </w:tcPr>
+          <w:p>
+            <w:pPr>
+              <w:spacing w:line="276"/>
+              <w:jc w:val="left"/>
+            </w:pPr>
+            <w:r>
+              <w:rPr>
+                <w:rFonts w:ascii="Calibri"/>
+                <w:b w:val="false"/>
+                <w:bCs w:val="false"/>
+                <w:color w:val="000000"/>
+                <w:sz w:val="20"/>
+                <w:szCs w:val="20"/>
+              </w:rPr>
+              <w:t xml:space="preserve">—</w:t>
+            </w:r>
+          </w:p>
+        </w:tc>
+      </w:tr>
+      <w:tr>
+        <w:trPr>
+          <w:cantSplit/>
+        </w:trPr>
+        <w:tc>
+          <w:tcPr>
+            <w:tcW w:type="pct" w:w="1000"/>
+            <w:tcMar>
+              <w:top w:type="dxa" w:w="60"/>
+              <w:left w:type="dxa" w:w="120"/>
+              <w:bottom w:type="dxa" w:w="60"/>
+              <w:right w:type="dxa" w:w="120"/>
+            </w:tcMar>
+          </w:tcPr>
+          <w:p>
+            <w:pPr>
+              <w:spacing w:line="276"/>
+              <w:jc w:val="left"/>
+            </w:pPr>
+            <w:r>
+              <w:rPr>
+                <w:rFonts w:ascii="Calibri"/>
+                <w:b w:val="false"/>
+                <w:bCs w:val="false"/>
+                <w:color w:val="000000"/>
+                <w:sz w:val="20"/>
+                <w:szCs w:val="20"/>
+              </w:rPr>
+              <w:t xml:space="preserve">Fee type chips</w:t>
+            </w:r>
+          </w:p>
+        </w:tc>
+        <w:tc>
+          <w:tcPr>
+            <w:tcW w:type="pct" w:w="450"/>
+            <w:tcMar>
+              <w:top w:type="dxa" w:w="60"/>
+              <w:left w:type="dxa" w:w="120"/>
+              <w:bottom w:type="dxa" w:w="60"/>
+              <w:right w:type="dxa" w:w="120"/>
+            </w:tcMar>
+          </w:tcPr>
+          <w:p>
+            <w:pPr>
+              <w:spacing w:line="276"/>
+              <w:jc w:val="left"/>
+            </w:pPr>
+            <w:r>
+              <w:rPr>
+                <w:rFonts w:ascii="Calibri"/>
+                <w:b w:val="false"/>
+                <w:bCs w:val="false"/>
+                <w:color w:val="000000"/>
+                <w:sz w:val="20"/>
+                <w:szCs w:val="20"/>
+              </w:rPr>
+              <w:t xml:space="preserve">—</w:t>
+            </w:r>
+          </w:p>
+        </w:tc>
+        <w:tc>
+          <w:tcPr>
+            <w:tcW w:type="pct" w:w="2550"/>
+            <w:tcMar>
+              <w:top w:type="dxa" w:w="60"/>
+              <w:left w:type="dxa" w:w="120"/>
+              <w:bottom w:type="dxa" w:w="60"/>
+              <w:right w:type="dxa" w:w="120"/>
+            </w:tcMar>
+          </w:tcPr>
+          <w:p>
+            <w:pPr>
+              <w:spacing w:line="276"/>
+              <w:jc w:val="left"/>
+            </w:pPr>
+            <w:r>
+              <w:rPr>
+                <w:rFonts w:ascii="Calibri"/>
+                <w:b w:val="false"/>
+                <w:bCs w:val="false"/>
+                <w:color w:val="000000"/>
+                <w:sz w:val="20"/>
+                <w:szCs w:val="20"/>
+              </w:rPr>
+              <w:t xml:space="preserve">Mỗi fee type có ≥1 dòng ở bước 2 có 1 chip; bỏ hết dòng của 1 fee type → chip mất; rỗng → “No fee types selected…”</w:t>
+            </w:r>
+          </w:p>
+        </w:tc>
+        <w:tc>
+          <w:tcPr>
+            <w:tcW w:type="pct" w:w="1000"/>
+            <w:tcMar>
+              <w:top w:type="dxa" w:w="60"/>
+              <w:left w:type="dxa" w:w="120"/>
+              <w:bottom w:type="dxa" w:w="60"/>
+              <w:right w:type="dxa" w:w="120"/>
+            </w:tcMar>
+          </w:tcPr>
+          <w:p>
+            <w:pPr>
+              <w:spacing w:line="276"/>
+              <w:jc w:val="left"/>
+            </w:pPr>
+            <w:r>
+              <w:rPr>
+                <w:rFonts w:ascii="Calibri"/>
+                <w:b w:val="false"/>
+                <w:bCs w:val="false"/>
+                <w:color w:val="000000"/>
+                <w:sz w:val="20"/>
+                <w:szCs w:val="20"/>
+              </w:rPr>
+              <w:t xml:space="preserve">School Fees (Secondary)</w:t>
+            </w:r>
+          </w:p>
+        </w:tc>
+      </w:tr>
+      <w:tr>
+        <w:trPr>
+          <w:cantSplit/>
+        </w:trPr>
+        <w:tc>
+          <w:tcPr>
+            <w:tcW w:type="pct" w:w="1000"/>
+            <w:tcMar>
+              <w:top w:type="dxa" w:w="60"/>
+              <w:left w:type="dxa" w:w="120"/>
+              <w:bottom w:type="dxa" w:w="60"/>
+              <w:right w:type="dxa" w:w="120"/>
+            </w:tcMar>
+          </w:tcPr>
+          <w:p>
+            <w:pPr>
+              <w:spacing w:line="276"/>
+              <w:jc w:val="left"/>
+            </w:pPr>
+            <w:r>
+              <w:rPr>
+                <w:rFonts w:ascii="Calibri"/>
+                <w:b w:val="false"/>
+                <w:bCs w:val="false"/>
+                <w:color w:val="000000"/>
+                <w:sz w:val="20"/>
+                <w:szCs w:val="20"/>
+              </w:rPr>
+              <w:t xml:space="preserve">Picker footer note</w:t>
+            </w:r>
+          </w:p>
+        </w:tc>
+        <w:tc>
+          <w:tcPr>
+            <w:tcW w:type="pct" w:w="450"/>
+            <w:tcMar>
+              <w:top w:type="dxa" w:w="60"/>
+              <w:left w:type="dxa" w:w="120"/>
+              <w:bottom w:type="dxa" w:w="60"/>
+              <w:right w:type="dxa" w:w="120"/>
+            </w:tcMar>
+          </w:tcPr>
+          <w:p>
+            <w:pPr>
+              <w:spacing w:line="276"/>
+              <w:jc w:val="left"/>
+            </w:pPr>
+            <w:r>
+              <w:rPr>
+                <w:rFonts w:ascii="Calibri"/>
+                <w:b w:val="false"/>
+                <w:bCs w:val="false"/>
+                <w:color w:val="000000"/>
+                <w:sz w:val="20"/>
+                <w:szCs w:val="20"/>
+              </w:rPr>
+              <w:t xml:space="preserve">—</w:t>
+            </w:r>
+          </w:p>
+        </w:tc>
+        <w:tc>
+          <w:tcPr>
+            <w:tcW w:type="pct" w:w="2550"/>
+            <w:tcMar>
+              <w:top w:type="dxa" w:w="60"/>
+              <w:left w:type="dxa" w:w="120"/>
+              <w:bottom w:type="dxa" w:w="60"/>
+              <w:right w:type="dxa" w:w="120"/>
+            </w:tcMar>
+          </w:tcPr>
+          <w:p>
+            <w:pPr>
+              <w:spacing w:line="276"/>
+              <w:jc w:val="left"/>
+            </w:pPr>
+            <w:r>
+              <w:rPr>
+                <w:rFonts w:ascii="Calibri"/>
+                <w:b w:val="false"/>
+                <w:bCs w:val="false"/>
+                <w:color w:val="000000"/>
+                <w:sz w:val="20"/>
+                <w:szCs w:val="20"/>
+              </w:rPr>
+              <w:t xml:space="preserve">“Only fee types set up for your school appear here — manage them under Fee structure.”</w:t>
+            </w:r>
+          </w:p>
+        </w:tc>
+        <w:tc>
+          <w:tcPr>
+            <w:tcW w:type="pct" w:w="1000"/>
+            <w:tcMar>
+              <w:top w:type="dxa" w:w="60"/>
+              <w:left w:type="dxa" w:w="120"/>
+              <w:bottom w:type="dxa" w:w="60"/>
+              <w:right w:type="dxa" w:w="120"/>
+            </w:tcMar>
+          </w:tcPr>
+          <w:p>
+            <w:pPr>
+              <w:spacing w:line="276"/>
+              <w:jc w:val="left"/>
+            </w:pPr>
+            <w:r>
+              <w:rPr>
+                <w:rFonts w:ascii="Calibri"/>
+                <w:b w:val="false"/>
+                <w:bCs w:val="false"/>
+                <w:color w:val="000000"/>
+                <w:sz w:val="20"/>
+                <w:szCs w:val="20"/>
+              </w:rPr>
+              <w:t xml:space="preserve">—</w:t>
+            </w:r>
+          </w:p>
+        </w:tc>
+      </w:tr>
+    </w:tbl>
+    <w:p>
+      <w:pPr>
+        <w:pStyle w:val="Heading2"/>
+        <w:spacing w:after="120" w:before="240" w:line="312"/>
+      </w:pPr>
+      <w:bookmarkStart w:name="_Toc18" w:id="18"/>
+      <w:r>
+        <w:rPr>
+          <w:rFonts w:ascii="Calibri"/>
+          <w:b/>
+          <w:bCs/>
+          <w:color w:val="15857A"/>
+          <w:sz w:val="28"/>
+          <w:szCs w:val="28"/>
+        </w:rPr>
+        <w:t xml:space="preserve">7.4 Editor bước 2 — Subsidy by fee component</w:t>
+      </w:r>
+      <w:bookmarkEnd w:id="18"/>
+    </w:p>
+    <w:p>
+      <w:pPr>
+        <w:keepNext/>
+        <w:spacing w:after="80" w:before="160" w:line="312"/>
+      </w:pPr>
+      <w:r>
+        <w:rPr>
+          <w:rFonts w:ascii="Calibri"/>
+          <w:b/>
+          <w:bCs/>
+          <w:color w:val="15857A"/>
+          <w:sz w:val="21"/>
+          <w:szCs w:val="21"/>
+        </w:rPr>
+        <w:t xml:space="preserve">Bảng 8 — Field bước 2</w:t>
+      </w:r>
+    </w:p>
+    <w:tbl>
+      <w:tblPr>
+        <w:tblW w:type="pct" w:w="5000"/>
+        <w:tblBorders>
+          <w:top w:val="single" w:color="15857A" w:sz="2"/>
+          <w:left w:val="none" w:color="FFFFFF" w:sz="0"/>
+          <w:bottom w:val="single" w:color="15857A" w:sz="2"/>
+          <w:right w:val="none" w:color="FFFFFF" w:sz="0"/>
+          <w:insideH w:val="single" w:color="D5D0C8" w:sz="1"/>
+          <w:insideV w:val="none" w:color="FFFFFF" w:sz="0"/>
+        </w:tblBorders>
+      </w:tblPr>
+      <w:tblGrid>
+        <w:gridCol w:w="1758"/>
+        <w:gridCol w:w="791"/>
+        <w:gridCol w:w="4482"/>
+        <w:gridCol w:w="1758"/>
+      </w:tblGrid>
+      <w:tr>
+        <w:trPr>
+          <w:cantSplit/>
+          <w:tblHeader/>
+        </w:trPr>
+        <w:tc>
+          <w:tcPr>
+            <w:tcW w:type="pct" w:w="1000"/>
+            <w:shd w:fill="15857A" w:val="clear"/>
+            <w:tcMar>
+              <w:top w:type="dxa" w:w="60"/>
+              <w:left w:type="dxa" w:w="120"/>
+              <w:bottom w:type="dxa" w:w="60"/>
+              <w:right w:type="dxa" w:w="120"/>
+            </w:tcMar>
+          </w:tcPr>
+          <w:p>
+            <w:pPr>
+              <w:spacing w:line="276"/>
+              <w:jc w:val="left"/>
+            </w:pPr>
+            <w:r>
+              <w:rPr>
+                <w:rFonts w:ascii="Calibri"/>
+                <w:b/>
+                <w:bCs/>
+                <w:color w:val="FFFFFF"/>
+                <w:sz w:val="20"/>
+                <w:szCs w:val="20"/>
+              </w:rPr>
+              <w:t xml:space="preserve">Field / item</w:t>
+            </w:r>
+          </w:p>
+        </w:tc>
+        <w:tc>
+          <w:tcPr>
+            <w:tcW w:type="pct" w:w="450"/>
+            <w:shd w:fill="15857A" w:val="clear"/>
+            <w:tcMar>
+              <w:top w:type="dxa" w:w="60"/>
+              <w:left w:type="dxa" w:w="120"/>
+              <w:bottom w:type="dxa" w:w="60"/>
+              <w:right w:type="dxa" w:w="120"/>
+            </w:tcMar>
+          </w:tcPr>
+          <w:p>
+            <w:pPr>
+              <w:spacing w:line="276"/>
+              <w:jc w:val="left"/>
+            </w:pPr>
+            <w:r>
+              <w:rPr>
+                <w:rFonts w:ascii="Calibri"/>
+                <w:b/>
+                <w:bCs/>
+                <w:color w:val="FFFFFF"/>
+                <w:sz w:val="20"/>
+                <w:szCs w:val="20"/>
+              </w:rPr>
+              <w:t xml:space="preserve">Required</w:t>
+            </w:r>
+          </w:p>
+        </w:tc>
+        <w:tc>
+          <w:tcPr>
+            <w:tcW w:type="pct" w:w="2550"/>
+            <w:shd w:fill="15857A" w:val="clear"/>
+            <w:tcMar>
+              <w:top w:type="dxa" w:w="60"/>
+              <w:left w:type="dxa" w:w="120"/>
+              <w:bottom w:type="dxa" w:w="60"/>
+              <w:right w:type="dxa" w:w="120"/>
+            </w:tcMar>
+          </w:tcPr>
+          <w:p>
+            <w:pPr>
+              <w:spacing w:line="276"/>
+              <w:jc w:val="left"/>
+            </w:pPr>
+            <w:r>
+              <w:rPr>
+                <w:rFonts w:ascii="Calibri"/>
+                <w:b/>
+                <w:bCs/>
+                <w:color w:val="FFFFFF"/>
+                <w:sz w:val="20"/>
+                <w:szCs w:val="20"/>
+              </w:rPr>
+              <w:t xml:space="preserve">Rule QA verifies</w:t>
+            </w:r>
+          </w:p>
+        </w:tc>
+        <w:tc>
+          <w:tcPr>
+            <w:tcW w:type="pct" w:w="1000"/>
+            <w:shd w:fill="15857A" w:val="clear"/>
+            <w:tcMar>
+              <w:top w:type="dxa" w:w="60"/>
+              <w:left w:type="dxa" w:w="120"/>
+              <w:bottom w:type="dxa" w:w="60"/>
+              <w:right w:type="dxa" w:w="120"/>
+            </w:tcMar>
+          </w:tcPr>
+          <w:p>
+            <w:pPr>
+              <w:spacing w:line="276"/>
+              <w:jc w:val="left"/>
+            </w:pPr>
+            <w:r>
+              <w:rPr>
+                <w:rFonts w:ascii="Calibri"/>
+                <w:b/>
+                <w:bCs/>
+                <w:color w:val="FFFFFF"/>
+                <w:sz w:val="20"/>
+                <w:szCs w:val="20"/>
+              </w:rPr>
+              <w:t xml:space="preserve">Example</w:t>
+            </w:r>
+          </w:p>
+        </w:tc>
+      </w:tr>
+      <w:tr>
+        <w:trPr>
+          <w:cantSplit/>
+        </w:trPr>
+        <w:tc>
+          <w:tcPr>
+            <w:tcW w:type="pct" w:w="1000"/>
+            <w:tcMar>
+              <w:top w:type="dxa" w:w="60"/>
+              <w:left w:type="dxa" w:w="120"/>
+              <w:bottom w:type="dxa" w:w="60"/>
+              <w:right w:type="dxa" w:w="120"/>
+            </w:tcMar>
+          </w:tcPr>
+          <w:p>
+            <w:pPr>
+              <w:spacing w:line="276"/>
+              <w:jc w:val="left"/>
+            </w:pPr>
+            <w:r>
+              <w:rPr>
+                <w:rFonts w:ascii="Calibri"/>
+                <w:b w:val="false"/>
+                <w:bCs w:val="false"/>
+                <w:color w:val="000000"/>
+                <w:sz w:val="20"/>
+                <w:szCs w:val="20"/>
+              </w:rPr>
+              <w:t xml:space="preserve">Heading</w:t>
+            </w:r>
+          </w:p>
+        </w:tc>
+        <w:tc>
+          <w:tcPr>
+            <w:tcW w:type="pct" w:w="450"/>
+            <w:tcMar>
+              <w:top w:type="dxa" w:w="60"/>
+              <w:left w:type="dxa" w:w="120"/>
+              <w:bottom w:type="dxa" w:w="60"/>
+              <w:right w:type="dxa" w:w="120"/>
+            </w:tcMar>
+          </w:tcPr>
+          <w:p>
+            <w:pPr>
+              <w:spacing w:line="276"/>
+              <w:jc w:val="left"/>
+            </w:pPr>
+            <w:r>
+              <w:rPr>
+                <w:rFonts w:ascii="Calibri"/>
+                <w:b w:val="false"/>
+                <w:bCs w:val="false"/>
+                <w:color w:val="000000"/>
+                <w:sz w:val="20"/>
+                <w:szCs w:val="20"/>
+              </w:rPr>
+              <w:t xml:space="preserve">—</w:t>
+            </w:r>
+          </w:p>
+        </w:tc>
+        <w:tc>
+          <w:tcPr>
+            <w:tcW w:type="pct" w:w="2550"/>
+            <w:tcMar>
+              <w:top w:type="dxa" w:w="60"/>
+              <w:left w:type="dxa" w:w="120"/>
+              <w:bottom w:type="dxa" w:w="60"/>
+              <w:right w:type="dxa" w:w="120"/>
+            </w:tcMar>
+          </w:tcPr>
+          <w:p>
+            <w:pPr>
+              <w:spacing w:line="276"/>
+              <w:jc w:val="left"/>
+            </w:pPr>
+            <w:r>
+              <w:rPr>
+                <w:rFonts w:ascii="Calibri"/>
+                <w:b w:val="false"/>
+                <w:bCs w:val="false"/>
+                <w:color w:val="000000"/>
+                <w:sz w:val="20"/>
+                <w:szCs w:val="20"/>
+              </w:rPr>
+              <w:t xml:space="preserve">“2. Subsidy by fee component” — đứng thứ hai (sau fee types, trước ranks)</w:t>
+            </w:r>
+          </w:p>
+        </w:tc>
+        <w:tc>
+          <w:tcPr>
+            <w:tcW w:type="pct" w:w="1000"/>
+            <w:tcMar>
+              <w:top w:type="dxa" w:w="60"/>
+              <w:left w:type="dxa" w:w="120"/>
+              <w:bottom w:type="dxa" w:w="60"/>
+              <w:right w:type="dxa" w:w="120"/>
+            </w:tcMar>
+          </w:tcPr>
+          <w:p>
+            <w:pPr>
+              <w:spacing w:line="276"/>
+              <w:jc w:val="left"/>
+            </w:pPr>
+            <w:r>
+              <w:rPr>
+                <w:rFonts w:ascii="Calibri"/>
+                <w:b w:val="false"/>
+                <w:bCs w:val="false"/>
+                <w:color w:val="000000"/>
+                <w:sz w:val="20"/>
+                <w:szCs w:val="20"/>
+              </w:rPr>
+              <w:t xml:space="preserve">—</w:t>
+            </w:r>
+          </w:p>
+        </w:tc>
+      </w:tr>
+      <w:tr>
+        <w:trPr>
+          <w:cantSplit/>
+        </w:trPr>
+        <w:tc>
+          <w:tcPr>
+            <w:tcW w:type="pct" w:w="1000"/>
+            <w:tcMar>
+              <w:top w:type="dxa" w:w="60"/>
+              <w:left w:type="dxa" w:w="120"/>
+              <w:bottom w:type="dxa" w:w="60"/>
+              <w:right w:type="dxa" w:w="120"/>
+            </w:tcMar>
+          </w:tcPr>
+          <w:p>
+            <w:pPr>
+              <w:spacing w:line="276"/>
+              <w:jc w:val="left"/>
+            </w:pPr>
+            <w:r>
+              <w:rPr>
+                <w:rFonts w:ascii="Calibri"/>
+                <w:b w:val="false"/>
+                <w:bCs w:val="false"/>
+                <w:color w:val="000000"/>
+                <w:sz w:val="20"/>
+                <w:szCs w:val="20"/>
+              </w:rPr>
+              <w:t xml:space="preserve">Fee type (cột)</w:t>
+            </w:r>
+          </w:p>
+        </w:tc>
+        <w:tc>
+          <w:tcPr>
+            <w:tcW w:type="pct" w:w="450"/>
+            <w:tcMar>
+              <w:top w:type="dxa" w:w="60"/>
+              <w:left w:type="dxa" w:w="120"/>
+              <w:bottom w:type="dxa" w:w="60"/>
+              <w:right w:type="dxa" w:w="120"/>
+            </w:tcMar>
+          </w:tcPr>
+          <w:p>
+            <w:pPr>
+              <w:spacing w:line="276"/>
+              <w:jc w:val="left"/>
+            </w:pPr>
+            <w:r>
+              <w:rPr>
+                <w:rFonts w:ascii="Calibri"/>
+                <w:b w:val="false"/>
+                <w:bCs w:val="false"/>
+                <w:color w:val="000000"/>
+                <w:sz w:val="20"/>
+                <w:szCs w:val="20"/>
+              </w:rPr>
+              <w:t xml:space="preserve">—</w:t>
+            </w:r>
+          </w:p>
+        </w:tc>
+        <w:tc>
+          <w:tcPr>
+            <w:tcW w:type="pct" w:w="2550"/>
+            <w:tcMar>
+              <w:top w:type="dxa" w:w="60"/>
+              <w:left w:type="dxa" w:w="120"/>
+              <w:bottom w:type="dxa" w:w="60"/>
+              <w:right w:type="dxa" w:w="120"/>
+            </w:tcMar>
+          </w:tcPr>
+          <w:p>
+            <w:pPr>
+              <w:spacing w:line="276"/>
+              <w:jc w:val="left"/>
+            </w:pPr>
+            <w:r>
+              <w:rPr>
+                <w:rFonts w:ascii="Calibri"/>
+                <w:b w:val="false"/>
+                <w:bCs w:val="false"/>
+                <w:color w:val="000000"/>
+                <w:sz w:val="20"/>
+                <w:szCs w:val="20"/>
+              </w:rPr>
+              <w:t xml:space="preserve">Tên fee type + nút + Component: thêm dòng mới cùng fee type với component còn tự do; disable khi hết</w:t>
+            </w:r>
+          </w:p>
+        </w:tc>
+        <w:tc>
+          <w:tcPr>
+            <w:tcW w:type="pct" w:w="1000"/>
+            <w:tcMar>
+              <w:top w:type="dxa" w:w="60"/>
+              <w:left w:type="dxa" w:w="120"/>
+              <w:bottom w:type="dxa" w:w="60"/>
+              <w:right w:type="dxa" w:w="120"/>
+            </w:tcMar>
+          </w:tcPr>
+          <w:p>
+            <w:pPr>
+              <w:spacing w:line="276"/>
+              <w:jc w:val="left"/>
+            </w:pPr>
+            <w:r>
+              <w:rPr>
+                <w:rFonts w:ascii="Calibri"/>
+                <w:b w:val="false"/>
+                <w:bCs w:val="false"/>
+                <w:color w:val="000000"/>
+                <w:sz w:val="20"/>
+                <w:szCs w:val="20"/>
+              </w:rPr>
+              <w:t xml:space="preserve">School Fees (Secondary)</w:t>
+            </w:r>
+          </w:p>
+        </w:tc>
+      </w:tr>
+      <w:tr>
+        <w:trPr>
+          <w:cantSplit/>
+        </w:trPr>
+        <w:tc>
+          <w:tcPr>
+            <w:tcW w:type="pct" w:w="1000"/>
+            <w:tcMar>
+              <w:top w:type="dxa" w:w="60"/>
+              <w:left w:type="dxa" w:w="120"/>
+              <w:bottom w:type="dxa" w:w="60"/>
+              <w:right w:type="dxa" w:w="120"/>
+            </w:tcMar>
+          </w:tcPr>
+          <w:p>
+            <w:pPr>
+              <w:spacing w:line="276"/>
+              <w:jc w:val="left"/>
+            </w:pPr>
+            <w:r>
+              <w:rPr>
+                <w:rFonts w:ascii="Calibri"/>
+                <w:b w:val="false"/>
+                <w:bCs w:val="false"/>
+                <w:color w:val="000000"/>
+                <w:sz w:val="20"/>
+                <w:szCs w:val="20"/>
+              </w:rPr>
+              <w:t xml:space="preserve">Fee component (cột)</w:t>
+            </w:r>
+          </w:p>
+        </w:tc>
+        <w:tc>
+          <w:tcPr>
+            <w:tcW w:type="pct" w:w="450"/>
+            <w:tcMar>
+              <w:top w:type="dxa" w:w="60"/>
+              <w:left w:type="dxa" w:w="120"/>
+              <w:bottom w:type="dxa" w:w="60"/>
+              <w:right w:type="dxa" w:w="120"/>
+            </w:tcMar>
+          </w:tcPr>
+          <w:p>
+            <w:pPr>
+              <w:spacing w:line="276"/>
+              <w:jc w:val="left"/>
+            </w:pPr>
+            <w:r>
+              <w:rPr>
+                <w:rFonts w:ascii="Calibri"/>
+                <w:b w:val="false"/>
+                <w:bCs w:val="false"/>
+                <w:color w:val="000000"/>
+                <w:sz w:val="20"/>
+                <w:szCs w:val="20"/>
+              </w:rPr>
+              <w:t xml:space="preserve">—</w:t>
+            </w:r>
+          </w:p>
+        </w:tc>
+        <w:tc>
+          <w:tcPr>
+            <w:tcW w:type="pct" w:w="2550"/>
+            <w:tcMar>
+              <w:top w:type="dxa" w:w="60"/>
+              <w:left w:type="dxa" w:w="120"/>
+              <w:bottom w:type="dxa" w:w="60"/>
+              <w:right w:type="dxa" w:w="120"/>
+            </w:tcMar>
+          </w:tcPr>
+          <w:p>
+            <w:pPr>
+              <w:spacing w:line="276"/>
+              <w:jc w:val="left"/>
+            </w:pPr>
+            <w:r>
+              <w:rPr>
+                <w:rFonts w:ascii="Calibri"/>
+                <w:b w:val="false"/>
+                <w:bCs w:val="false"/>
+                <w:color w:val="000000"/>
+                <w:sz w:val="20"/>
+                <w:szCs w:val="20"/>
+              </w:rPr>
+              <w:t xml:space="preserve">Select chỉ chứa component của fee type đó; component đã dùng ở dòng khác → disable; đổi component giữ nguyên giá trị đã nhập</w:t>
+            </w:r>
+          </w:p>
+        </w:tc>
+        <w:tc>
+          <w:tcPr>
+            <w:tcW w:type="pct" w:w="1000"/>
+            <w:tcMar>
+              <w:top w:type="dxa" w:w="60"/>
+              <w:left w:type="dxa" w:w="120"/>
+              <w:bottom w:type="dxa" w:w="60"/>
+              <w:right w:type="dxa" w:w="120"/>
+            </w:tcMar>
+          </w:tcPr>
+          <w:p>
+            <w:pPr>
+              <w:spacing w:line="276"/>
+              <w:jc w:val="left"/>
+            </w:pPr>
+            <w:r>
+              <w:rPr>
+                <w:rFonts w:ascii="Calibri"/>
+                <w:b w:val="false"/>
+                <w:bCs w:val="false"/>
+                <w:color w:val="000000"/>
+                <w:sz w:val="20"/>
+                <w:szCs w:val="20"/>
+              </w:rPr>
+              <w:t xml:space="preserve">Miscellaneous</w:t>
+            </w:r>
+          </w:p>
+        </w:tc>
+      </w:tr>
+      <w:tr>
+        <w:trPr>
+          <w:cantSplit/>
+        </w:trPr>
+        <w:tc>
+          <w:tcPr>
+            <w:tcW w:type="pct" w:w="1000"/>
+            <w:tcMar>
+              <w:top w:type="dxa" w:w="60"/>
+              <w:left w:type="dxa" w:w="120"/>
+              <w:bottom w:type="dxa" w:w="60"/>
+              <w:right w:type="dxa" w:w="120"/>
+            </w:tcMar>
+          </w:tcPr>
+          <w:p>
+            <w:pPr>
+              <w:spacing w:line="276"/>
+              <w:jc w:val="left"/>
+            </w:pPr>
+            <w:r>
+              <w:rPr>
+                <w:rFonts w:ascii="Calibri"/>
+                <w:b w:val="false"/>
+                <w:bCs w:val="false"/>
+                <w:color w:val="000000"/>
+                <w:sz w:val="20"/>
+                <w:szCs w:val="20"/>
+              </w:rPr>
+              <w:t xml:space="preserve">Basis (cột)</w:t>
+            </w:r>
+          </w:p>
+        </w:tc>
+        <w:tc>
+          <w:tcPr>
+            <w:tcW w:type="pct" w:w="450"/>
+            <w:tcMar>
+              <w:top w:type="dxa" w:w="60"/>
+              <w:left w:type="dxa" w:w="120"/>
+              <w:bottom w:type="dxa" w:w="60"/>
+              <w:right w:type="dxa" w:w="120"/>
+            </w:tcMar>
+          </w:tcPr>
+          <w:p>
+            <w:pPr>
+              <w:spacing w:line="276"/>
+              <w:jc w:val="left"/>
+            </w:pPr>
+            <w:r>
+              <w:rPr>
+                <w:rFonts w:ascii="Calibri"/>
+                <w:b w:val="false"/>
+                <w:bCs w:val="false"/>
+                <w:color w:val="000000"/>
+                <w:sz w:val="20"/>
+                <w:szCs w:val="20"/>
+              </w:rPr>
+              <w:t xml:space="preserve">Y</w:t>
+            </w:r>
+          </w:p>
+        </w:tc>
+        <w:tc>
+          <w:tcPr>
+            <w:tcW w:type="pct" w:w="2550"/>
+            <w:tcMar>
+              <w:top w:type="dxa" w:w="60"/>
+              <w:left w:type="dxa" w:w="120"/>
+              <w:bottom w:type="dxa" w:w="60"/>
+              <w:right w:type="dxa" w:w="120"/>
+            </w:tcMar>
+          </w:tcPr>
+          <w:p>
+            <w:pPr>
+              <w:spacing w:line="276"/>
+              <w:jc w:val="left"/>
+            </w:pPr>
+            <w:r>
+              <w:rPr>
+                <w:rFonts w:ascii="Calibri"/>
+                <w:b w:val="false"/>
+                <w:bCs w:val="false"/>
+                <w:color w:val="000000"/>
+                <w:sz w:val="20"/>
+                <w:szCs w:val="20"/>
+              </w:rPr>
+              <w:t xml:space="preserve">Percentage (%) hoạc Fixed amount (SGD); áp cho cả dòng (đổi basis giữ rate)</w:t>
+            </w:r>
+          </w:p>
+        </w:tc>
+        <w:tc>
+          <w:tcPr>
+            <w:tcW w:type="pct" w:w="1000"/>
+            <w:tcMar>
+              <w:top w:type="dxa" w:w="60"/>
+              <w:left w:type="dxa" w:w="120"/>
+              <w:bottom w:type="dxa" w:w="60"/>
+              <w:right w:type="dxa" w:w="120"/>
+            </w:tcMar>
+          </w:tcPr>
+          <w:p>
+            <w:pPr>
+              <w:spacing w:line="276"/>
+              <w:jc w:val="left"/>
+            </w:pPr>
+            <w:r>
+              <w:rPr>
+                <w:rFonts w:ascii="Calibri"/>
+                <w:b w:val="false"/>
+                <w:bCs w:val="false"/>
+                <w:color w:val="000000"/>
+                <w:sz w:val="20"/>
+                <w:szCs w:val="20"/>
+              </w:rPr>
+              <w:t xml:space="preserve">Percentage (%)</w:t>
+            </w:r>
+          </w:p>
+        </w:tc>
+      </w:tr>
+      <w:tr>
+        <w:trPr>
+          <w:cantSplit/>
+        </w:trPr>
+        <w:tc>
+          <w:tcPr>
+            <w:tcW w:type="pct" w:w="1000"/>
+            <w:tcMar>
+              <w:top w:type="dxa" w:w="60"/>
+              <w:left w:type="dxa" w:w="120"/>
+              <w:bottom w:type="dxa" w:w="60"/>
+              <w:right w:type="dxa" w:w="120"/>
+            </w:tcMar>
+          </w:tcPr>
+          <w:p>
+            <w:pPr>
+              <w:spacing w:line="276"/>
+              <w:jc w:val="left"/>
+            </w:pPr>
+            <w:r>
+              <w:rPr>
+                <w:rFonts w:ascii="Calibri"/>
+                <w:b w:val="false"/>
+                <w:bCs w:val="false"/>
+                <w:color w:val="000000"/>
+                <w:sz w:val="20"/>
+                <w:szCs w:val="20"/>
+              </w:rPr>
+              <w:t xml:space="preserve">Rank N (ô số)</w:t>
+            </w:r>
+          </w:p>
+        </w:tc>
+        <w:tc>
+          <w:tcPr>
+            <w:tcW w:type="pct" w:w="450"/>
+            <w:tcMar>
+              <w:top w:type="dxa" w:w="60"/>
+              <w:left w:type="dxa" w:w="120"/>
+              <w:bottom w:type="dxa" w:w="60"/>
+              <w:right w:type="dxa" w:w="120"/>
+            </w:tcMar>
+          </w:tcPr>
+          <w:p>
+            <w:pPr>
+              <w:spacing w:line="276"/>
+              <w:jc w:val="left"/>
+            </w:pPr>
+            <w:r>
+              <w:rPr>
+                <w:rFonts w:ascii="Calibri"/>
+                <w:b w:val="false"/>
+                <w:bCs w:val="false"/>
+                <w:color w:val="000000"/>
+                <w:sz w:val="20"/>
+                <w:szCs w:val="20"/>
+              </w:rPr>
+              <w:t xml:space="preserve">N</w:t>
+            </w:r>
+          </w:p>
+        </w:tc>
+        <w:tc>
+          <w:tcPr>
+            <w:tcW w:type="pct" w:w="2550"/>
+            <w:tcMar>
+              <w:top w:type="dxa" w:w="60"/>
+              <w:left w:type="dxa" w:w="120"/>
+              <w:bottom w:type="dxa" w:w="60"/>
+              <w:right w:type="dxa" w:w="120"/>
+            </w:tcMar>
+          </w:tcPr>
+          <w:p>
+            <w:pPr>
+              <w:spacing w:line="276"/>
+              <w:jc w:val="left"/>
+            </w:pPr>
+            <w:r>
+              <w:rPr>
+                <w:rFonts w:ascii="Calibri"/>
+                <w:b w:val="false"/>
+                <w:bCs w:val="false"/>
+                <w:color w:val="000000"/>
+                <w:sz w:val="20"/>
+                <w:szCs w:val="20"/>
+              </w:rPr>
+              <w:t xml:space="preserve">number 0–100 (percent) / ≥0 (fixed), step 0.5, tối đa 2 số thập; để trống hợp lệ = theo flat rate của rank (bước 3); placeholder = flat rate nếu đã nhập</w:t>
+            </w:r>
+          </w:p>
+        </w:tc>
+        <w:tc>
+          <w:tcPr>
+            <w:tcW w:type="pct" w:w="1000"/>
+            <w:tcMar>
+              <w:top w:type="dxa" w:w="60"/>
+              <w:left w:type="dxa" w:w="120"/>
+              <w:bottom w:type="dxa" w:w="60"/>
+              <w:right w:type="dxa" w:w="120"/>
+            </w:tcMar>
+          </w:tcPr>
+          <w:p>
+            <w:pPr>
+              <w:spacing w:line="276"/>
+              <w:jc w:val="left"/>
+            </w:pPr>
+            <w:r>
+              <w:rPr>
+                <w:rFonts w:ascii="Calibri"/>
+                <w:b w:val="false"/>
+                <w:bCs w:val="false"/>
+                <w:color w:val="000000"/>
+                <w:sz w:val="20"/>
+                <w:szCs w:val="20"/>
+              </w:rPr>
+              <w:t xml:space="preserve">80</w:t>
+            </w:r>
+          </w:p>
+        </w:tc>
+      </w:tr>
+      <w:tr>
+        <w:trPr>
+          <w:cantSplit/>
+        </w:trPr>
+        <w:tc>
+          <w:tcPr>
+            <w:tcW w:type="pct" w:w="1000"/>
+            <w:tcMar>
+              <w:top w:type="dxa" w:w="60"/>
+              <w:left w:type="dxa" w:w="120"/>
+              <w:bottom w:type="dxa" w:w="60"/>
+              <w:right w:type="dxa" w:w="120"/>
+            </w:tcMar>
+          </w:tcPr>
+          <w:p>
+            <w:pPr>
+              <w:spacing w:line="276"/>
+              <w:jc w:val="left"/>
+            </w:pPr>
+            <w:r>
+              <w:rPr>
+                <w:rFonts w:ascii="Calibri"/>
+                <w:b w:val="false"/>
+                <w:bCs w:val="false"/>
+                <w:color w:val="000000"/>
+                <w:sz w:val="20"/>
+                <w:szCs w:val="20"/>
+              </w:rPr>
+              <w:t xml:space="preserve">Remove (Action)</w:t>
+            </w:r>
+          </w:p>
+        </w:tc>
+        <w:tc>
+          <w:tcPr>
+            <w:tcW w:type="pct" w:w="450"/>
+            <w:tcMar>
+              <w:top w:type="dxa" w:w="60"/>
+              <w:left w:type="dxa" w:w="120"/>
+              <w:bottom w:type="dxa" w:w="60"/>
+              <w:right w:type="dxa" w:w="120"/>
+            </w:tcMar>
+          </w:tcPr>
+          <w:p>
+            <w:pPr>
+              <w:spacing w:line="276"/>
+              <w:jc w:val="left"/>
+            </w:pPr>
+            <w:r>
+              <w:rPr>
+                <w:rFonts w:ascii="Calibri"/>
+                <w:b w:val="false"/>
+                <w:bCs w:val="false"/>
+                <w:color w:val="000000"/>
+                <w:sz w:val="20"/>
+                <w:szCs w:val="20"/>
+              </w:rPr>
+              <w:t xml:space="preserve">—</w:t>
+            </w:r>
+          </w:p>
+        </w:tc>
+        <w:tc>
+          <w:tcPr>
+            <w:tcW w:type="pct" w:w="2550"/>
+            <w:tcMar>
+              <w:top w:type="dxa" w:w="60"/>
+              <w:left w:type="dxa" w:w="120"/>
+              <w:bottom w:type="dxa" w:w="60"/>
+              <w:right w:type="dxa" w:w="120"/>
+            </w:tcMar>
+          </w:tcPr>
+          <w:p>
+            <w:pPr>
+              <w:spacing w:line="276"/>
+              <w:jc w:val="left"/>
+            </w:pPr>
+            <w:r>
+              <w:rPr>
+                <w:rFonts w:ascii="Calibri"/>
+                <w:b w:val="false"/>
+                <w:bCs w:val="false"/>
+                <w:color w:val="000000"/>
+                <w:sz w:val="20"/>
+                <w:szCs w:val="20"/>
+              </w:rPr>
+              <w:t xml:space="preserve">Xóa dòng; component trở lại tự do, chip cập nhật theo</w:t>
+            </w:r>
+          </w:p>
+        </w:tc>
+        <w:tc>
+          <w:tcPr>
+            <w:tcW w:type="pct" w:w="1000"/>
+            <w:tcMar>
+              <w:top w:type="dxa" w:w="60"/>
+              <w:left w:type="dxa" w:w="120"/>
+              <w:bottom w:type="dxa" w:w="60"/>
+              <w:right w:type="dxa" w:w="120"/>
+            </w:tcMar>
+          </w:tcPr>
+          <w:p>
+            <w:pPr>
+              <w:spacing w:line="276"/>
+              <w:jc w:val="left"/>
+            </w:pPr>
+            <w:r>
+              <w:rPr>
+                <w:rFonts w:ascii="Calibri"/>
+                <w:b w:val="false"/>
+                <w:bCs w:val="false"/>
+                <w:color w:val="000000"/>
+                <w:sz w:val="20"/>
+                <w:szCs w:val="20"/>
+              </w:rPr>
+              <w:t xml:space="preserve">—</w:t>
+            </w:r>
+          </w:p>
+        </w:tc>
+      </w:tr>
+      <w:tr>
+        <w:trPr>
+          <w:cantSplit/>
+        </w:trPr>
+        <w:tc>
+          <w:tcPr>
+            <w:tcW w:type="pct" w:w="1000"/>
+            <w:tcMar>
+              <w:top w:type="dxa" w:w="60"/>
+              <w:left w:type="dxa" w:w="120"/>
+              <w:bottom w:type="dxa" w:w="60"/>
+              <w:right w:type="dxa" w:w="120"/>
+            </w:tcMar>
+          </w:tcPr>
+          <w:p>
+            <w:pPr>
+              <w:spacing w:line="276"/>
+              <w:jc w:val="left"/>
+            </w:pPr>
+            <w:r>
+              <w:rPr>
+                <w:rFonts w:ascii="Calibri"/>
+                <w:b w:val="false"/>
+                <w:bCs w:val="false"/>
+                <w:color w:val="000000"/>
+                <w:sz w:val="20"/>
+                <w:szCs w:val="20"/>
+              </w:rPr>
+              <w:t xml:space="preserve">Empty state</w:t>
+            </w:r>
+          </w:p>
+        </w:tc>
+        <w:tc>
+          <w:tcPr>
+            <w:tcW w:type="pct" w:w="450"/>
+            <w:tcMar>
+              <w:top w:type="dxa" w:w="60"/>
+              <w:left w:type="dxa" w:w="120"/>
+              <w:bottom w:type="dxa" w:w="60"/>
+              <w:right w:type="dxa" w:w="120"/>
+            </w:tcMar>
+          </w:tcPr>
+          <w:p>
+            <w:pPr>
+              <w:spacing w:line="276"/>
+              <w:jc w:val="left"/>
+            </w:pPr>
+            <w:r>
+              <w:rPr>
+                <w:rFonts w:ascii="Calibri"/>
+                <w:b w:val="false"/>
+                <w:bCs w:val="false"/>
+                <w:color w:val="000000"/>
+                <w:sz w:val="20"/>
+                <w:szCs w:val="20"/>
+              </w:rPr>
+              <w:t xml:space="preserve">—</w:t>
+            </w:r>
+          </w:p>
+        </w:tc>
+        <w:tc>
+          <w:tcPr>
+            <w:tcW w:type="pct" w:w="2550"/>
+            <w:tcMar>
+              <w:top w:type="dxa" w:w="60"/>
+              <w:left w:type="dxa" w:w="120"/>
+              <w:bottom w:type="dxa" w:w="60"/>
+              <w:right w:type="dxa" w:w="120"/>
+            </w:tcMar>
+          </w:tcPr>
+          <w:p>
+            <w:pPr>
+              <w:spacing w:line="276"/>
+              <w:jc w:val="left"/>
+            </w:pPr>
+            <w:r>
+              <w:rPr>
+                <w:rFonts w:ascii="Calibri"/>
+                <w:b w:val="false"/>
+                <w:bCs w:val="false"/>
+                <w:color w:val="000000"/>
+                <w:sz w:val="20"/>
+                <w:szCs w:val="20"/>
+              </w:rPr>
+              <w:t xml:space="preserve">Không dòng nào: “No components selected. Add school fee types above…”</w:t>
+            </w:r>
+          </w:p>
+        </w:tc>
+        <w:tc>
+          <w:tcPr>
+            <w:tcW w:type="pct" w:w="1000"/>
+            <w:tcMar>
+              <w:top w:type="dxa" w:w="60"/>
+              <w:left w:type="dxa" w:w="120"/>
+              <w:bottom w:type="dxa" w:w="60"/>
+              <w:right w:type="dxa" w:w="120"/>
+            </w:tcMar>
+          </w:tcPr>
+          <w:p>
+            <w:pPr>
+              <w:spacing w:line="276"/>
+              <w:jc w:val="left"/>
+            </w:pPr>
+            <w:r>
+              <w:rPr>
+                <w:rFonts w:ascii="Calibri"/>
+                <w:b w:val="false"/>
+                <w:bCs w:val="false"/>
+                <w:color w:val="000000"/>
+                <w:sz w:val="20"/>
+                <w:szCs w:val="20"/>
+              </w:rPr>
+              <w:t xml:space="preserve">—</w:t>
+            </w:r>
+          </w:p>
+        </w:tc>
+      </w:tr>
+      <w:tr>
+        <w:trPr>
+          <w:cantSplit/>
+        </w:trPr>
+        <w:tc>
+          <w:tcPr>
+            <w:tcW w:type="pct" w:w="1000"/>
+            <w:tcMar>
+              <w:top w:type="dxa" w:w="60"/>
+              <w:left w:type="dxa" w:w="120"/>
+              <w:bottom w:type="dxa" w:w="60"/>
+              <w:right w:type="dxa" w:w="120"/>
+            </w:tcMar>
+          </w:tcPr>
+          <w:p>
+            <w:pPr>
+              <w:spacing w:line="276"/>
+              <w:jc w:val="left"/>
+            </w:pPr>
+            <w:r>
+              <w:rPr>
+                <w:rFonts w:ascii="Calibri"/>
+                <w:b w:val="false"/>
+                <w:bCs w:val="false"/>
+                <w:color w:val="000000"/>
+                <w:sz w:val="20"/>
+                <w:szCs w:val="20"/>
+              </w:rPr>
+              <w:t xml:space="preserve">Counter N ranks</w:t>
+            </w:r>
+          </w:p>
+        </w:tc>
+        <w:tc>
+          <w:tcPr>
+            <w:tcW w:type="pct" w:w="450"/>
+            <w:tcMar>
+              <w:top w:type="dxa" w:w="60"/>
+              <w:left w:type="dxa" w:w="120"/>
+              <w:bottom w:type="dxa" w:w="60"/>
+              <w:right w:type="dxa" w:w="120"/>
+            </w:tcMar>
+          </w:tcPr>
+          <w:p>
+            <w:pPr>
+              <w:spacing w:line="276"/>
+              <w:jc w:val="left"/>
+            </w:pPr>
+            <w:r>
+              <w:rPr>
+                <w:rFonts w:ascii="Calibri"/>
+                <w:b w:val="false"/>
+                <w:bCs w:val="false"/>
+                <w:color w:val="000000"/>
+                <w:sz w:val="20"/>
+                <w:szCs w:val="20"/>
+              </w:rPr>
+              <w:t xml:space="preserve">—</w:t>
+            </w:r>
+          </w:p>
+        </w:tc>
+        <w:tc>
+          <w:tcPr>
+            <w:tcW w:type="pct" w:w="2550"/>
+            <w:tcMar>
+              <w:top w:type="dxa" w:w="60"/>
+              <w:left w:type="dxa" w:w="120"/>
+              <w:bottom w:type="dxa" w:w="60"/>
+              <w:right w:type="dxa" w:w="120"/>
+            </w:tcMar>
+          </w:tcPr>
+          <w:p>
+            <w:pPr>
+              <w:spacing w:line="276"/>
+              <w:jc w:val="left"/>
+            </w:pPr>
+            <w:r>
+              <w:rPr>
+                <w:rFonts w:ascii="Calibri"/>
+                <w:b w:val="false"/>
+                <w:bCs w:val="false"/>
+                <w:color w:val="000000"/>
+                <w:sz w:val="20"/>
+                <w:szCs w:val="20"/>
+              </w:rPr>
+              <w:t xml:space="preserve">UI-only; bằng số cột Rank = số dòng bảng bước 3</w:t>
+            </w:r>
+          </w:p>
+        </w:tc>
+        <w:tc>
+          <w:tcPr>
+            <w:tcW w:type="pct" w:w="1000"/>
+            <w:tcMar>
+              <w:top w:type="dxa" w:w="60"/>
+              <w:left w:type="dxa" w:w="120"/>
+              <w:bottom w:type="dxa" w:w="60"/>
+              <w:right w:type="dxa" w:w="120"/>
+            </w:tcMar>
+          </w:tcPr>
+          <w:p>
+            <w:pPr>
+              <w:spacing w:line="276"/>
+              <w:jc w:val="left"/>
+            </w:pPr>
+            <w:r>
+              <w:rPr>
+                <w:rFonts w:ascii="Calibri"/>
+                <w:b w:val="false"/>
+                <w:bCs w:val="false"/>
+                <w:color w:val="000000"/>
+                <w:sz w:val="20"/>
+                <w:szCs w:val="20"/>
+              </w:rPr>
+              <w:t xml:space="preserve">5 ranks</w:t>
+            </w:r>
+          </w:p>
+        </w:tc>
+      </w:tr>
+      <w:tr>
+        <w:trPr>
+          <w:cantSplit/>
+        </w:trPr>
+        <w:tc>
+          <w:tcPr>
+            <w:tcW w:type="pct" w:w="1000"/>
+            <w:tcMar>
+              <w:top w:type="dxa" w:w="60"/>
+              <w:left w:type="dxa" w:w="120"/>
+              <w:bottom w:type="dxa" w:w="60"/>
+              <w:right w:type="dxa" w:w="120"/>
+            </w:tcMar>
+          </w:tcPr>
+          <w:p>
+            <w:pPr>
+              <w:spacing w:line="276"/>
+              <w:jc w:val="left"/>
+            </w:pPr>
+            <w:r>
+              <w:rPr>
+                <w:rFonts w:ascii="Calibri"/>
+                <w:b w:val="false"/>
+                <w:bCs w:val="false"/>
+                <w:color w:val="000000"/>
+                <w:sz w:val="20"/>
+                <w:szCs w:val="20"/>
+              </w:rPr>
+              <w:t xml:space="preserve">Add rank</w:t>
+            </w:r>
+          </w:p>
+        </w:tc>
+        <w:tc>
+          <w:tcPr>
+            <w:tcW w:type="pct" w:w="450"/>
+            <w:tcMar>
+              <w:top w:type="dxa" w:w="60"/>
+              <w:left w:type="dxa" w:w="120"/>
+              <w:bottom w:type="dxa" w:w="60"/>
+              <w:right w:type="dxa" w:w="120"/>
+            </w:tcMar>
+          </w:tcPr>
+          <w:p>
+            <w:pPr>
+              <w:spacing w:line="276"/>
+              <w:jc w:val="left"/>
+            </w:pPr>
+            <w:r>
+              <w:rPr>
+                <w:rFonts w:ascii="Calibri"/>
+                <w:b w:val="false"/>
+                <w:bCs w:val="false"/>
+                <w:color w:val="000000"/>
+                <w:sz w:val="20"/>
+                <w:szCs w:val="20"/>
+              </w:rPr>
+              <w:t xml:space="preserve">—</w:t>
+            </w:r>
+          </w:p>
+        </w:tc>
+        <w:tc>
+          <w:tcPr>
+            <w:tcW w:type="pct" w:w="2550"/>
+            <w:tcMar>
+              <w:top w:type="dxa" w:w="60"/>
+              <w:left w:type="dxa" w:w="120"/>
+              <w:bottom w:type="dxa" w:w="60"/>
+              <w:right w:type="dxa" w:w="120"/>
+            </w:tcMar>
+          </w:tcPr>
+          <w:p>
+            <w:pPr>
+              <w:spacing w:line="276"/>
+              <w:jc w:val="left"/>
+            </w:pPr>
+            <w:r>
+              <w:rPr>
+                <w:rFonts w:ascii="Calibri"/>
+                <w:b w:val="false"/>
+                <w:bCs w:val="false"/>
+                <w:color w:val="000000"/>
+                <w:sz w:val="20"/>
+                <w:szCs w:val="20"/>
+              </w:rPr>
+              <w:t xml:space="preserve">Thêm cột Rank N+1 ở bước 2 và dòng Rank N+1 ở bước 3</w:t>
+            </w:r>
+          </w:p>
+        </w:tc>
+        <w:tc>
+          <w:tcPr>
+            <w:tcW w:type="pct" w:w="1000"/>
+            <w:tcMar>
+              <w:top w:type="dxa" w:w="60"/>
+              <w:left w:type="dxa" w:w="120"/>
+              <w:bottom w:type="dxa" w:w="60"/>
+              <w:right w:type="dxa" w:w="120"/>
+            </w:tcMar>
+          </w:tcPr>
+          <w:p>
+            <w:pPr>
+              <w:spacing w:line="276"/>
+              <w:jc w:val="left"/>
+            </w:pPr>
+            <w:r>
+              <w:rPr>
+                <w:rFonts w:ascii="Calibri"/>
+                <w:b w:val="false"/>
+                <w:bCs w:val="false"/>
+                <w:color w:val="000000"/>
+                <w:sz w:val="20"/>
+                <w:szCs w:val="20"/>
+              </w:rPr>
+              <w:t xml:space="preserve">—</w:t>
+            </w:r>
+          </w:p>
+        </w:tc>
+      </w:tr>
+      <w:tr>
+        <w:trPr>
+          <w:cantSplit/>
+        </w:trPr>
+        <w:tc>
+          <w:tcPr>
+            <w:tcW w:type="pct" w:w="1000"/>
+            <w:tcMar>
+              <w:top w:type="dxa" w:w="60"/>
+              <w:left w:type="dxa" w:w="120"/>
+              <w:bottom w:type="dxa" w:w="60"/>
+              <w:right w:type="dxa" w:w="120"/>
+            </w:tcMar>
+          </w:tcPr>
+          <w:p>
+            <w:pPr>
+              <w:spacing w:line="276"/>
+              <w:jc w:val="left"/>
+            </w:pPr>
+            <w:r>
+              <w:rPr>
+                <w:rFonts w:ascii="Calibri"/>
+                <w:b w:val="false"/>
+                <w:bCs w:val="false"/>
+                <w:color w:val="000000"/>
+                <w:sz w:val="20"/>
+                <w:szCs w:val="20"/>
+              </w:rPr>
+              <w:t xml:space="preserve">Remove last rank</w:t>
+            </w:r>
+          </w:p>
+        </w:tc>
+        <w:tc>
+          <w:tcPr>
+            <w:tcW w:type="pct" w:w="450"/>
+            <w:tcMar>
+              <w:top w:type="dxa" w:w="60"/>
+              <w:left w:type="dxa" w:w="120"/>
+              <w:bottom w:type="dxa" w:w="60"/>
+              <w:right w:type="dxa" w:w="120"/>
+            </w:tcMar>
+          </w:tcPr>
+          <w:p>
+            <w:pPr>
+              <w:spacing w:line="276"/>
+              <w:jc w:val="left"/>
+            </w:pPr>
+            <w:r>
+              <w:rPr>
+                <w:rFonts w:ascii="Calibri"/>
+                <w:b w:val="false"/>
+                <w:bCs w:val="false"/>
+                <w:color w:val="000000"/>
+                <w:sz w:val="20"/>
+                <w:szCs w:val="20"/>
+              </w:rPr>
+              <w:t xml:space="preserve">—</w:t>
+            </w:r>
+          </w:p>
+        </w:tc>
+        <w:tc>
+          <w:tcPr>
+            <w:tcW w:type="pct" w:w="2550"/>
+            <w:tcMar>
+              <w:top w:type="dxa" w:w="60"/>
+              <w:left w:type="dxa" w:w="120"/>
+              <w:bottom w:type="dxa" w:w="60"/>
+              <w:right w:type="dxa" w:w="120"/>
+            </w:tcMar>
+          </w:tcPr>
+          <w:p>
+            <w:pPr>
+              <w:spacing w:line="276"/>
+              <w:jc w:val="left"/>
+            </w:pPr>
+            <w:r>
+              <w:rPr>
+                <w:rFonts w:ascii="Calibri"/>
+                <w:b w:val="false"/>
+                <w:bCs w:val="false"/>
+                <w:color w:val="000000"/>
+                <w:sz w:val="20"/>
+                <w:szCs w:val="20"/>
+              </w:rPr>
+              <w:t xml:space="preserve">Disable khi còn 1 rank; confirm “Remove the last rank and its subsidy values?” → cột cuối bước 2 + dòng cuối bước 3 biến mất</w:t>
+            </w:r>
+          </w:p>
+        </w:tc>
+        <w:tc>
+          <w:tcPr>
+            <w:tcW w:type="pct" w:w="1000"/>
+            <w:tcMar>
+              <w:top w:type="dxa" w:w="60"/>
+              <w:left w:type="dxa" w:w="120"/>
+              <w:bottom w:type="dxa" w:w="60"/>
+              <w:right w:type="dxa" w:w="120"/>
+            </w:tcMar>
+          </w:tcPr>
+          <w:p>
+            <w:pPr>
+              <w:spacing w:line="276"/>
+              <w:jc w:val="left"/>
+            </w:pPr>
+            <w:r>
+              <w:rPr>
+                <w:rFonts w:ascii="Calibri"/>
+                <w:b w:val="false"/>
+                <w:bCs w:val="false"/>
+                <w:color w:val="000000"/>
+                <w:sz w:val="20"/>
+                <w:szCs w:val="20"/>
+              </w:rPr>
+              <w:t xml:space="preserve">—</w:t>
+            </w:r>
+          </w:p>
+        </w:tc>
+      </w:tr>
+    </w:tbl>
+    <w:p>
+      <w:pPr>
+        <w:pStyle w:val="Heading2"/>
+        <w:spacing w:after="120" w:before="240" w:line="312"/>
+      </w:pPr>
+      <w:bookmarkStart w:name="_Toc19" w:id="19"/>
+      <w:r>
+        <w:rPr>
+          <w:rFonts w:ascii="Calibri"/>
+          <w:b/>
+          <w:bCs/>
+          <w:color w:val="15857A"/>
+          <w:sz w:val="28"/>
+          <w:szCs w:val="28"/>
+        </w:rPr>
+        <w:t xml:space="preserve">7.5 Editor bước 3 — Configure ranks</w:t>
+      </w:r>
+      <w:bookmarkEnd w:id="19"/>
+    </w:p>
+    <w:p>
+      <w:pPr>
+        <w:keepNext/>
+        <w:spacing w:after="80" w:before="160" w:line="312"/>
+      </w:pPr>
+      <w:r>
+        <w:rPr>
+          <w:rFonts w:ascii="Calibri"/>
+          <w:b/>
+          <w:bCs/>
+          <w:color w:val="15857A"/>
+          <w:sz w:val="21"/>
+          <w:szCs w:val="21"/>
+        </w:rPr>
+        <w:t xml:space="preserve">Bảng 9 — Field bước 3</w:t>
+      </w:r>
+    </w:p>
+    <w:tbl>
+      <w:tblPr>
+        <w:tblW w:type="pct" w:w="5000"/>
+        <w:tblBorders>
+          <w:top w:val="single" w:color="15857A" w:sz="2"/>
+          <w:left w:val="none" w:color="FFFFFF" w:sz="0"/>
+          <w:bottom w:val="single" w:color="15857A" w:sz="2"/>
+          <w:right w:val="none" w:color="FFFFFF" w:sz="0"/>
+          <w:insideH w:val="single" w:color="D5D0C8" w:sz="1"/>
+          <w:insideV w:val="none" w:color="FFFFFF" w:sz="0"/>
+        </w:tblBorders>
+      </w:tblPr>
+      <w:tblGrid>
+        <w:gridCol w:w="1758"/>
+        <w:gridCol w:w="791"/>
+        <w:gridCol w:w="4482"/>
+        <w:gridCol w:w="1758"/>
+      </w:tblGrid>
+      <w:tr>
+        <w:trPr>
+          <w:cantSplit/>
+          <w:tblHeader/>
+        </w:trPr>
+        <w:tc>
+          <w:tcPr>
+            <w:tcW w:type="pct" w:w="1000"/>
+            <w:shd w:fill="15857A" w:val="clear"/>
+            <w:tcMar>
+              <w:top w:type="dxa" w:w="60"/>
+              <w:left w:type="dxa" w:w="120"/>
+              <w:bottom w:type="dxa" w:w="60"/>
+              <w:right w:type="dxa" w:w="120"/>
+            </w:tcMar>
+          </w:tcPr>
+          <w:p>
+            <w:pPr>
+              <w:spacing w:line="276"/>
+              <w:jc w:val="left"/>
+            </w:pPr>
+            <w:r>
+              <w:rPr>
+                <w:rFonts w:ascii="Calibri"/>
+                <w:b/>
+                <w:bCs/>
+                <w:color w:val="FFFFFF"/>
+                <w:sz w:val="20"/>
+                <w:szCs w:val="20"/>
+              </w:rPr>
+              <w:t xml:space="preserve">Field / item</w:t>
+            </w:r>
+          </w:p>
+        </w:tc>
+        <w:tc>
+          <w:tcPr>
+            <w:tcW w:type="pct" w:w="450"/>
+            <w:shd w:fill="15857A" w:val="clear"/>
+            <w:tcMar>
+              <w:top w:type="dxa" w:w="60"/>
+              <w:left w:type="dxa" w:w="120"/>
+              <w:bottom w:type="dxa" w:w="60"/>
+              <w:right w:type="dxa" w:w="120"/>
+            </w:tcMar>
+          </w:tcPr>
+          <w:p>
+            <w:pPr>
+              <w:spacing w:line="276"/>
+              <w:jc w:val="left"/>
+            </w:pPr>
+            <w:r>
+              <w:rPr>
+                <w:rFonts w:ascii="Calibri"/>
+                <w:b/>
+                <w:bCs/>
+                <w:color w:val="FFFFFF"/>
+                <w:sz w:val="20"/>
+                <w:szCs w:val="20"/>
+              </w:rPr>
+              <w:t xml:space="preserve">Required</w:t>
+            </w:r>
+          </w:p>
+        </w:tc>
+        <w:tc>
+          <w:tcPr>
+            <w:tcW w:type="pct" w:w="2550"/>
+            <w:shd w:fill="15857A" w:val="clear"/>
+            <w:tcMar>
+              <w:top w:type="dxa" w:w="60"/>
+              <w:left w:type="dxa" w:w="120"/>
+              <w:bottom w:type="dxa" w:w="60"/>
+              <w:right w:type="dxa" w:w="120"/>
+            </w:tcMar>
+          </w:tcPr>
+          <w:p>
+            <w:pPr>
+              <w:spacing w:line="276"/>
+              <w:jc w:val="left"/>
+            </w:pPr>
+            <w:r>
+              <w:rPr>
+                <w:rFonts w:ascii="Calibri"/>
+                <w:b/>
+                <w:bCs/>
+                <w:color w:val="FFFFFF"/>
+                <w:sz w:val="20"/>
+                <w:szCs w:val="20"/>
+              </w:rPr>
+              <w:t xml:space="preserve">Rule QA verifies</w:t>
+            </w:r>
+          </w:p>
+        </w:tc>
+        <w:tc>
+          <w:tcPr>
+            <w:tcW w:type="pct" w:w="1000"/>
+            <w:shd w:fill="15857A" w:val="clear"/>
+            <w:tcMar>
+              <w:top w:type="dxa" w:w="60"/>
+              <w:left w:type="dxa" w:w="120"/>
+              <w:bottom w:type="dxa" w:w="60"/>
+              <w:right w:type="dxa" w:w="120"/>
+            </w:tcMar>
+          </w:tcPr>
+          <w:p>
+            <w:pPr>
+              <w:spacing w:line="276"/>
+              <w:jc w:val="left"/>
+            </w:pPr>
+            <w:r>
+              <w:rPr>
+                <w:rFonts w:ascii="Calibri"/>
+                <w:b/>
+                <w:bCs/>
+                <w:color w:val="FFFFFF"/>
+                <w:sz w:val="20"/>
+                <w:szCs w:val="20"/>
+              </w:rPr>
+              <w:t xml:space="preserve">Example</w:t>
+            </w:r>
+          </w:p>
+        </w:tc>
+      </w:tr>
+      <w:tr>
+        <w:trPr>
+          <w:cantSplit/>
+        </w:trPr>
+        <w:tc>
+          <w:tcPr>
+            <w:tcW w:type="pct" w:w="1000"/>
+            <w:tcMar>
+              <w:top w:type="dxa" w:w="60"/>
+              <w:left w:type="dxa" w:w="120"/>
+              <w:bottom w:type="dxa" w:w="60"/>
+              <w:right w:type="dxa" w:w="120"/>
+            </w:tcMar>
+          </w:tcPr>
+          <w:p>
+            <w:pPr>
+              <w:spacing w:line="276"/>
+              <w:jc w:val="left"/>
+            </w:pPr>
+            <w:r>
+              <w:rPr>
+                <w:rFonts w:ascii="Calibri"/>
+                <w:b w:val="false"/>
+                <w:bCs w:val="false"/>
+                <w:color w:val="000000"/>
+                <w:sz w:val="20"/>
+                <w:szCs w:val="20"/>
+              </w:rPr>
+              <w:t xml:space="preserve">Heading</w:t>
+            </w:r>
+          </w:p>
+        </w:tc>
+        <w:tc>
+          <w:tcPr>
+            <w:tcW w:type="pct" w:w="450"/>
+            <w:tcMar>
+              <w:top w:type="dxa" w:w="60"/>
+              <w:left w:type="dxa" w:w="120"/>
+              <w:bottom w:type="dxa" w:w="60"/>
+              <w:right w:type="dxa" w:w="120"/>
+            </w:tcMar>
+          </w:tcPr>
+          <w:p>
+            <w:pPr>
+              <w:spacing w:line="276"/>
+              <w:jc w:val="left"/>
+            </w:pPr>
+            <w:r>
+              <w:rPr>
+                <w:rFonts w:ascii="Calibri"/>
+                <w:b w:val="false"/>
+                <w:bCs w:val="false"/>
+                <w:color w:val="000000"/>
+                <w:sz w:val="20"/>
+                <w:szCs w:val="20"/>
+              </w:rPr>
+              <w:t xml:space="preserve">—</w:t>
+            </w:r>
+          </w:p>
+        </w:tc>
+        <w:tc>
+          <w:tcPr>
+            <w:tcW w:type="pct" w:w="2550"/>
+            <w:tcMar>
+              <w:top w:type="dxa" w:w="60"/>
+              <w:left w:type="dxa" w:w="120"/>
+              <w:bottom w:type="dxa" w:w="60"/>
+              <w:right w:type="dxa" w:w="120"/>
+            </w:tcMar>
+          </w:tcPr>
+          <w:p>
+            <w:pPr>
+              <w:spacing w:line="276"/>
+              <w:jc w:val="left"/>
+            </w:pPr>
+            <w:r>
+              <w:rPr>
+                <w:rFonts w:ascii="Calibri"/>
+                <w:b w:val="false"/>
+                <w:bCs w:val="false"/>
+                <w:color w:val="000000"/>
+                <w:sz w:val="20"/>
+                <w:szCs w:val="20"/>
+              </w:rPr>
+              <w:t xml:space="preserve">“3. Configure ranks” — đứng cuối cùng</w:t>
+            </w:r>
+          </w:p>
+        </w:tc>
+        <w:tc>
+          <w:tcPr>
+            <w:tcW w:type="pct" w:w="1000"/>
+            <w:tcMar>
+              <w:top w:type="dxa" w:w="60"/>
+              <w:left w:type="dxa" w:w="120"/>
+              <w:bottom w:type="dxa" w:w="60"/>
+              <w:right w:type="dxa" w:w="120"/>
+            </w:tcMar>
+          </w:tcPr>
+          <w:p>
+            <w:pPr>
+              <w:spacing w:line="276"/>
+              <w:jc w:val="left"/>
+            </w:pPr>
+            <w:r>
+              <w:rPr>
+                <w:rFonts w:ascii="Calibri"/>
+                <w:b w:val="false"/>
+                <w:bCs w:val="false"/>
+                <w:color w:val="000000"/>
+                <w:sz w:val="20"/>
+                <w:szCs w:val="20"/>
+              </w:rPr>
+              <w:t xml:space="preserve">—</w:t>
+            </w:r>
+          </w:p>
+        </w:tc>
+      </w:tr>
+      <w:tr>
+        <w:trPr>
+          <w:cantSplit/>
+        </w:trPr>
+        <w:tc>
+          <w:tcPr>
+            <w:tcW w:type="pct" w:w="1000"/>
+            <w:tcMar>
+              <w:top w:type="dxa" w:w="60"/>
+              <w:left w:type="dxa" w:w="120"/>
+              <w:bottom w:type="dxa" w:w="60"/>
+              <w:right w:type="dxa" w:w="120"/>
+            </w:tcMar>
+          </w:tcPr>
+          <w:p>
+            <w:pPr>
+              <w:spacing w:line="276"/>
+              <w:jc w:val="left"/>
+            </w:pPr>
+            <w:r>
+              <w:rPr>
+                <w:rFonts w:ascii="Calibri"/>
+                <w:b w:val="false"/>
+                <w:bCs w:val="false"/>
+                <w:color w:val="000000"/>
+                <w:sz w:val="20"/>
+                <w:szCs w:val="20"/>
+              </w:rPr>
+              <w:t xml:space="preserve">Rule name</w:t>
+            </w:r>
+          </w:p>
+        </w:tc>
+        <w:tc>
+          <w:tcPr>
+            <w:tcW w:type="pct" w:w="450"/>
+            <w:tcMar>
+              <w:top w:type="dxa" w:w="60"/>
+              <w:left w:type="dxa" w:w="120"/>
+              <w:bottom w:type="dxa" w:w="60"/>
+              <w:right w:type="dxa" w:w="120"/>
+            </w:tcMar>
+          </w:tcPr>
+          <w:p>
+            <w:pPr>
+              <w:spacing w:line="276"/>
+              <w:jc w:val="left"/>
+            </w:pPr>
+            <w:r>
+              <w:rPr>
+                <w:rFonts w:ascii="Calibri"/>
+                <w:b w:val="false"/>
+                <w:bCs w:val="false"/>
+                <w:color w:val="000000"/>
+                <w:sz w:val="20"/>
+                <w:szCs w:val="20"/>
+              </w:rPr>
+              <w:t xml:space="preserve">Y</w:t>
+            </w:r>
+          </w:p>
+        </w:tc>
+        <w:tc>
+          <w:tcPr>
+            <w:tcW w:type="pct" w:w="2550"/>
+            <w:tcMar>
+              <w:top w:type="dxa" w:w="60"/>
+              <w:left w:type="dxa" w:w="120"/>
+              <w:bottom w:type="dxa" w:w="60"/>
+              <w:right w:type="dxa" w:w="120"/>
+            </w:tcMar>
+          </w:tcPr>
+          <w:p>
+            <w:pPr>
+              <w:spacing w:line="276"/>
+              <w:jc w:val="left"/>
+            </w:pPr>
+            <w:r>
+              <w:rPr>
+                <w:rFonts w:ascii="Calibri"/>
+                <w:b w:val="false"/>
+                <w:bCs w:val="false"/>
+                <w:color w:val="000000"/>
+                <w:sz w:val="20"/>
+                <w:szCs w:val="20"/>
+              </w:rPr>
+              <w:t xml:space="preserve">Text tự do, trim; rỗng → lỗi “Enter a rule name.” (banner đỏ, không lưu)</w:t>
+            </w:r>
+          </w:p>
+        </w:tc>
+        <w:tc>
+          <w:tcPr>
+            <w:tcW w:type="pct" w:w="1000"/>
+            <w:tcMar>
+              <w:top w:type="dxa" w:w="60"/>
+              <w:left w:type="dxa" w:w="120"/>
+              <w:bottom w:type="dxa" w:w="60"/>
+              <w:right w:type="dxa" w:w="120"/>
+            </w:tcMar>
+          </w:tcPr>
+          <w:p>
+            <w:pPr>
+              <w:spacing w:line="276"/>
+              <w:jc w:val="left"/>
+            </w:pPr>
+            <w:r>
+              <w:rPr>
+                <w:rFonts w:ascii="Calibri"/>
+                <w:b w:val="false"/>
+                <w:bCs w:val="false"/>
+                <w:color w:val="000000"/>
+                <w:sz w:val="20"/>
+                <w:szCs w:val="20"/>
+              </w:rPr>
+              <w:t xml:space="preserve">SBFAS 2027 — Proposed package</w:t>
+            </w:r>
+          </w:p>
+        </w:tc>
+      </w:tr>
+      <w:tr>
+        <w:trPr>
+          <w:cantSplit/>
+        </w:trPr>
+        <w:tc>
+          <w:tcPr>
+            <w:tcW w:type="pct" w:w="1000"/>
+            <w:tcMar>
+              <w:top w:type="dxa" w:w="60"/>
+              <w:left w:type="dxa" w:w="120"/>
+              <w:bottom w:type="dxa" w:w="60"/>
+              <w:right w:type="dxa" w:w="120"/>
+            </w:tcMar>
+          </w:tcPr>
+          <w:p>
+            <w:pPr>
+              <w:spacing w:line="276"/>
+              <w:jc w:val="left"/>
+            </w:pPr>
+            <w:r>
+              <w:rPr>
+                <w:rFonts w:ascii="Calibri"/>
+                <w:b w:val="false"/>
+                <w:bCs w:val="false"/>
+                <w:color w:val="000000"/>
+                <w:sz w:val="20"/>
+                <w:szCs w:val="20"/>
+              </w:rPr>
+              <w:t xml:space="preserve">Banner</w:t>
+            </w:r>
+          </w:p>
+        </w:tc>
+        <w:tc>
+          <w:tcPr>
+            <w:tcW w:type="pct" w:w="450"/>
+            <w:tcMar>
+              <w:top w:type="dxa" w:w="60"/>
+              <w:left w:type="dxa" w:w="120"/>
+              <w:bottom w:type="dxa" w:w="60"/>
+              <w:right w:type="dxa" w:w="120"/>
+            </w:tcMar>
+          </w:tcPr>
+          <w:p>
+            <w:pPr>
+              <w:spacing w:line="276"/>
+              <w:jc w:val="left"/>
+            </w:pPr>
+            <w:r>
+              <w:rPr>
+                <w:rFonts w:ascii="Calibri"/>
+                <w:b w:val="false"/>
+                <w:bCs w:val="false"/>
+                <w:color w:val="000000"/>
+                <w:sz w:val="20"/>
+                <w:szCs w:val="20"/>
+              </w:rPr>
+              <w:t xml:space="preserve">—</w:t>
+            </w:r>
+          </w:p>
+        </w:tc>
+        <w:tc>
+          <w:tcPr>
+            <w:tcW w:type="pct" w:w="2550"/>
+            <w:tcMar>
+              <w:top w:type="dxa" w:w="60"/>
+              <w:left w:type="dxa" w:w="120"/>
+              <w:bottom w:type="dxa" w:w="60"/>
+              <w:right w:type="dxa" w:w="120"/>
+            </w:tcMar>
+          </w:tcPr>
+          <w:p>
+            <w:pPr>
+              <w:spacing w:line="276"/>
+              <w:jc w:val="left"/>
+            </w:pPr>
+            <w:r>
+              <w:rPr>
+                <w:rFonts w:ascii="Calibri"/>
+                <w:b w:val="false"/>
+                <w:bCs w:val="false"/>
+                <w:color w:val="000000"/>
+                <w:sz w:val="20"/>
+                <w:szCs w:val="20"/>
+              </w:rPr>
+              <w:t xml:space="preserve">“Ranks are the school’s own support levels — income bands play no part in SBFAS. The school sets each applicant’s rank at review.”</w:t>
+            </w:r>
+          </w:p>
+        </w:tc>
+        <w:tc>
+          <w:tcPr>
+            <w:tcW w:type="pct" w:w="1000"/>
+            <w:tcMar>
+              <w:top w:type="dxa" w:w="60"/>
+              <w:left w:type="dxa" w:w="120"/>
+              <w:bottom w:type="dxa" w:w="60"/>
+              <w:right w:type="dxa" w:w="120"/>
+            </w:tcMar>
+          </w:tcPr>
+          <w:p>
+            <w:pPr>
+              <w:spacing w:line="276"/>
+              <w:jc w:val="left"/>
+            </w:pPr>
+            <w:r>
+              <w:rPr>
+                <w:rFonts w:ascii="Calibri"/>
+                <w:b w:val="false"/>
+                <w:bCs w:val="false"/>
+                <w:color w:val="000000"/>
+                <w:sz w:val="20"/>
+                <w:szCs w:val="20"/>
+              </w:rPr>
+              <w:t xml:space="preserve">—</w:t>
+            </w:r>
+          </w:p>
+        </w:tc>
+      </w:tr>
+      <w:tr>
+        <w:trPr>
+          <w:cantSplit/>
+        </w:trPr>
+        <w:tc>
+          <w:tcPr>
+            <w:tcW w:type="pct" w:w="1000"/>
+            <w:tcMar>
+              <w:top w:type="dxa" w:w="60"/>
+              <w:left w:type="dxa" w:w="120"/>
+              <w:bottom w:type="dxa" w:w="60"/>
+              <w:right w:type="dxa" w:w="120"/>
+            </w:tcMar>
+          </w:tcPr>
+          <w:p>
+            <w:pPr>
+              <w:spacing w:line="276"/>
+              <w:jc w:val="left"/>
+            </w:pPr>
+            <w:r>
+              <w:rPr>
+                <w:rFonts w:ascii="Calibri"/>
+                <w:b w:val="false"/>
+                <w:bCs w:val="false"/>
+                <w:color w:val="000000"/>
+                <w:sz w:val="20"/>
+                <w:szCs w:val="20"/>
+              </w:rPr>
+              <w:t xml:space="preserve">Rank (dòng)</w:t>
+            </w:r>
+          </w:p>
+        </w:tc>
+        <w:tc>
+          <w:tcPr>
+            <w:tcW w:type="pct" w:w="450"/>
+            <w:tcMar>
+              <w:top w:type="dxa" w:w="60"/>
+              <w:left w:type="dxa" w:w="120"/>
+              <w:bottom w:type="dxa" w:w="60"/>
+              <w:right w:type="dxa" w:w="120"/>
+            </w:tcMar>
+          </w:tcPr>
+          <w:p>
+            <w:pPr>
+              <w:spacing w:line="276"/>
+              <w:jc w:val="left"/>
+            </w:pPr>
+            <w:r>
+              <w:rPr>
+                <w:rFonts w:ascii="Calibri"/>
+                <w:b w:val="false"/>
+                <w:bCs w:val="false"/>
+                <w:color w:val="000000"/>
+                <w:sz w:val="20"/>
+                <w:szCs w:val="20"/>
+              </w:rPr>
+              <w:t xml:space="preserve">—</w:t>
+            </w:r>
+          </w:p>
+        </w:tc>
+        <w:tc>
+          <w:tcPr>
+            <w:tcW w:type="pct" w:w="2550"/>
+            <w:tcMar>
+              <w:top w:type="dxa" w:w="60"/>
+              <w:left w:type="dxa" w:w="120"/>
+              <w:bottom w:type="dxa" w:w="60"/>
+              <w:right w:type="dxa" w:w="120"/>
+            </w:tcMar>
+          </w:tcPr>
+          <w:p>
+            <w:pPr>
+              <w:spacing w:line="276"/>
+              <w:jc w:val="left"/>
+            </w:pPr>
+            <w:r>
+              <w:rPr>
+                <w:rFonts w:ascii="Calibri"/>
+                <w:b w:val="false"/>
+                <w:bCs w:val="false"/>
+                <w:color w:val="000000"/>
+                <w:sz w:val="20"/>
+                <w:szCs w:val="20"/>
+              </w:rPr>
+              <w:t xml:space="preserve">Nhãn Rank N theo thứ tự 1..N; KHÔNG dùng từ “Tier” trên UI</w:t>
+            </w:r>
+          </w:p>
+        </w:tc>
+        <w:tc>
+          <w:tcPr>
+            <w:tcW w:type="pct" w:w="1000"/>
+            <w:tcMar>
+              <w:top w:type="dxa" w:w="60"/>
+              <w:left w:type="dxa" w:w="120"/>
+              <w:bottom w:type="dxa" w:w="60"/>
+              <w:right w:type="dxa" w:w="120"/>
+            </w:tcMar>
+          </w:tcPr>
+          <w:p>
+            <w:pPr>
+              <w:spacing w:line="276"/>
+              <w:jc w:val="left"/>
+            </w:pPr>
+            <w:r>
+              <w:rPr>
+                <w:rFonts w:ascii="Calibri"/>
+                <w:b w:val="false"/>
+                <w:bCs w:val="false"/>
+                <w:color w:val="000000"/>
+                <w:sz w:val="20"/>
+                <w:szCs w:val="20"/>
+              </w:rPr>
+              <w:t xml:space="preserve">Rank 3</w:t>
+            </w:r>
+          </w:p>
+        </w:tc>
+      </w:tr>
+      <w:tr>
+        <w:trPr>
+          <w:cantSplit/>
+        </w:trPr>
+        <w:tc>
+          <w:tcPr>
+            <w:tcW w:type="pct" w:w="1000"/>
+            <w:tcMar>
+              <w:top w:type="dxa" w:w="60"/>
+              <w:left w:type="dxa" w:w="120"/>
+              <w:bottom w:type="dxa" w:w="60"/>
+              <w:right w:type="dxa" w:w="120"/>
+            </w:tcMar>
+          </w:tcPr>
+          <w:p>
+            <w:pPr>
+              <w:spacing w:line="276"/>
+              <w:jc w:val="left"/>
+            </w:pPr>
+            <w:r>
+              <w:rPr>
+                <w:rFonts w:ascii="Calibri"/>
+                <w:b w:val="false"/>
+                <w:bCs w:val="false"/>
+                <w:color w:val="000000"/>
+                <w:sz w:val="20"/>
+                <w:szCs w:val="20"/>
+              </w:rPr>
+              <w:t xml:space="preserve">Subsidy basis</w:t>
+            </w:r>
+          </w:p>
+        </w:tc>
+        <w:tc>
+          <w:tcPr>
+            <w:tcW w:type="pct" w:w="450"/>
+            <w:tcMar>
+              <w:top w:type="dxa" w:w="60"/>
+              <w:left w:type="dxa" w:w="120"/>
+              <w:bottom w:type="dxa" w:w="60"/>
+              <w:right w:type="dxa" w:w="120"/>
+            </w:tcMar>
+          </w:tcPr>
+          <w:p>
+            <w:pPr>
+              <w:spacing w:line="276"/>
+              <w:jc w:val="left"/>
+            </w:pPr>
+            <w:r>
+              <w:rPr>
+                <w:rFonts w:ascii="Calibri"/>
+                <w:b w:val="false"/>
+                <w:bCs w:val="false"/>
+                <w:color w:val="000000"/>
+                <w:sz w:val="20"/>
+                <w:szCs w:val="20"/>
+              </w:rPr>
+              <w:t xml:space="preserve">Y</w:t>
+            </w:r>
+          </w:p>
+        </w:tc>
+        <w:tc>
+          <w:tcPr>
+            <w:tcW w:type="pct" w:w="2550"/>
+            <w:tcMar>
+              <w:top w:type="dxa" w:w="60"/>
+              <w:left w:type="dxa" w:w="120"/>
+              <w:bottom w:type="dxa" w:w="60"/>
+              <w:right w:type="dxa" w:w="120"/>
+            </w:tcMar>
+          </w:tcPr>
+          <w:p>
+            <w:pPr>
+              <w:spacing w:line="276"/>
+              <w:jc w:val="left"/>
+            </w:pPr>
+            <w:r>
+              <w:rPr>
+                <w:rFonts w:ascii="Calibri"/>
+                <w:b w:val="false"/>
+                <w:bCs w:val="false"/>
+                <w:color w:val="000000"/>
+                <w:sz w:val="20"/>
+                <w:szCs w:val="20"/>
+              </w:rPr>
+              <w:t xml:space="preserve">% of fee hoạc Fixed S$ cho từng rank</w:t>
+            </w:r>
+          </w:p>
+        </w:tc>
+        <w:tc>
+          <w:tcPr>
+            <w:tcW w:type="pct" w:w="1000"/>
+            <w:tcMar>
+              <w:top w:type="dxa" w:w="60"/>
+              <w:left w:type="dxa" w:w="120"/>
+              <w:bottom w:type="dxa" w:w="60"/>
+              <w:right w:type="dxa" w:w="120"/>
+            </w:tcMar>
+          </w:tcPr>
+          <w:p>
+            <w:pPr>
+              <w:spacing w:line="276"/>
+              <w:jc w:val="left"/>
+            </w:pPr>
+            <w:r>
+              <w:rPr>
+                <w:rFonts w:ascii="Calibri"/>
+                <w:b w:val="false"/>
+                <w:bCs w:val="false"/>
+                <w:color w:val="000000"/>
+                <w:sz w:val="20"/>
+                <w:szCs w:val="20"/>
+              </w:rPr>
+              <w:t xml:space="preserve">% of fee</w:t>
+            </w:r>
+          </w:p>
+        </w:tc>
+      </w:tr>
+      <w:tr>
+        <w:trPr>
+          <w:cantSplit/>
+        </w:trPr>
+        <w:tc>
+          <w:tcPr>
+            <w:tcW w:type="pct" w:w="1000"/>
+            <w:tcMar>
+              <w:top w:type="dxa" w:w="60"/>
+              <w:left w:type="dxa" w:w="120"/>
+              <w:bottom w:type="dxa" w:w="60"/>
+              <w:right w:type="dxa" w:w="120"/>
+            </w:tcMar>
+          </w:tcPr>
+          <w:p>
+            <w:pPr>
+              <w:spacing w:line="276"/>
+              <w:jc w:val="left"/>
+            </w:pPr>
+            <w:r>
+              <w:rPr>
+                <w:rFonts w:ascii="Calibri"/>
+                <w:b w:val="false"/>
+                <w:bCs w:val="false"/>
+                <w:color w:val="000000"/>
+                <w:sz w:val="20"/>
+                <w:szCs w:val="20"/>
+              </w:rPr>
+              <w:t xml:space="preserve">Subsidy rate</w:t>
+            </w:r>
+          </w:p>
+        </w:tc>
+        <w:tc>
+          <w:tcPr>
+            <w:tcW w:type="pct" w:w="450"/>
+            <w:tcMar>
+              <w:top w:type="dxa" w:w="60"/>
+              <w:left w:type="dxa" w:w="120"/>
+              <w:bottom w:type="dxa" w:w="60"/>
+              <w:right w:type="dxa" w:w="120"/>
+            </w:tcMar>
+          </w:tcPr>
+          <w:p>
+            <w:pPr>
+              <w:spacing w:line="276"/>
+              <w:jc w:val="left"/>
+            </w:pPr>
+            <w:r>
+              <w:rPr>
+                <w:rFonts w:ascii="Calibri"/>
+                <w:b w:val="false"/>
+                <w:bCs w:val="false"/>
+                <w:color w:val="000000"/>
+                <w:sz w:val="20"/>
+                <w:szCs w:val="20"/>
+              </w:rPr>
+              <w:t xml:space="preserve">Y</w:t>
+            </w:r>
+          </w:p>
+        </w:tc>
+        <w:tc>
+          <w:tcPr>
+            <w:tcW w:type="pct" w:w="2550"/>
+            <w:tcMar>
+              <w:top w:type="dxa" w:w="60"/>
+              <w:left w:type="dxa" w:w="120"/>
+              <w:bottom w:type="dxa" w:w="60"/>
+              <w:right w:type="dxa" w:w="120"/>
+            </w:tcMar>
+          </w:tcPr>
+          <w:p>
+            <w:pPr>
+              <w:spacing w:line="276"/>
+              <w:jc w:val="left"/>
+            </w:pPr>
+            <w:r>
+              <w:rPr>
+                <w:rFonts w:ascii="Calibri"/>
+                <w:b w:val="false"/>
+                <w:bCs w:val="false"/>
+                <w:color w:val="000000"/>
+                <w:sz w:val="20"/>
+                <w:szCs w:val="20"/>
+              </w:rPr>
+              <w:t xml:space="preserve">percent: 0–100; fixed: ≥0; ≤2 số thập; sai → lỗi đỏ ngay dưới ô + banner đỏ khi save</w:t>
+            </w:r>
+          </w:p>
+        </w:tc>
+        <w:tc>
+          <w:tcPr>
+            <w:tcW w:type="pct" w:w="1000"/>
+            <w:tcMar>
+              <w:top w:type="dxa" w:w="60"/>
+              <w:left w:type="dxa" w:w="120"/>
+              <w:bottom w:type="dxa" w:w="60"/>
+              <w:right w:type="dxa" w:w="120"/>
+            </w:tcMar>
+          </w:tcPr>
+          <w:p>
+            <w:pPr>
+              <w:spacing w:line="276"/>
+              <w:jc w:val="left"/>
+            </w:pPr>
+            <w:r>
+              <w:rPr>
+                <w:rFonts w:ascii="Calibri"/>
+                <w:b w:val="false"/>
+                <w:bCs w:val="false"/>
+                <w:color w:val="000000"/>
+                <w:sz w:val="20"/>
+                <w:szCs w:val="20"/>
+              </w:rPr>
+              <w:t xml:space="preserve">60</w:t>
+            </w:r>
+          </w:p>
+        </w:tc>
+      </w:tr>
+      <w:tr>
+        <w:trPr>
+          <w:cantSplit/>
+        </w:trPr>
+        <w:tc>
+          <w:tcPr>
+            <w:tcW w:type="pct" w:w="1000"/>
+            <w:tcMar>
+              <w:top w:type="dxa" w:w="60"/>
+              <w:left w:type="dxa" w:w="120"/>
+              <w:bottom w:type="dxa" w:w="60"/>
+              <w:right w:type="dxa" w:w="120"/>
+            </w:tcMar>
+          </w:tcPr>
+          <w:p>
+            <w:pPr>
+              <w:spacing w:line="276"/>
+              <w:jc w:val="left"/>
+            </w:pPr>
+            <w:r>
+              <w:rPr>
+                <w:rFonts w:ascii="Calibri"/>
+                <w:b w:val="false"/>
+                <w:bCs w:val="false"/>
+                <w:color w:val="000000"/>
+                <w:sz w:val="20"/>
+                <w:szCs w:val="20"/>
+              </w:rPr>
+              <w:t xml:space="preserve">Helper</w:t>
+            </w:r>
+          </w:p>
+        </w:tc>
+        <w:tc>
+          <w:tcPr>
+            <w:tcW w:type="pct" w:w="450"/>
+            <w:tcMar>
+              <w:top w:type="dxa" w:w="60"/>
+              <w:left w:type="dxa" w:w="120"/>
+              <w:bottom w:type="dxa" w:w="60"/>
+              <w:right w:type="dxa" w:w="120"/>
+            </w:tcMar>
+          </w:tcPr>
+          <w:p>
+            <w:pPr>
+              <w:spacing w:line="276"/>
+              <w:jc w:val="left"/>
+            </w:pPr>
+            <w:r>
+              <w:rPr>
+                <w:rFonts w:ascii="Calibri"/>
+                <w:b w:val="false"/>
+                <w:bCs w:val="false"/>
+                <w:color w:val="000000"/>
+                <w:sz w:val="20"/>
+                <w:szCs w:val="20"/>
+              </w:rPr>
+              <w:t xml:space="preserve">—</w:t>
+            </w:r>
+          </w:p>
+        </w:tc>
+        <w:tc>
+          <w:tcPr>
+            <w:tcW w:type="pct" w:w="2550"/>
+            <w:tcMar>
+              <w:top w:type="dxa" w:w="60"/>
+              <w:left w:type="dxa" w:w="120"/>
+              <w:bottom w:type="dxa" w:w="60"/>
+              <w:right w:type="dxa" w:w="120"/>
+            </w:tcMar>
+          </w:tcPr>
+          <w:p>
+            <w:pPr>
+              <w:spacing w:line="276"/>
+              <w:jc w:val="left"/>
+            </w:pPr>
+            <w:r>
+              <w:rPr>
+                <w:rFonts w:ascii="Calibri"/>
+                <w:b w:val="false"/>
+                <w:bCs w:val="false"/>
+                <w:color w:val="000000"/>
+                <w:sz w:val="20"/>
+                <w:szCs w:val="20"/>
+              </w:rPr>
+              <w:t xml:space="preserve">Flat rate áp mọi component; rank thêm ở bước 2 thêm cột ở bảng subsidy</w:t>
+            </w:r>
+          </w:p>
+        </w:tc>
+        <w:tc>
+          <w:tcPr>
+            <w:tcW w:type="pct" w:w="1000"/>
+            <w:tcMar>
+              <w:top w:type="dxa" w:w="60"/>
+              <w:left w:type="dxa" w:w="120"/>
+              <w:bottom w:type="dxa" w:w="60"/>
+              <w:right w:type="dxa" w:w="120"/>
+            </w:tcMar>
+          </w:tcPr>
+          <w:p>
+            <w:pPr>
+              <w:spacing w:line="276"/>
+              <w:jc w:val="left"/>
+            </w:pPr>
+            <w:r>
+              <w:rPr>
+                <w:rFonts w:ascii="Calibri"/>
+                <w:b w:val="false"/>
+                <w:bCs w:val="false"/>
+                <w:color w:val="000000"/>
+                <w:sz w:val="20"/>
+                <w:szCs w:val="20"/>
+              </w:rPr>
+              <w:t xml:space="preserve">—</w:t>
+            </w:r>
+          </w:p>
+        </w:tc>
+      </w:tr>
+    </w:tbl>
+    <w:p>
+      <w:pPr>
+        <w:pStyle w:val="Heading2"/>
+        <w:spacing w:after="120" w:before="240" w:line="312"/>
+      </w:pPr>
+      <w:bookmarkStart w:name="_Toc20" w:id="20"/>
+      <w:r>
+        <w:rPr>
+          <w:rFonts w:ascii="Calibri"/>
+          <w:b/>
+          <w:bCs/>
+          <w:color w:val="15857A"/>
+          <w:sz w:val="28"/>
+          <w:szCs w:val="28"/>
+        </w:rPr>
+        <w:t xml:space="preserve">7.6 Save / Activate / validation</w:t>
+      </w:r>
+      <w:bookmarkEnd w:id="20"/>
+    </w:p>
+    <w:p>
+      <w:pPr>
+        <w:keepNext/>
+        <w:spacing w:after="80" w:before="160" w:line="312"/>
+      </w:pPr>
+      <w:r>
+        <w:rPr>
+          <w:rFonts w:ascii="Calibri"/>
+          <w:b/>
+          <w:bCs/>
+          <w:color w:val="15857A"/>
+          <w:sz w:val="21"/>
+          <w:szCs w:val="21"/>
+        </w:rPr>
+        <w:t xml:space="preserve">Bảng 10 — Save, Activate và validation</w:t>
+      </w:r>
+    </w:p>
+    <w:tbl>
+      <w:tblPr>
+        <w:tblW w:type="pct" w:w="5000"/>
+        <w:tblBorders>
+          <w:top w:val="single" w:color="15857A" w:sz="2"/>
+          <w:left w:val="none" w:color="FFFFFF" w:sz="0"/>
+          <w:bottom w:val="single" w:color="15857A" w:sz="2"/>
+          <w:right w:val="none" w:color="FFFFFF" w:sz="0"/>
+          <w:insideH w:val="single" w:color="D5D0C8" w:sz="1"/>
+          <w:insideV w:val="none" w:color="FFFFFF" w:sz="0"/>
+        </w:tblBorders>
+      </w:tblPr>
+      <w:tblGrid>
+        <w:gridCol w:w="1758"/>
+        <w:gridCol w:w="791"/>
+        <w:gridCol w:w="4482"/>
+        <w:gridCol w:w="1758"/>
+      </w:tblGrid>
+      <w:tr>
+        <w:trPr>
+          <w:cantSplit/>
+          <w:tblHeader/>
+        </w:trPr>
+        <w:tc>
+          <w:tcPr>
+            <w:tcW w:type="pct" w:w="1000"/>
+            <w:shd w:fill="15857A" w:val="clear"/>
+            <w:tcMar>
+              <w:top w:type="dxa" w:w="60"/>
+              <w:left w:type="dxa" w:w="120"/>
+              <w:bottom w:type="dxa" w:w="60"/>
+              <w:right w:type="dxa" w:w="120"/>
+            </w:tcMar>
+          </w:tcPr>
+          <w:p>
+            <w:pPr>
+              <w:spacing w:line="276"/>
+              <w:jc w:val="left"/>
+            </w:pPr>
+            <w:r>
+              <w:rPr>
+                <w:rFonts w:ascii="Calibri"/>
+                <w:b/>
+                <w:bCs/>
+                <w:color w:val="FFFFFF"/>
+                <w:sz w:val="20"/>
+                <w:szCs w:val="20"/>
+              </w:rPr>
+              <w:t xml:space="preserve">Field / item</w:t>
+            </w:r>
+          </w:p>
+        </w:tc>
+        <w:tc>
+          <w:tcPr>
+            <w:tcW w:type="pct" w:w="450"/>
+            <w:shd w:fill="15857A" w:val="clear"/>
+            <w:tcMar>
+              <w:top w:type="dxa" w:w="60"/>
+              <w:left w:type="dxa" w:w="120"/>
+              <w:bottom w:type="dxa" w:w="60"/>
+              <w:right w:type="dxa" w:w="120"/>
+            </w:tcMar>
+          </w:tcPr>
+          <w:p>
+            <w:pPr>
+              <w:spacing w:line="276"/>
+              <w:jc w:val="left"/>
+            </w:pPr>
+            <w:r>
+              <w:rPr>
+                <w:rFonts w:ascii="Calibri"/>
+                <w:b/>
+                <w:bCs/>
+                <w:color w:val="FFFFFF"/>
+                <w:sz w:val="20"/>
+                <w:szCs w:val="20"/>
+              </w:rPr>
+              <w:t xml:space="preserve">Required</w:t>
+            </w:r>
+          </w:p>
+        </w:tc>
+        <w:tc>
+          <w:tcPr>
+            <w:tcW w:type="pct" w:w="2550"/>
+            <w:shd w:fill="15857A" w:val="clear"/>
+            <w:tcMar>
+              <w:top w:type="dxa" w:w="60"/>
+              <w:left w:type="dxa" w:w="120"/>
+              <w:bottom w:type="dxa" w:w="60"/>
+              <w:right w:type="dxa" w:w="120"/>
+            </w:tcMar>
+          </w:tcPr>
+          <w:p>
+            <w:pPr>
+              <w:spacing w:line="276"/>
+              <w:jc w:val="left"/>
+            </w:pPr>
+            <w:r>
+              <w:rPr>
+                <w:rFonts w:ascii="Calibri"/>
+                <w:b/>
+                <w:bCs/>
+                <w:color w:val="FFFFFF"/>
+                <w:sz w:val="20"/>
+                <w:szCs w:val="20"/>
+              </w:rPr>
+              <w:t xml:space="preserve">Rule QA verifies</w:t>
+            </w:r>
+          </w:p>
+        </w:tc>
+        <w:tc>
+          <w:tcPr>
+            <w:tcW w:type="pct" w:w="1000"/>
+            <w:shd w:fill="15857A" w:val="clear"/>
+            <w:tcMar>
+              <w:top w:type="dxa" w:w="60"/>
+              <w:left w:type="dxa" w:w="120"/>
+              <w:bottom w:type="dxa" w:w="60"/>
+              <w:right w:type="dxa" w:w="120"/>
+            </w:tcMar>
+          </w:tcPr>
+          <w:p>
+            <w:pPr>
+              <w:spacing w:line="276"/>
+              <w:jc w:val="left"/>
+            </w:pPr>
+            <w:r>
+              <w:rPr>
+                <w:rFonts w:ascii="Calibri"/>
+                <w:b/>
+                <w:bCs/>
+                <w:color w:val="FFFFFF"/>
+                <w:sz w:val="20"/>
+                <w:szCs w:val="20"/>
+              </w:rPr>
+              <w:t xml:space="preserve">Example</w:t>
+            </w:r>
+          </w:p>
+        </w:tc>
+      </w:tr>
+      <w:tr>
+        <w:trPr>
+          <w:cantSplit/>
+        </w:trPr>
+        <w:tc>
+          <w:tcPr>
+            <w:tcW w:type="pct" w:w="1000"/>
+            <w:tcMar>
+              <w:top w:type="dxa" w:w="60"/>
+              <w:left w:type="dxa" w:w="120"/>
+              <w:bottom w:type="dxa" w:w="60"/>
+              <w:right w:type="dxa" w:w="120"/>
+            </w:tcMar>
+          </w:tcPr>
+          <w:p>
+            <w:pPr>
+              <w:spacing w:line="276"/>
+              <w:jc w:val="left"/>
+            </w:pPr>
+            <w:r>
+              <w:rPr>
+                <w:rFonts w:ascii="Calibri"/>
+                <w:b w:val="false"/>
+                <w:bCs w:val="false"/>
+                <w:color w:val="000000"/>
+                <w:sz w:val="20"/>
+                <w:szCs w:val="20"/>
+              </w:rPr>
+              <w:t xml:space="preserve">Save draft</w:t>
+            </w:r>
+          </w:p>
+        </w:tc>
+        <w:tc>
+          <w:tcPr>
+            <w:tcW w:type="pct" w:w="450"/>
+            <w:tcMar>
+              <w:top w:type="dxa" w:w="60"/>
+              <w:left w:type="dxa" w:w="120"/>
+              <w:bottom w:type="dxa" w:w="60"/>
+              <w:right w:type="dxa" w:w="120"/>
+            </w:tcMar>
+          </w:tcPr>
+          <w:p>
+            <w:pPr>
+              <w:spacing w:line="276"/>
+              <w:jc w:val="left"/>
+            </w:pPr>
+            <w:r>
+              <w:rPr>
+                <w:rFonts w:ascii="Calibri"/>
+                <w:b w:val="false"/>
+                <w:bCs w:val="false"/>
+                <w:color w:val="000000"/>
+                <w:sz w:val="20"/>
+                <w:szCs w:val="20"/>
+              </w:rPr>
+              <w:t xml:space="preserve">—</w:t>
+            </w:r>
+          </w:p>
+        </w:tc>
+        <w:tc>
+          <w:tcPr>
+            <w:tcW w:type="pct" w:w="2550"/>
+            <w:tcMar>
+              <w:top w:type="dxa" w:w="60"/>
+              <w:left w:type="dxa" w:w="120"/>
+              <w:bottom w:type="dxa" w:w="60"/>
+              <w:right w:type="dxa" w:w="120"/>
+            </w:tcMar>
+          </w:tcPr>
+          <w:p>
+            <w:pPr>
+              <w:spacing w:line="276"/>
+              <w:jc w:val="left"/>
+            </w:pPr>
+            <w:r>
+              <w:rPr>
+                <w:rFonts w:ascii="Calibri"/>
+                <w:b w:val="false"/>
+                <w:bCs w:val="false"/>
+                <w:color w:val="000000"/>
+                <w:sz w:val="20"/>
+                <w:szCs w:val="20"/>
+              </w:rPr>
+              <w:t xml:space="preserve">Lưu/upsert status Draft → về danh sách + banner xanh “Draft saved.”</w:t>
+            </w:r>
+          </w:p>
+        </w:tc>
+        <w:tc>
+          <w:tcPr>
+            <w:tcW w:type="pct" w:w="1000"/>
+            <w:tcMar>
+              <w:top w:type="dxa" w:w="60"/>
+              <w:left w:type="dxa" w:w="120"/>
+              <w:bottom w:type="dxa" w:w="60"/>
+              <w:right w:type="dxa" w:w="120"/>
+            </w:tcMar>
+          </w:tcPr>
+          <w:p>
+            <w:pPr>
+              <w:spacing w:line="276"/>
+              <w:jc w:val="left"/>
+            </w:pPr>
+            <w:r>
+              <w:rPr>
+                <w:rFonts w:ascii="Calibri"/>
+                <w:b w:val="false"/>
+                <w:bCs w:val="false"/>
+                <w:color w:val="000000"/>
+                <w:sz w:val="20"/>
+                <w:szCs w:val="20"/>
+              </w:rPr>
+              <w:t xml:space="preserve">—</w:t>
+            </w:r>
+          </w:p>
+        </w:tc>
+      </w:tr>
+      <w:tr>
+        <w:trPr>
+          <w:cantSplit/>
+        </w:trPr>
+        <w:tc>
+          <w:tcPr>
+            <w:tcW w:type="pct" w:w="1000"/>
+            <w:tcMar>
+              <w:top w:type="dxa" w:w="60"/>
+              <w:left w:type="dxa" w:w="120"/>
+              <w:bottom w:type="dxa" w:w="60"/>
+              <w:right w:type="dxa" w:w="120"/>
+            </w:tcMar>
+          </w:tcPr>
+          <w:p>
+            <w:pPr>
+              <w:spacing w:line="276"/>
+              <w:jc w:val="left"/>
+            </w:pPr>
+            <w:r>
+              <w:rPr>
+                <w:rFonts w:ascii="Calibri"/>
+                <w:b w:val="false"/>
+                <w:bCs w:val="false"/>
+                <w:color w:val="000000"/>
+                <w:sz w:val="20"/>
+                <w:szCs w:val="20"/>
+              </w:rPr>
+              <w:t xml:space="preserve">Activate (editor/row)</w:t>
+            </w:r>
+          </w:p>
+        </w:tc>
+        <w:tc>
+          <w:tcPr>
+            <w:tcW w:type="pct" w:w="450"/>
+            <w:tcMar>
+              <w:top w:type="dxa" w:w="60"/>
+              <w:left w:type="dxa" w:w="120"/>
+              <w:bottom w:type="dxa" w:w="60"/>
+              <w:right w:type="dxa" w:w="120"/>
+            </w:tcMar>
+          </w:tcPr>
+          <w:p>
+            <w:pPr>
+              <w:spacing w:line="276"/>
+              <w:jc w:val="left"/>
+            </w:pPr>
+            <w:r>
+              <w:rPr>
+                <w:rFonts w:ascii="Calibri"/>
+                <w:b w:val="false"/>
+                <w:bCs w:val="false"/>
+                <w:color w:val="000000"/>
+                <w:sz w:val="20"/>
+                <w:szCs w:val="20"/>
+              </w:rPr>
+              <w:t xml:space="preserve">—</w:t>
+            </w:r>
+          </w:p>
+        </w:tc>
+        <w:tc>
+          <w:tcPr>
+            <w:tcW w:type="pct" w:w="2550"/>
+            <w:tcMar>
+              <w:top w:type="dxa" w:w="60"/>
+              <w:left w:type="dxa" w:w="120"/>
+              <w:bottom w:type="dxa" w:w="60"/>
+              <w:right w:type="dxa" w:w="120"/>
+            </w:tcMar>
+          </w:tcPr>
+          <w:p>
+            <w:pPr>
+              <w:spacing w:line="276"/>
+              <w:jc w:val="left"/>
+            </w:pPr>
+            <w:r>
+              <w:rPr>
+                <w:rFonts w:ascii="Calibri"/>
+                <w:b w:val="false"/>
+                <w:bCs w:val="false"/>
+                <w:color w:val="000000"/>
+                <w:sz w:val="20"/>
+                <w:szCs w:val="20"/>
+              </w:rPr>
+              <w:t xml:space="preserve">Modal “Activate &lt;name&gt;? The currently active rule &lt;id&gt; (&lt;name&gt;) will become Inactive. Existing application outcomes stay unchanged.”; Confirm → đúng 1 Active</w:t>
+            </w:r>
+          </w:p>
+        </w:tc>
+        <w:tc>
+          <w:tcPr>
+            <w:tcW w:type="pct" w:w="1000"/>
+            <w:tcMar>
+              <w:top w:type="dxa" w:w="60"/>
+              <w:left w:type="dxa" w:w="120"/>
+              <w:bottom w:type="dxa" w:w="60"/>
+              <w:right w:type="dxa" w:w="120"/>
+            </w:tcMar>
+          </w:tcPr>
+          <w:p>
+            <w:pPr>
+              <w:spacing w:line="276"/>
+              <w:jc w:val="left"/>
+            </w:pPr>
+            <w:r>
+              <w:rPr>
+                <w:rFonts w:ascii="Calibri"/>
+                <w:b w:val="false"/>
+                <w:bCs w:val="false"/>
+                <w:color w:val="000000"/>
+                <w:sz w:val="20"/>
+                <w:szCs w:val="20"/>
+              </w:rPr>
+              <w:t xml:space="preserve">—</w:t>
+            </w:r>
+          </w:p>
+        </w:tc>
+      </w:tr>
+      <w:tr>
+        <w:trPr>
+          <w:cantSplit/>
+        </w:trPr>
+        <w:tc>
+          <w:tcPr>
+            <w:tcW w:type="pct" w:w="1000"/>
+            <w:tcMar>
+              <w:top w:type="dxa" w:w="60"/>
+              <w:left w:type="dxa" w:w="120"/>
+              <w:bottom w:type="dxa" w:w="60"/>
+              <w:right w:type="dxa" w:w="120"/>
+            </w:tcMar>
+          </w:tcPr>
+          <w:p>
+            <w:pPr>
+              <w:spacing w:line="276"/>
+              <w:jc w:val="left"/>
+            </w:pPr>
+            <w:r>
+              <w:rPr>
+                <w:rFonts w:ascii="Calibri"/>
+                <w:b w:val="false"/>
+                <w:bCs w:val="false"/>
+                <w:color w:val="000000"/>
+                <w:sz w:val="20"/>
+                <w:szCs w:val="20"/>
+              </w:rPr>
+              <w:t xml:space="preserve">Validation summary</w:t>
+            </w:r>
+          </w:p>
+        </w:tc>
+        <w:tc>
+          <w:tcPr>
+            <w:tcW w:type="pct" w:w="450"/>
+            <w:tcMar>
+              <w:top w:type="dxa" w:w="60"/>
+              <w:left w:type="dxa" w:w="120"/>
+              <w:bottom w:type="dxa" w:w="60"/>
+              <w:right w:type="dxa" w:w="120"/>
+            </w:tcMar>
+          </w:tcPr>
+          <w:p>
+            <w:pPr>
+              <w:spacing w:line="276"/>
+              <w:jc w:val="left"/>
+            </w:pPr>
+            <w:r>
+              <w:rPr>
+                <w:rFonts w:ascii="Calibri"/>
+                <w:b w:val="false"/>
+                <w:bCs w:val="false"/>
+                <w:color w:val="000000"/>
+                <w:sz w:val="20"/>
+                <w:szCs w:val="20"/>
+              </w:rPr>
+              <w:t xml:space="preserve">—</w:t>
+            </w:r>
+          </w:p>
+        </w:tc>
+        <w:tc>
+          <w:tcPr>
+            <w:tcW w:type="pct" w:w="2550"/>
+            <w:tcMar>
+              <w:top w:type="dxa" w:w="60"/>
+              <w:left w:type="dxa" w:w="120"/>
+              <w:bottom w:type="dxa" w:w="60"/>
+              <w:right w:type="dxa" w:w="120"/>
+            </w:tcMar>
+          </w:tcPr>
+          <w:p>
+            <w:pPr>
+              <w:spacing w:line="276"/>
+              <w:jc w:val="left"/>
+            </w:pPr>
+            <w:r>
+              <w:rPr>
+                <w:rFonts w:ascii="Calibri"/>
+                <w:b w:val="false"/>
+                <w:bCs w:val="false"/>
+                <w:color w:val="000000"/>
+                <w:sz w:val="20"/>
+                <w:szCs w:val="20"/>
+              </w:rPr>
+              <w:t xml:space="preserve">Mọi lỗi chặn lưu với banner đỏ “Fix the highlighted fields before saving.”; lỗi từng ô hiện dưới ô tương ứng</w:t>
+            </w:r>
+          </w:p>
+        </w:tc>
+        <w:tc>
+          <w:tcPr>
+            <w:tcW w:type="pct" w:w="1000"/>
+            <w:tcMar>
+              <w:top w:type="dxa" w:w="60"/>
+              <w:left w:type="dxa" w:w="120"/>
+              <w:bottom w:type="dxa" w:w="60"/>
+              <w:right w:type="dxa" w:w="120"/>
+            </w:tcMar>
+          </w:tcPr>
+          <w:p>
+            <w:pPr>
+              <w:spacing w:line="276"/>
+              <w:jc w:val="left"/>
+            </w:pPr>
+            <w:r>
+              <w:rPr>
+                <w:rFonts w:ascii="Calibri"/>
+                <w:b w:val="false"/>
+                <w:bCs w:val="false"/>
+                <w:color w:val="000000"/>
+                <w:sz w:val="20"/>
+                <w:szCs w:val="20"/>
+              </w:rPr>
+              <w:t xml:space="preserve">—</w:t>
+            </w:r>
+          </w:p>
+        </w:tc>
+      </w:tr>
+      <w:tr>
+        <w:trPr>
+          <w:cantSplit/>
+        </w:trPr>
+        <w:tc>
+          <w:tcPr>
+            <w:tcW w:type="pct" w:w="1000"/>
+            <w:tcMar>
+              <w:top w:type="dxa" w:w="60"/>
+              <w:left w:type="dxa" w:w="120"/>
+              <w:bottom w:type="dxa" w:w="60"/>
+              <w:right w:type="dxa" w:w="120"/>
+            </w:tcMar>
+          </w:tcPr>
+          <w:p>
+            <w:pPr>
+              <w:spacing w:line="276"/>
+              <w:jc w:val="left"/>
+            </w:pPr>
+            <w:r>
+              <w:rPr>
+                <w:rFonts w:ascii="Calibri"/>
+                <w:b w:val="false"/>
+                <w:bCs w:val="false"/>
+                <w:color w:val="000000"/>
+                <w:sz w:val="20"/>
+                <w:szCs w:val="20"/>
+              </w:rPr>
+              <w:t xml:space="preserve">Rule name rỗng</w:t>
+            </w:r>
+          </w:p>
+        </w:tc>
+        <w:tc>
+          <w:tcPr>
+            <w:tcW w:type="pct" w:w="450"/>
+            <w:tcMar>
+              <w:top w:type="dxa" w:w="60"/>
+              <w:left w:type="dxa" w:w="120"/>
+              <w:bottom w:type="dxa" w:w="60"/>
+              <w:right w:type="dxa" w:w="120"/>
+            </w:tcMar>
+          </w:tcPr>
+          <w:p>
+            <w:pPr>
+              <w:spacing w:line="276"/>
+              <w:jc w:val="left"/>
+            </w:pPr>
+            <w:r>
+              <w:rPr>
+                <w:rFonts w:ascii="Calibri"/>
+                <w:b w:val="false"/>
+                <w:bCs w:val="false"/>
+                <w:color w:val="000000"/>
+                <w:sz w:val="20"/>
+                <w:szCs w:val="20"/>
+              </w:rPr>
+              <w:t xml:space="preserve">—</w:t>
+            </w:r>
+          </w:p>
+        </w:tc>
+        <w:tc>
+          <w:tcPr>
+            <w:tcW w:type="pct" w:w="2550"/>
+            <w:tcMar>
+              <w:top w:type="dxa" w:w="60"/>
+              <w:left w:type="dxa" w:w="120"/>
+              <w:bottom w:type="dxa" w:w="60"/>
+              <w:right w:type="dxa" w:w="120"/>
+            </w:tcMar>
+          </w:tcPr>
+          <w:p>
+            <w:pPr>
+              <w:spacing w:line="276"/>
+              <w:jc w:val="left"/>
+            </w:pPr>
+            <w:r>
+              <w:rPr>
+                <w:rFonts w:ascii="Calibri"/>
+                <w:b w:val="false"/>
+                <w:bCs w:val="false"/>
+                <w:color w:val="000000"/>
+                <w:sz w:val="20"/>
+                <w:szCs w:val="20"/>
+              </w:rPr>
+              <w:t xml:space="preserve">“Enter a rule name.”</w:t>
+            </w:r>
+          </w:p>
+        </w:tc>
+        <w:tc>
+          <w:tcPr>
+            <w:tcW w:type="pct" w:w="1000"/>
+            <w:tcMar>
+              <w:top w:type="dxa" w:w="60"/>
+              <w:left w:type="dxa" w:w="120"/>
+              <w:bottom w:type="dxa" w:w="60"/>
+              <w:right w:type="dxa" w:w="120"/>
+            </w:tcMar>
+          </w:tcPr>
+          <w:p>
+            <w:pPr>
+              <w:spacing w:line="276"/>
+              <w:jc w:val="left"/>
+            </w:pPr>
+            <w:r>
+              <w:rPr>
+                <w:rFonts w:ascii="Calibri"/>
+                <w:b w:val="false"/>
+                <w:bCs w:val="false"/>
+                <w:color w:val="000000"/>
+                <w:sz w:val="20"/>
+                <w:szCs w:val="20"/>
+              </w:rPr>
+              <w:t xml:space="preserve">—</w:t>
+            </w:r>
+          </w:p>
+        </w:tc>
+      </w:tr>
+      <w:tr>
+        <w:trPr>
+          <w:cantSplit/>
+        </w:trPr>
+        <w:tc>
+          <w:tcPr>
+            <w:tcW w:type="pct" w:w="1000"/>
+            <w:tcMar>
+              <w:top w:type="dxa" w:w="60"/>
+              <w:left w:type="dxa" w:w="120"/>
+              <w:bottom w:type="dxa" w:w="60"/>
+              <w:right w:type="dxa" w:w="120"/>
+            </w:tcMar>
+          </w:tcPr>
+          <w:p>
+            <w:pPr>
+              <w:spacing w:line="276"/>
+              <w:jc w:val="left"/>
+            </w:pPr>
+            <w:r>
+              <w:rPr>
+                <w:rFonts w:ascii="Calibri"/>
+                <w:b w:val="false"/>
+                <w:bCs w:val="false"/>
+                <w:color w:val="000000"/>
+                <w:sz w:val="20"/>
+                <w:szCs w:val="20"/>
+              </w:rPr>
+              <w:t xml:space="preserve">Rate percent sai</w:t>
+            </w:r>
+          </w:p>
+        </w:tc>
+        <w:tc>
+          <w:tcPr>
+            <w:tcW w:type="pct" w:w="450"/>
+            <w:tcMar>
+              <w:top w:type="dxa" w:w="60"/>
+              <w:left w:type="dxa" w:w="120"/>
+              <w:bottom w:type="dxa" w:w="60"/>
+              <w:right w:type="dxa" w:w="120"/>
+            </w:tcMar>
+          </w:tcPr>
+          <w:p>
+            <w:pPr>
+              <w:spacing w:line="276"/>
+              <w:jc w:val="left"/>
+            </w:pPr>
+            <w:r>
+              <w:rPr>
+                <w:rFonts w:ascii="Calibri"/>
+                <w:b w:val="false"/>
+                <w:bCs w:val="false"/>
+                <w:color w:val="000000"/>
+                <w:sz w:val="20"/>
+                <w:szCs w:val="20"/>
+              </w:rPr>
+              <w:t xml:space="preserve">—</w:t>
+            </w:r>
+          </w:p>
+        </w:tc>
+        <w:tc>
+          <w:tcPr>
+            <w:tcW w:type="pct" w:w="2550"/>
+            <w:tcMar>
+              <w:top w:type="dxa" w:w="60"/>
+              <w:left w:type="dxa" w:w="120"/>
+              <w:bottom w:type="dxa" w:w="60"/>
+              <w:right w:type="dxa" w:w="120"/>
+            </w:tcMar>
+          </w:tcPr>
+          <w:p>
+            <w:pPr>
+              <w:spacing w:line="276"/>
+              <w:jc w:val="left"/>
+            </w:pPr>
+            <w:r>
+              <w:rPr>
+                <w:rFonts w:ascii="Calibri"/>
+                <w:b w:val="false"/>
+                <w:bCs w:val="false"/>
+                <w:color w:val="000000"/>
+                <w:sz w:val="20"/>
+                <w:szCs w:val="20"/>
+              </w:rPr>
+              <w:t xml:space="preserve">“Enter a rate between 0 and 100 (max 2 decimals) for every component.”</w:t>
+            </w:r>
+          </w:p>
+        </w:tc>
+        <w:tc>
+          <w:tcPr>
+            <w:tcW w:type="pct" w:w="1000"/>
+            <w:tcMar>
+              <w:top w:type="dxa" w:w="60"/>
+              <w:left w:type="dxa" w:w="120"/>
+              <w:bottom w:type="dxa" w:w="60"/>
+              <w:right w:type="dxa" w:w="120"/>
+            </w:tcMar>
+          </w:tcPr>
+          <w:p>
+            <w:pPr>
+              <w:spacing w:line="276"/>
+              <w:jc w:val="left"/>
+            </w:pPr>
+            <w:r>
+              <w:rPr>
+                <w:rFonts w:ascii="Calibri"/>
+                <w:b w:val="false"/>
+                <w:bCs w:val="false"/>
+                <w:color w:val="000000"/>
+                <w:sz w:val="20"/>
+                <w:szCs w:val="20"/>
+              </w:rPr>
+              <w:t xml:space="preserve">150 / 12.345</w:t>
+            </w:r>
+          </w:p>
+        </w:tc>
+      </w:tr>
+      <w:tr>
+        <w:trPr>
+          <w:cantSplit/>
+        </w:trPr>
+        <w:tc>
+          <w:tcPr>
+            <w:tcW w:type="pct" w:w="1000"/>
+            <w:tcMar>
+              <w:top w:type="dxa" w:w="60"/>
+              <w:left w:type="dxa" w:w="120"/>
+              <w:bottom w:type="dxa" w:w="60"/>
+              <w:right w:type="dxa" w:w="120"/>
+            </w:tcMar>
+          </w:tcPr>
+          <w:p>
+            <w:pPr>
+              <w:spacing w:line="276"/>
+              <w:jc w:val="left"/>
+            </w:pPr>
+            <w:r>
+              <w:rPr>
+                <w:rFonts w:ascii="Calibri"/>
+                <w:b w:val="false"/>
+                <w:bCs w:val="false"/>
+                <w:color w:val="000000"/>
+                <w:sz w:val="20"/>
+                <w:szCs w:val="20"/>
+              </w:rPr>
+              <w:t xml:space="preserve">Amount fixed sai</w:t>
+            </w:r>
+          </w:p>
+        </w:tc>
+        <w:tc>
+          <w:tcPr>
+            <w:tcW w:type="pct" w:w="450"/>
+            <w:tcMar>
+              <w:top w:type="dxa" w:w="60"/>
+              <w:left w:type="dxa" w:w="120"/>
+              <w:bottom w:type="dxa" w:w="60"/>
+              <w:right w:type="dxa" w:w="120"/>
+            </w:tcMar>
+          </w:tcPr>
+          <w:p>
+            <w:pPr>
+              <w:spacing w:line="276"/>
+              <w:jc w:val="left"/>
+            </w:pPr>
+            <w:r>
+              <w:rPr>
+                <w:rFonts w:ascii="Calibri"/>
+                <w:b w:val="false"/>
+                <w:bCs w:val="false"/>
+                <w:color w:val="000000"/>
+                <w:sz w:val="20"/>
+                <w:szCs w:val="20"/>
+              </w:rPr>
+              <w:t xml:space="preserve">—</w:t>
+            </w:r>
+          </w:p>
+        </w:tc>
+        <w:tc>
+          <w:tcPr>
+            <w:tcW w:type="pct" w:w="2550"/>
+            <w:tcMar>
+              <w:top w:type="dxa" w:w="60"/>
+              <w:left w:type="dxa" w:w="120"/>
+              <w:bottom w:type="dxa" w:w="60"/>
+              <w:right w:type="dxa" w:w="120"/>
+            </w:tcMar>
+          </w:tcPr>
+          <w:p>
+            <w:pPr>
+              <w:spacing w:line="276"/>
+              <w:jc w:val="left"/>
+            </w:pPr>
+            <w:r>
+              <w:rPr>
+                <w:rFonts w:ascii="Calibri"/>
+                <w:b w:val="false"/>
+                <w:bCs w:val="false"/>
+                <w:color w:val="000000"/>
+                <w:sz w:val="20"/>
+                <w:szCs w:val="20"/>
+              </w:rPr>
+              <w:t xml:space="preserve">“Enter an amount of at least 0 (max 2 decimals) for every component.”</w:t>
+            </w:r>
+          </w:p>
+        </w:tc>
+        <w:tc>
+          <w:tcPr>
+            <w:tcW w:type="pct" w:w="1000"/>
+            <w:tcMar>
+              <w:top w:type="dxa" w:w="60"/>
+              <w:left w:type="dxa" w:w="120"/>
+              <w:bottom w:type="dxa" w:w="60"/>
+              <w:right w:type="dxa" w:w="120"/>
+            </w:tcMar>
+          </w:tcPr>
+          <w:p>
+            <w:pPr>
+              <w:spacing w:line="276"/>
+              <w:jc w:val="left"/>
+            </w:pPr>
+            <w:r>
+              <w:rPr>
+                <w:rFonts w:ascii="Calibri"/>
+                <w:b w:val="false"/>
+                <w:bCs w:val="false"/>
+                <w:color w:val="000000"/>
+                <w:sz w:val="20"/>
+                <w:szCs w:val="20"/>
+              </w:rPr>
+              <w:t xml:space="preserve">−5</w:t>
+            </w:r>
+          </w:p>
+        </w:tc>
+      </w:tr>
+      <w:tr>
+        <w:trPr>
+          <w:cantSplit/>
+        </w:trPr>
+        <w:tc>
+          <w:tcPr>
+            <w:tcW w:type="pct" w:w="1000"/>
+            <w:tcMar>
+              <w:top w:type="dxa" w:w="60"/>
+              <w:left w:type="dxa" w:w="120"/>
+              <w:bottom w:type="dxa" w:w="60"/>
+              <w:right w:type="dxa" w:w="120"/>
+            </w:tcMar>
+          </w:tcPr>
+          <w:p>
+            <w:pPr>
+              <w:spacing w:line="276"/>
+              <w:jc w:val="left"/>
+            </w:pPr>
+            <w:r>
+              <w:rPr>
+                <w:rFonts w:ascii="Calibri"/>
+                <w:b w:val="false"/>
+                <w:bCs w:val="false"/>
+                <w:color w:val="000000"/>
+                <w:sz w:val="20"/>
+                <w:szCs w:val="20"/>
+              </w:rPr>
+              <w:t xml:space="preserve">Hết rank</w:t>
+            </w:r>
+          </w:p>
+        </w:tc>
+        <w:tc>
+          <w:tcPr>
+            <w:tcW w:type="pct" w:w="450"/>
+            <w:tcMar>
+              <w:top w:type="dxa" w:w="60"/>
+              <w:left w:type="dxa" w:w="120"/>
+              <w:bottom w:type="dxa" w:w="60"/>
+              <w:right w:type="dxa" w:w="120"/>
+            </w:tcMar>
+          </w:tcPr>
+          <w:p>
+            <w:pPr>
+              <w:spacing w:line="276"/>
+              <w:jc w:val="left"/>
+            </w:pPr>
+            <w:r>
+              <w:rPr>
+                <w:rFonts w:ascii="Calibri"/>
+                <w:b w:val="false"/>
+                <w:bCs w:val="false"/>
+                <w:color w:val="000000"/>
+                <w:sz w:val="20"/>
+                <w:szCs w:val="20"/>
+              </w:rPr>
+              <w:t xml:space="preserve">—</w:t>
+            </w:r>
+          </w:p>
+        </w:tc>
+        <w:tc>
+          <w:tcPr>
+            <w:tcW w:type="pct" w:w="2550"/>
+            <w:tcMar>
+              <w:top w:type="dxa" w:w="60"/>
+              <w:left w:type="dxa" w:w="120"/>
+              <w:bottom w:type="dxa" w:w="60"/>
+              <w:right w:type="dxa" w:w="120"/>
+            </w:tcMar>
+          </w:tcPr>
+          <w:p>
+            <w:pPr>
+              <w:spacing w:line="276"/>
+              <w:jc w:val="left"/>
+            </w:pPr>
+            <w:r>
+              <w:rPr>
+                <w:rFonts w:ascii="Calibri"/>
+                <w:b w:val="false"/>
+                <w:bCs w:val="false"/>
+                <w:color w:val="000000"/>
+                <w:sz w:val="20"/>
+                <w:szCs w:val="20"/>
+              </w:rPr>
+              <w:t xml:space="preserve">“Keep at least one rank.” (chỉ reachable qua luồng edit bản cũ)</w:t>
+            </w:r>
+          </w:p>
+        </w:tc>
+        <w:tc>
+          <w:tcPr>
+            <w:tcW w:type="pct" w:w="1000"/>
+            <w:tcMar>
+              <w:top w:type="dxa" w:w="60"/>
+              <w:left w:type="dxa" w:w="120"/>
+              <w:bottom w:type="dxa" w:w="60"/>
+              <w:right w:type="dxa" w:w="120"/>
+            </w:tcMar>
+          </w:tcPr>
+          <w:p>
+            <w:pPr>
+              <w:spacing w:line="276"/>
+              <w:jc w:val="left"/>
+            </w:pPr>
+            <w:r>
+              <w:rPr>
+                <w:rFonts w:ascii="Calibri"/>
+                <w:b w:val="false"/>
+                <w:bCs w:val="false"/>
+                <w:color w:val="000000"/>
+                <w:sz w:val="20"/>
+                <w:szCs w:val="20"/>
+              </w:rPr>
+              <w:t xml:space="preserve">—</w:t>
+            </w:r>
+          </w:p>
+        </w:tc>
+      </w:tr>
+      <w:tr>
+        <w:trPr>
+          <w:cantSplit/>
+        </w:trPr>
+        <w:tc>
+          <w:tcPr>
+            <w:tcW w:type="pct" w:w="1000"/>
+            <w:tcMar>
+              <w:top w:type="dxa" w:w="60"/>
+              <w:left w:type="dxa" w:w="120"/>
+              <w:bottom w:type="dxa" w:w="60"/>
+              <w:right w:type="dxa" w:w="120"/>
+            </w:tcMar>
+          </w:tcPr>
+          <w:p>
+            <w:pPr>
+              <w:spacing w:line="276"/>
+              <w:jc w:val="left"/>
+            </w:pPr>
+            <w:r>
+              <w:rPr>
+                <w:rFonts w:ascii="Calibri"/>
+                <w:b w:val="false"/>
+                <w:bCs w:val="false"/>
+                <w:color w:val="000000"/>
+                <w:sz w:val="20"/>
+                <w:szCs w:val="20"/>
+              </w:rPr>
+              <w:t xml:space="preserve">Banner kết quả</w:t>
+            </w:r>
+          </w:p>
+        </w:tc>
+        <w:tc>
+          <w:tcPr>
+            <w:tcW w:type="pct" w:w="450"/>
+            <w:tcMar>
+              <w:top w:type="dxa" w:w="60"/>
+              <w:left w:type="dxa" w:w="120"/>
+              <w:bottom w:type="dxa" w:w="60"/>
+              <w:right w:type="dxa" w:w="120"/>
+            </w:tcMar>
+          </w:tcPr>
+          <w:p>
+            <w:pPr>
+              <w:spacing w:line="276"/>
+              <w:jc w:val="left"/>
+            </w:pPr>
+            <w:r>
+              <w:rPr>
+                <w:rFonts w:ascii="Calibri"/>
+                <w:b w:val="false"/>
+                <w:bCs w:val="false"/>
+                <w:color w:val="000000"/>
+                <w:sz w:val="20"/>
+                <w:szCs w:val="20"/>
+              </w:rPr>
+              <w:t xml:space="preserve">—</w:t>
+            </w:r>
+          </w:p>
+        </w:tc>
+        <w:tc>
+          <w:tcPr>
+            <w:tcW w:type="pct" w:w="2550"/>
+            <w:tcMar>
+              <w:top w:type="dxa" w:w="60"/>
+              <w:left w:type="dxa" w:w="120"/>
+              <w:bottom w:type="dxa" w:w="60"/>
+              <w:right w:type="dxa" w:w="120"/>
+            </w:tcMar>
+          </w:tcPr>
+          <w:p>
+            <w:pPr>
+              <w:spacing w:line="276"/>
+              <w:jc w:val="left"/>
+            </w:pPr>
+            <w:r>
+              <w:rPr>
+                <w:rFonts w:ascii="Calibri"/>
+                <w:b w:val="false"/>
+                <w:bCs w:val="false"/>
+                <w:color w:val="000000"/>
+                <w:sz w:val="20"/>
+                <w:szCs w:val="20"/>
+              </w:rPr>
+              <w:t xml:space="preserve">Xanh: thành công (focusable, aria-live); đỏ: lỗi kèm icon cảnh báo</w:t>
+            </w:r>
+          </w:p>
+        </w:tc>
+        <w:tc>
+          <w:tcPr>
+            <w:tcW w:type="pct" w:w="1000"/>
+            <w:tcMar>
+              <w:top w:type="dxa" w:w="60"/>
+              <w:left w:type="dxa" w:w="120"/>
+              <w:bottom w:type="dxa" w:w="60"/>
+              <w:right w:type="dxa" w:w="120"/>
+            </w:tcMar>
+          </w:tcPr>
+          <w:p>
+            <w:pPr>
+              <w:spacing w:line="276"/>
+              <w:jc w:val="left"/>
+            </w:pPr>
+            <w:r>
+              <w:rPr>
+                <w:rFonts w:ascii="Calibri"/>
+                <w:b w:val="false"/>
+                <w:bCs w:val="false"/>
+                <w:color w:val="000000"/>
+                <w:sz w:val="20"/>
+                <w:szCs w:val="20"/>
+              </w:rPr>
+              <w:t xml:space="preserve">—</w:t>
+            </w:r>
+          </w:p>
+        </w:tc>
+      </w:tr>
+    </w:tbl>
+    <w:p>
+      <w:pPr>
+        <w:pStyle w:val="Heading2"/>
+        <w:spacing w:after="120" w:before="240" w:line="312"/>
+      </w:pPr>
+      <w:bookmarkStart w:name="_Toc21" w:id="21"/>
+      <w:r>
+        <w:rPr>
+          <w:rFonts w:ascii="Calibri"/>
+          <w:b/>
+          <w:bCs/>
+          <w:color w:val="15857A"/>
+          <w:sz w:val="28"/>
+          <w:szCs w:val="28"/>
+        </w:rPr>
+        <w:t xml:space="preserve">7.7 Review queue &amp; modal (đối chiếu nhanh)</w:t>
+      </w:r>
+      <w:bookmarkEnd w:id="21"/>
+    </w:p>
+    <w:p>
+      <w:pPr>
+        <w:keepNext/>
+        <w:spacing w:after="80" w:before="160" w:line="312"/>
+      </w:pPr>
+      <w:r>
+        <w:rPr>
+          <w:rFonts w:ascii="Calibri"/>
+          <w:b/>
+          <w:bCs/>
+          <w:color w:val="15857A"/>
+          <w:sz w:val="21"/>
+          <w:szCs w:val="21"/>
+        </w:rPr>
+        <w:t xml:space="preserve">Bảng 11 — Field queue &amp; review modal</w:t>
+      </w:r>
+    </w:p>
+    <w:tbl>
+      <w:tblPr>
+        <w:tblW w:type="pct" w:w="5000"/>
+        <w:tblBorders>
+          <w:top w:val="single" w:color="15857A" w:sz="2"/>
+          <w:left w:val="none" w:color="FFFFFF" w:sz="0"/>
+          <w:bottom w:val="single" w:color="15857A" w:sz="2"/>
+          <w:right w:val="none" w:color="FFFFFF" w:sz="0"/>
+          <w:insideH w:val="single" w:color="D5D0C8" w:sz="1"/>
+          <w:insideV w:val="none" w:color="FFFFFF" w:sz="0"/>
+        </w:tblBorders>
+      </w:tblPr>
+      <w:tblGrid>
+        <w:gridCol w:w="1758"/>
+        <w:gridCol w:w="791"/>
+        <w:gridCol w:w="4482"/>
+        <w:gridCol w:w="1758"/>
+      </w:tblGrid>
+      <w:tr>
+        <w:trPr>
+          <w:cantSplit/>
+          <w:tblHeader/>
+        </w:trPr>
+        <w:tc>
+          <w:tcPr>
+            <w:tcW w:type="pct" w:w="1000"/>
+            <w:shd w:fill="15857A" w:val="clear"/>
+            <w:tcMar>
+              <w:top w:type="dxa" w:w="60"/>
+              <w:left w:type="dxa" w:w="120"/>
+              <w:bottom w:type="dxa" w:w="60"/>
+              <w:right w:type="dxa" w:w="120"/>
+            </w:tcMar>
+          </w:tcPr>
+          <w:p>
+            <w:pPr>
+              <w:spacing w:line="276"/>
+              <w:jc w:val="left"/>
+            </w:pPr>
+            <w:r>
+              <w:rPr>
+                <w:rFonts w:ascii="Calibri"/>
+                <w:b/>
+                <w:bCs/>
+                <w:color w:val="FFFFFF"/>
+                <w:sz w:val="20"/>
+                <w:szCs w:val="20"/>
+              </w:rPr>
+              <w:t xml:space="preserve">Field / item</w:t>
+            </w:r>
+          </w:p>
+        </w:tc>
+        <w:tc>
+          <w:tcPr>
+            <w:tcW w:type="pct" w:w="450"/>
+            <w:shd w:fill="15857A" w:val="clear"/>
+            <w:tcMar>
+              <w:top w:type="dxa" w:w="60"/>
+              <w:left w:type="dxa" w:w="120"/>
+              <w:bottom w:type="dxa" w:w="60"/>
+              <w:right w:type="dxa" w:w="120"/>
+            </w:tcMar>
+          </w:tcPr>
+          <w:p>
+            <w:pPr>
+              <w:spacing w:line="276"/>
+              <w:jc w:val="left"/>
+            </w:pPr>
+            <w:r>
+              <w:rPr>
+                <w:rFonts w:ascii="Calibri"/>
+                <w:b/>
+                <w:bCs/>
+                <w:color w:val="FFFFFF"/>
+                <w:sz w:val="20"/>
+                <w:szCs w:val="20"/>
+              </w:rPr>
+              <w:t xml:space="preserve">Required</w:t>
+            </w:r>
+          </w:p>
+        </w:tc>
+        <w:tc>
+          <w:tcPr>
+            <w:tcW w:type="pct" w:w="2550"/>
+            <w:shd w:fill="15857A" w:val="clear"/>
+            <w:tcMar>
+              <w:top w:type="dxa" w:w="60"/>
+              <w:left w:type="dxa" w:w="120"/>
+              <w:bottom w:type="dxa" w:w="60"/>
+              <w:right w:type="dxa" w:w="120"/>
+            </w:tcMar>
+          </w:tcPr>
+          <w:p>
+            <w:pPr>
+              <w:spacing w:line="276"/>
+              <w:jc w:val="left"/>
+            </w:pPr>
+            <w:r>
+              <w:rPr>
+                <w:rFonts w:ascii="Calibri"/>
+                <w:b/>
+                <w:bCs/>
+                <w:color w:val="FFFFFF"/>
+                <w:sz w:val="20"/>
+                <w:szCs w:val="20"/>
+              </w:rPr>
+              <w:t xml:space="preserve">Rule QA verifies</w:t>
+            </w:r>
+          </w:p>
+        </w:tc>
+        <w:tc>
+          <w:tcPr>
+            <w:tcW w:type="pct" w:w="1000"/>
+            <w:shd w:fill="15857A" w:val="clear"/>
+            <w:tcMar>
+              <w:top w:type="dxa" w:w="60"/>
+              <w:left w:type="dxa" w:w="120"/>
+              <w:bottom w:type="dxa" w:w="60"/>
+              <w:right w:type="dxa" w:w="120"/>
+            </w:tcMar>
+          </w:tcPr>
+          <w:p>
+            <w:pPr>
+              <w:spacing w:line="276"/>
+              <w:jc w:val="left"/>
+            </w:pPr>
+            <w:r>
+              <w:rPr>
+                <w:rFonts w:ascii="Calibri"/>
+                <w:b/>
+                <w:bCs/>
+                <w:color w:val="FFFFFF"/>
+                <w:sz w:val="20"/>
+                <w:szCs w:val="20"/>
+              </w:rPr>
+              <w:t xml:space="preserve">Example</w:t>
+            </w:r>
+          </w:p>
+        </w:tc>
+      </w:tr>
+      <w:tr>
+        <w:trPr>
+          <w:cantSplit/>
+        </w:trPr>
+        <w:tc>
+          <w:tcPr>
+            <w:tcW w:type="pct" w:w="1000"/>
+            <w:tcMar>
+              <w:top w:type="dxa" w:w="60"/>
+              <w:left w:type="dxa" w:w="120"/>
+              <w:bottom w:type="dxa" w:w="60"/>
+              <w:right w:type="dxa" w:w="120"/>
+            </w:tcMar>
+          </w:tcPr>
+          <w:p>
+            <w:pPr>
+              <w:spacing w:line="276"/>
+              <w:jc w:val="left"/>
+            </w:pPr>
+            <w:r>
+              <w:rPr>
+                <w:rFonts w:ascii="Calibri"/>
+                <w:b w:val="false"/>
+                <w:bCs w:val="false"/>
+                <w:color w:val="000000"/>
+                <w:sz w:val="20"/>
+                <w:szCs w:val="20"/>
+              </w:rPr>
+              <w:t xml:space="preserve">Queue sắp xếp</w:t>
+            </w:r>
+          </w:p>
+        </w:tc>
+        <w:tc>
+          <w:tcPr>
+            <w:tcW w:type="pct" w:w="450"/>
+            <w:tcMar>
+              <w:top w:type="dxa" w:w="60"/>
+              <w:left w:type="dxa" w:w="120"/>
+              <w:bottom w:type="dxa" w:w="60"/>
+              <w:right w:type="dxa" w:w="120"/>
+            </w:tcMar>
+          </w:tcPr>
+          <w:p>
+            <w:pPr>
+              <w:spacing w:line="276"/>
+              <w:jc w:val="left"/>
+            </w:pPr>
+            <w:r>
+              <w:rPr>
+                <w:rFonts w:ascii="Calibri"/>
+                <w:b w:val="false"/>
+                <w:bCs w:val="false"/>
+                <w:color w:val="000000"/>
+                <w:sz w:val="20"/>
+                <w:szCs w:val="20"/>
+              </w:rPr>
+              <w:t xml:space="preserve">—</w:t>
+            </w:r>
+          </w:p>
+        </w:tc>
+        <w:tc>
+          <w:tcPr>
+            <w:tcW w:type="pct" w:w="2550"/>
+            <w:tcMar>
+              <w:top w:type="dxa" w:w="60"/>
+              <w:left w:type="dxa" w:w="120"/>
+              <w:bottom w:type="dxa" w:w="60"/>
+              <w:right w:type="dxa" w:w="120"/>
+            </w:tcMar>
+          </w:tcPr>
+          <w:p>
+            <w:pPr>
+              <w:spacing w:line="276"/>
+              <w:jc w:val="left"/>
+            </w:pPr>
+            <w:r>
+              <w:rPr>
+                <w:rFonts w:ascii="Calibri"/>
+                <w:b w:val="false"/>
+                <w:bCs w:val="false"/>
+                <w:color w:val="000000"/>
+                <w:sz w:val="20"/>
+                <w:szCs w:val="20"/>
+              </w:rPr>
+              <w:t xml:space="preserve">Pending trước (theo risk), decided sau; 10 dòng/page</w:t>
+            </w:r>
+          </w:p>
+        </w:tc>
+        <w:tc>
+          <w:tcPr>
+            <w:tcW w:type="pct" w:w="1000"/>
+            <w:tcMar>
+              <w:top w:type="dxa" w:w="60"/>
+              <w:left w:type="dxa" w:w="120"/>
+              <w:bottom w:type="dxa" w:w="60"/>
+              <w:right w:type="dxa" w:w="120"/>
+            </w:tcMar>
+          </w:tcPr>
+          <w:p>
+            <w:pPr>
+              <w:spacing w:line="276"/>
+              <w:jc w:val="left"/>
+            </w:pPr>
+            <w:r>
+              <w:rPr>
+                <w:rFonts w:ascii="Calibri"/>
+                <w:b w:val="false"/>
+                <w:bCs w:val="false"/>
+                <w:color w:val="000000"/>
+                <w:sz w:val="20"/>
+                <w:szCs w:val="20"/>
+              </w:rPr>
+              <w:t xml:space="preserve">—</w:t>
+            </w:r>
+          </w:p>
+        </w:tc>
+      </w:tr>
+      <w:tr>
+        <w:trPr>
+          <w:cantSplit/>
+        </w:trPr>
+        <w:tc>
+          <w:tcPr>
+            <w:tcW w:type="pct" w:w="1000"/>
+            <w:tcMar>
+              <w:top w:type="dxa" w:w="60"/>
+              <w:left w:type="dxa" w:w="120"/>
+              <w:bottom w:type="dxa" w:w="60"/>
+              <w:right w:type="dxa" w:w="120"/>
+            </w:tcMar>
+          </w:tcPr>
+          <w:p>
+            <w:pPr>
+              <w:spacing w:line="276"/>
+              <w:jc w:val="left"/>
+            </w:pPr>
+            <w:r>
+              <w:rPr>
+                <w:rFonts w:ascii="Calibri"/>
+                <w:b w:val="false"/>
+                <w:bCs w:val="false"/>
+                <w:color w:val="000000"/>
+                <w:sz w:val="20"/>
+                <w:szCs w:val="20"/>
+              </w:rPr>
+              <w:t xml:space="preserve">Source badge</w:t>
+            </w:r>
+          </w:p>
+        </w:tc>
+        <w:tc>
+          <w:tcPr>
+            <w:tcW w:type="pct" w:w="450"/>
+            <w:tcMar>
+              <w:top w:type="dxa" w:w="60"/>
+              <w:left w:type="dxa" w:w="120"/>
+              <w:bottom w:type="dxa" w:w="60"/>
+              <w:right w:type="dxa" w:w="120"/>
+            </w:tcMar>
+          </w:tcPr>
+          <w:p>
+            <w:pPr>
+              <w:spacing w:line="276"/>
+              <w:jc w:val="left"/>
+            </w:pPr>
+            <w:r>
+              <w:rPr>
+                <w:rFonts w:ascii="Calibri"/>
+                <w:b w:val="false"/>
+                <w:bCs w:val="false"/>
+                <w:color w:val="000000"/>
+                <w:sz w:val="20"/>
+                <w:szCs w:val="20"/>
+              </w:rPr>
+              <w:t xml:space="preserve">—</w:t>
+            </w:r>
+          </w:p>
+        </w:tc>
+        <w:tc>
+          <w:tcPr>
+            <w:tcW w:type="pct" w:w="2550"/>
+            <w:tcMar>
+              <w:top w:type="dxa" w:w="60"/>
+              <w:left w:type="dxa" w:w="120"/>
+              <w:bottom w:type="dxa" w:w="60"/>
+              <w:right w:type="dxa" w:w="120"/>
+            </w:tcMar>
+          </w:tcPr>
+          <w:p>
+            <w:pPr>
+              <w:spacing w:line="276"/>
+              <w:jc w:val="left"/>
+            </w:pPr>
+            <w:r>
+              <w:rPr>
+                <w:rFonts w:ascii="Calibri"/>
+                <w:b w:val="false"/>
+                <w:bCs w:val="false"/>
+                <w:color w:val="000000"/>
+                <w:sz w:val="20"/>
+                <w:szCs w:val="20"/>
+              </w:rPr>
+              <w:t xml:space="preserve">MOE referral (burgundy) / Hardcopy (xám); khớp filter nguồn</w:t>
+            </w:r>
+          </w:p>
+        </w:tc>
+        <w:tc>
+          <w:tcPr>
+            <w:tcW w:type="pct" w:w="1000"/>
+            <w:tcMar>
+              <w:top w:type="dxa" w:w="60"/>
+              <w:left w:type="dxa" w:w="120"/>
+              <w:bottom w:type="dxa" w:w="60"/>
+              <w:right w:type="dxa" w:w="120"/>
+            </w:tcMar>
+          </w:tcPr>
+          <w:p>
+            <w:pPr>
+              <w:spacing w:line="276"/>
+              <w:jc w:val="left"/>
+            </w:pPr>
+            <w:r>
+              <w:rPr>
+                <w:rFonts w:ascii="Calibri"/>
+                <w:b w:val="false"/>
+                <w:bCs w:val="false"/>
+                <w:color w:val="000000"/>
+                <w:sz w:val="20"/>
+                <w:szCs w:val="20"/>
+              </w:rPr>
+              <w:t xml:space="preserve">MOE referral</w:t>
+            </w:r>
+          </w:p>
+        </w:tc>
+      </w:tr>
+      <w:tr>
+        <w:trPr>
+          <w:cantSplit/>
+        </w:trPr>
+        <w:tc>
+          <w:tcPr>
+            <w:tcW w:type="pct" w:w="1000"/>
+            <w:tcMar>
+              <w:top w:type="dxa" w:w="60"/>
+              <w:left w:type="dxa" w:w="120"/>
+              <w:bottom w:type="dxa" w:w="60"/>
+              <w:right w:type="dxa" w:w="120"/>
+            </w:tcMar>
+          </w:tcPr>
+          <w:p>
+            <w:pPr>
+              <w:spacing w:line="276"/>
+              <w:jc w:val="left"/>
+            </w:pPr>
+            <w:r>
+              <w:rPr>
+                <w:rFonts w:ascii="Calibri"/>
+                <w:b w:val="false"/>
+                <w:bCs w:val="false"/>
+                <w:color w:val="000000"/>
+                <w:sz w:val="20"/>
+                <w:szCs w:val="20"/>
+              </w:rPr>
+              <w:t xml:space="preserve">Rank select trong modal</w:t>
+            </w:r>
+          </w:p>
+        </w:tc>
+        <w:tc>
+          <w:tcPr>
+            <w:tcW w:type="pct" w:w="450"/>
+            <w:tcMar>
+              <w:top w:type="dxa" w:w="60"/>
+              <w:left w:type="dxa" w:w="120"/>
+              <w:bottom w:type="dxa" w:w="60"/>
+              <w:right w:type="dxa" w:w="120"/>
+            </w:tcMar>
+          </w:tcPr>
+          <w:p>
+            <w:pPr>
+              <w:spacing w:line="276"/>
+              <w:jc w:val="left"/>
+            </w:pPr>
+            <w:r>
+              <w:rPr>
+                <w:rFonts w:ascii="Calibri"/>
+                <w:b w:val="false"/>
+                <w:bCs w:val="false"/>
+                <w:color w:val="000000"/>
+                <w:sz w:val="20"/>
+                <w:szCs w:val="20"/>
+              </w:rPr>
+              <w:t xml:space="preserve">—</w:t>
+            </w:r>
+          </w:p>
+        </w:tc>
+        <w:tc>
+          <w:tcPr>
+            <w:tcW w:type="pct" w:w="2550"/>
+            <w:tcMar>
+              <w:top w:type="dxa" w:w="60"/>
+              <w:left w:type="dxa" w:w="120"/>
+              <w:bottom w:type="dxa" w:w="60"/>
+              <w:right w:type="dxa" w:w="120"/>
+            </w:tcMar>
+          </w:tcPr>
+          <w:p>
+            <w:pPr>
+              <w:spacing w:line="276"/>
+              <w:jc w:val="left"/>
+            </w:pPr>
+            <w:r>
+              <w:rPr>
+                <w:rFonts w:ascii="Calibri"/>
+                <w:b w:val="false"/>
+                <w:bCs w:val="false"/>
+                <w:color w:val="000000"/>
+                <w:sz w:val="20"/>
+                <w:szCs w:val="20"/>
+              </w:rPr>
+              <w:t xml:space="preserve">Option Rank N — &lt;subsidy&gt; subsidy theo rule Active: uniform → 100%; component riêng lệch → khoảng 50–100%; fixed → S$…</w:t>
+            </w:r>
+          </w:p>
+        </w:tc>
+        <w:tc>
+          <w:tcPr>
+            <w:tcW w:type="pct" w:w="1000"/>
+            <w:tcMar>
+              <w:top w:type="dxa" w:w="60"/>
+              <w:left w:type="dxa" w:w="120"/>
+              <w:bottom w:type="dxa" w:w="60"/>
+              <w:right w:type="dxa" w:w="120"/>
+            </w:tcMar>
+          </w:tcPr>
+          <w:p>
+            <w:pPr>
+              <w:spacing w:line="276"/>
+              <w:jc w:val="left"/>
+            </w:pPr>
+            <w:r>
+              <w:rPr>
+                <w:rFonts w:ascii="Calibri"/>
+                <w:b w:val="false"/>
+                <w:bCs w:val="false"/>
+                <w:color w:val="000000"/>
+                <w:sz w:val="20"/>
+                <w:szCs w:val="20"/>
+              </w:rPr>
+              <w:t xml:space="preserve">Rank 1 — 100% subsidy</w:t>
+            </w:r>
+          </w:p>
+        </w:tc>
+      </w:tr>
+      <w:tr>
+        <w:trPr>
+          <w:cantSplit/>
+        </w:trPr>
+        <w:tc>
+          <w:tcPr>
+            <w:tcW w:type="pct" w:w="1000"/>
+            <w:tcMar>
+              <w:top w:type="dxa" w:w="60"/>
+              <w:left w:type="dxa" w:w="120"/>
+              <w:bottom w:type="dxa" w:w="60"/>
+              <w:right w:type="dxa" w:w="120"/>
+            </w:tcMar>
+          </w:tcPr>
+          <w:p>
+            <w:pPr>
+              <w:spacing w:line="276"/>
+              <w:jc w:val="left"/>
+            </w:pPr>
+            <w:r>
+              <w:rPr>
+                <w:rFonts w:ascii="Calibri"/>
+                <w:b w:val="false"/>
+                <w:bCs w:val="false"/>
+                <w:color w:val="000000"/>
+                <w:sz w:val="20"/>
+                <w:szCs w:val="20"/>
+              </w:rPr>
+              <w:t xml:space="preserve">Approve Rank N</w:t>
+            </w:r>
+          </w:p>
+        </w:tc>
+        <w:tc>
+          <w:tcPr>
+            <w:tcW w:type="pct" w:w="450"/>
+            <w:tcMar>
+              <w:top w:type="dxa" w:w="60"/>
+              <w:left w:type="dxa" w:w="120"/>
+              <w:bottom w:type="dxa" w:w="60"/>
+              <w:right w:type="dxa" w:w="120"/>
+            </w:tcMar>
+          </w:tcPr>
+          <w:p>
+            <w:pPr>
+              <w:spacing w:line="276"/>
+              <w:jc w:val="left"/>
+            </w:pPr>
+            <w:r>
+              <w:rPr>
+                <w:rFonts w:ascii="Calibri"/>
+                <w:b w:val="false"/>
+                <w:bCs w:val="false"/>
+                <w:color w:val="000000"/>
+                <w:sz w:val="20"/>
+                <w:szCs w:val="20"/>
+              </w:rPr>
+              <w:t xml:space="preserve">—</w:t>
+            </w:r>
+          </w:p>
+        </w:tc>
+        <w:tc>
+          <w:tcPr>
+            <w:tcW w:type="pct" w:w="2550"/>
+            <w:tcMar>
+              <w:top w:type="dxa" w:w="60"/>
+              <w:left w:type="dxa" w:w="120"/>
+              <w:bottom w:type="dxa" w:w="60"/>
+              <w:right w:type="dxa" w:w="120"/>
+            </w:tcMar>
+          </w:tcPr>
+          <w:p>
+            <w:pPr>
+              <w:spacing w:line="276"/>
+              <w:jc w:val="left"/>
+            </w:pPr>
+            <w:r>
+              <w:rPr>
+                <w:rFonts w:ascii="Calibri"/>
+                <w:b w:val="false"/>
+                <w:bCs w:val="false"/>
+                <w:color w:val="000000"/>
+                <w:sz w:val="20"/>
+                <w:szCs w:val="20"/>
+              </w:rPr>
+              <w:t xml:space="preserve">Nút đổi theo select; Granted · Rank N; subsidy áp charges chưa trả (kiểm tra ở Student fees)</w:t>
+            </w:r>
+          </w:p>
+        </w:tc>
+        <w:tc>
+          <w:tcPr>
+            <w:tcW w:type="pct" w:w="1000"/>
+            <w:tcMar>
+              <w:top w:type="dxa" w:w="60"/>
+              <w:left w:type="dxa" w:w="120"/>
+              <w:bottom w:type="dxa" w:w="60"/>
+              <w:right w:type="dxa" w:w="120"/>
+            </w:tcMar>
+          </w:tcPr>
+          <w:p>
+            <w:pPr>
+              <w:spacing w:line="276"/>
+              <w:jc w:val="left"/>
+            </w:pPr>
+            <w:r>
+              <w:rPr>
+                <w:rFonts w:ascii="Calibri"/>
+                <w:b w:val="false"/>
+                <w:bCs w:val="false"/>
+                <w:color w:val="000000"/>
+                <w:sz w:val="20"/>
+                <w:szCs w:val="20"/>
+              </w:rPr>
+              <w:t xml:space="preserve">—</w:t>
+            </w:r>
+          </w:p>
+        </w:tc>
+      </w:tr>
+      <w:tr>
+        <w:trPr>
+          <w:cantSplit/>
+        </w:trPr>
+        <w:tc>
+          <w:tcPr>
+            <w:tcW w:type="pct" w:w="1000"/>
+            <w:tcMar>
+              <w:top w:type="dxa" w:w="60"/>
+              <w:left w:type="dxa" w:w="120"/>
+              <w:bottom w:type="dxa" w:w="60"/>
+              <w:right w:type="dxa" w:w="120"/>
+            </w:tcMar>
+          </w:tcPr>
+          <w:p>
+            <w:pPr>
+              <w:spacing w:line="276"/>
+              <w:jc w:val="left"/>
+            </w:pPr>
+            <w:r>
+              <w:rPr>
+                <w:rFonts w:ascii="Calibri"/>
+                <w:b w:val="false"/>
+                <w:bCs w:val="false"/>
+                <w:color w:val="000000"/>
+                <w:sz w:val="20"/>
+                <w:szCs w:val="20"/>
+              </w:rPr>
+              <w:t xml:space="preserve">Non-SC alert</w:t>
+            </w:r>
+          </w:p>
+        </w:tc>
+        <w:tc>
+          <w:tcPr>
+            <w:tcW w:type="pct" w:w="450"/>
+            <w:tcMar>
+              <w:top w:type="dxa" w:w="60"/>
+              <w:left w:type="dxa" w:w="120"/>
+              <w:bottom w:type="dxa" w:w="60"/>
+              <w:right w:type="dxa" w:w="120"/>
+            </w:tcMar>
+          </w:tcPr>
+          <w:p>
+            <w:pPr>
+              <w:spacing w:line="276"/>
+              <w:jc w:val="left"/>
+            </w:pPr>
+            <w:r>
+              <w:rPr>
+                <w:rFonts w:ascii="Calibri"/>
+                <w:b w:val="false"/>
+                <w:bCs w:val="false"/>
+                <w:color w:val="000000"/>
+                <w:sz w:val="20"/>
+                <w:szCs w:val="20"/>
+              </w:rPr>
+              <w:t xml:space="preserve">—</w:t>
+            </w:r>
+          </w:p>
+        </w:tc>
+        <w:tc>
+          <w:tcPr>
+            <w:tcW w:type="pct" w:w="2550"/>
+            <w:tcMar>
+              <w:top w:type="dxa" w:w="60"/>
+              <w:left w:type="dxa" w:w="120"/>
+              <w:bottom w:type="dxa" w:w="60"/>
+              <w:right w:type="dxa" w:w="120"/>
+            </w:tcMar>
+          </w:tcPr>
+          <w:p>
+            <w:pPr>
+              <w:spacing w:line="276"/>
+              <w:jc w:val="left"/>
+            </w:pPr>
+            <w:r>
+              <w:rPr>
+                <w:rFonts w:ascii="Calibri"/>
+                <w:b w:val="false"/>
+                <w:bCs w:val="false"/>
+                <w:color w:val="000000"/>
+                <w:sz w:val="20"/>
+                <w:szCs w:val="20"/>
+              </w:rPr>
+              <w:t xml:space="preserve">Đỏ: “Singapore Citizens only… Reject this application.”</w:t>
+            </w:r>
+          </w:p>
+        </w:tc>
+        <w:tc>
+          <w:tcPr>
+            <w:tcW w:type="pct" w:w="1000"/>
+            <w:tcMar>
+              <w:top w:type="dxa" w:w="60"/>
+              <w:left w:type="dxa" w:w="120"/>
+              <w:bottom w:type="dxa" w:w="60"/>
+              <w:right w:type="dxa" w:w="120"/>
+            </w:tcMar>
+          </w:tcPr>
+          <w:p>
+            <w:pPr>
+              <w:spacing w:line="276"/>
+              <w:jc w:val="left"/>
+            </w:pPr>
+            <w:r>
+              <w:rPr>
+                <w:rFonts w:ascii="Calibri"/>
+                <w:b w:val="false"/>
+                <w:bCs w:val="false"/>
+                <w:color w:val="000000"/>
+                <w:sz w:val="20"/>
+                <w:szCs w:val="20"/>
+              </w:rPr>
+              <w:t xml:space="preserve">—</w:t>
+            </w:r>
+          </w:p>
+        </w:tc>
+      </w:tr>
+    </w:tbl>
+    <w:p>
+      <w:pPr>
+        <w:pStyle w:val="Heading2"/>
+        <w:spacing w:after="120" w:before="240" w:line="312"/>
+      </w:pPr>
+      <w:bookmarkStart w:name="_Toc22" w:id="22"/>
+      <w:r>
+        <w:rPr>
+          <w:rFonts w:ascii="Calibri"/>
+          <w:b/>
+          <w:bCs/>
+          <w:color w:val="15857A"/>
+          <w:sz w:val="28"/>
+          <w:szCs w:val="28"/>
+        </w:rPr>
+        <w:t xml:space="preserve">7.8 Hardcopy entry (đối chiếu nhanh)</w:t>
+      </w:r>
+      <w:bookmarkEnd w:id="22"/>
+    </w:p>
+    <w:p>
+      <w:pPr>
+        <w:keepNext/>
+        <w:spacing w:after="80" w:before="160" w:line="312"/>
+      </w:pPr>
+      <w:r>
+        <w:rPr>
+          <w:rFonts w:ascii="Calibri"/>
+          <w:b/>
+          <w:bCs/>
+          <w:color w:val="15857A"/>
+          <w:sz w:val="21"/>
+          <w:szCs w:val="21"/>
+        </w:rPr>
+        <w:t xml:space="preserve">Bảng 12 — Field hardcopy entry</w:t>
+      </w:r>
+    </w:p>
+    <w:tbl>
+      <w:tblPr>
+        <w:tblW w:type="pct" w:w="5000"/>
+        <w:tblBorders>
+          <w:top w:val="single" w:color="15857A" w:sz="2"/>
+          <w:left w:val="none" w:color="FFFFFF" w:sz="0"/>
+          <w:bottom w:val="single" w:color="15857A" w:sz="2"/>
+          <w:right w:val="none" w:color="FFFFFF" w:sz="0"/>
+          <w:insideH w:val="single" w:color="D5D0C8" w:sz="1"/>
+          <w:insideV w:val="none" w:color="FFFFFF" w:sz="0"/>
+        </w:tblBorders>
+      </w:tblPr>
+      <w:tblGrid>
+        <w:gridCol w:w="1758"/>
+        <w:gridCol w:w="791"/>
+        <w:gridCol w:w="4482"/>
+        <w:gridCol w:w="1758"/>
+      </w:tblGrid>
+      <w:tr>
+        <w:trPr>
+          <w:cantSplit/>
+          <w:tblHeader/>
+        </w:trPr>
+        <w:tc>
+          <w:tcPr>
+            <w:tcW w:type="pct" w:w="1000"/>
+            <w:shd w:fill="15857A" w:val="clear"/>
+            <w:tcMar>
+              <w:top w:type="dxa" w:w="60"/>
+              <w:left w:type="dxa" w:w="120"/>
+              <w:bottom w:type="dxa" w:w="60"/>
+              <w:right w:type="dxa" w:w="120"/>
+            </w:tcMar>
+          </w:tcPr>
+          <w:p>
+            <w:pPr>
+              <w:spacing w:line="276"/>
+              <w:jc w:val="left"/>
+            </w:pPr>
+            <w:r>
+              <w:rPr>
+                <w:rFonts w:ascii="Calibri"/>
+                <w:b/>
+                <w:bCs/>
+                <w:color w:val="FFFFFF"/>
+                <w:sz w:val="20"/>
+                <w:szCs w:val="20"/>
+              </w:rPr>
+              <w:t xml:space="preserve">Field / item</w:t>
+            </w:r>
+          </w:p>
+        </w:tc>
+        <w:tc>
+          <w:tcPr>
+            <w:tcW w:type="pct" w:w="450"/>
+            <w:shd w:fill="15857A" w:val="clear"/>
+            <w:tcMar>
+              <w:top w:type="dxa" w:w="60"/>
+              <w:left w:type="dxa" w:w="120"/>
+              <w:bottom w:type="dxa" w:w="60"/>
+              <w:right w:type="dxa" w:w="120"/>
+            </w:tcMar>
+          </w:tcPr>
+          <w:p>
+            <w:pPr>
+              <w:spacing w:line="276"/>
+              <w:jc w:val="left"/>
+            </w:pPr>
+            <w:r>
+              <w:rPr>
+                <w:rFonts w:ascii="Calibri"/>
+                <w:b/>
+                <w:bCs/>
+                <w:color w:val="FFFFFF"/>
+                <w:sz w:val="20"/>
+                <w:szCs w:val="20"/>
+              </w:rPr>
+              <w:t xml:space="preserve">Required</w:t>
+            </w:r>
+          </w:p>
+        </w:tc>
+        <w:tc>
+          <w:tcPr>
+            <w:tcW w:type="pct" w:w="2550"/>
+            <w:shd w:fill="15857A" w:val="clear"/>
+            <w:tcMar>
+              <w:top w:type="dxa" w:w="60"/>
+              <w:left w:type="dxa" w:w="120"/>
+              <w:bottom w:type="dxa" w:w="60"/>
+              <w:right w:type="dxa" w:w="120"/>
+            </w:tcMar>
+          </w:tcPr>
+          <w:p>
+            <w:pPr>
+              <w:spacing w:line="276"/>
+              <w:jc w:val="left"/>
+            </w:pPr>
+            <w:r>
+              <w:rPr>
+                <w:rFonts w:ascii="Calibri"/>
+                <w:b/>
+                <w:bCs/>
+                <w:color w:val="FFFFFF"/>
+                <w:sz w:val="20"/>
+                <w:szCs w:val="20"/>
+              </w:rPr>
+              <w:t xml:space="preserve">Rule QA verifies</w:t>
+            </w:r>
+          </w:p>
+        </w:tc>
+        <w:tc>
+          <w:tcPr>
+            <w:tcW w:type="pct" w:w="1000"/>
+            <w:shd w:fill="15857A" w:val="clear"/>
+            <w:tcMar>
+              <w:top w:type="dxa" w:w="60"/>
+              <w:left w:type="dxa" w:w="120"/>
+              <w:bottom w:type="dxa" w:w="60"/>
+              <w:right w:type="dxa" w:w="120"/>
+            </w:tcMar>
+          </w:tcPr>
+          <w:p>
+            <w:pPr>
+              <w:spacing w:line="276"/>
+              <w:jc w:val="left"/>
+            </w:pPr>
+            <w:r>
+              <w:rPr>
+                <w:rFonts w:ascii="Calibri"/>
+                <w:b/>
+                <w:bCs/>
+                <w:color w:val="FFFFFF"/>
+                <w:sz w:val="20"/>
+                <w:szCs w:val="20"/>
+              </w:rPr>
+              <w:t xml:space="preserve">Example</w:t>
+            </w:r>
+          </w:p>
+        </w:tc>
+      </w:tr>
+      <w:tr>
+        <w:trPr>
+          <w:cantSplit/>
+        </w:trPr>
+        <w:tc>
+          <w:tcPr>
+            <w:tcW w:type="pct" w:w="1000"/>
+            <w:tcMar>
+              <w:top w:type="dxa" w:w="60"/>
+              <w:left w:type="dxa" w:w="120"/>
+              <w:bottom w:type="dxa" w:w="60"/>
+              <w:right w:type="dxa" w:w="120"/>
+            </w:tcMar>
+          </w:tcPr>
+          <w:p>
+            <w:pPr>
+              <w:spacing w:line="276"/>
+              <w:jc w:val="left"/>
+            </w:pPr>
+            <w:r>
+              <w:rPr>
+                <w:rFonts w:ascii="Calibri"/>
+                <w:b w:val="false"/>
+                <w:bCs w:val="false"/>
+                <w:color w:val="000000"/>
+                <w:sz w:val="20"/>
+                <w:szCs w:val="20"/>
+              </w:rPr>
+              <w:t xml:space="preserve">Student select</w:t>
+            </w:r>
+          </w:p>
+        </w:tc>
+        <w:tc>
+          <w:tcPr>
+            <w:tcW w:type="pct" w:w="450"/>
+            <w:tcMar>
+              <w:top w:type="dxa" w:w="60"/>
+              <w:left w:type="dxa" w:w="120"/>
+              <w:bottom w:type="dxa" w:w="60"/>
+              <w:right w:type="dxa" w:w="120"/>
+            </w:tcMar>
+          </w:tcPr>
+          <w:p>
+            <w:pPr>
+              <w:spacing w:line="276"/>
+              <w:jc w:val="left"/>
+            </w:pPr>
+            <w:r>
+              <w:rPr>
+                <w:rFonts w:ascii="Calibri"/>
+                <w:b w:val="false"/>
+                <w:bCs w:val="false"/>
+                <w:color w:val="000000"/>
+                <w:sz w:val="20"/>
+                <w:szCs w:val="20"/>
+              </w:rPr>
+              <w:t xml:space="preserve">Y</w:t>
+            </w:r>
+          </w:p>
+        </w:tc>
+        <w:tc>
+          <w:tcPr>
+            <w:tcW w:type="pct" w:w="2550"/>
+            <w:tcMar>
+              <w:top w:type="dxa" w:w="60"/>
+              <w:left w:type="dxa" w:w="120"/>
+              <w:bottom w:type="dxa" w:w="60"/>
+              <w:right w:type="dxa" w:w="120"/>
+            </w:tcMar>
+          </w:tcPr>
+          <w:p>
+            <w:pPr>
+              <w:spacing w:line="276"/>
+              <w:jc w:val="left"/>
+            </w:pPr>
+            <w:r>
+              <w:rPr>
+                <w:rFonts w:ascii="Calibri"/>
+                <w:b w:val="false"/>
+                <w:bCs w:val="false"/>
+                <w:color w:val="000000"/>
+                <w:sz w:val="20"/>
+                <w:szCs w:val="20"/>
+              </w:rPr>
+              <w:t xml:space="preserve">Chỉ HS trường, SC, chưa có đơn/MOEFAS grant; rỗng → “Pick the student the paper form belongs to.”</w:t>
+            </w:r>
+          </w:p>
+        </w:tc>
+        <w:tc>
+          <w:tcPr>
+            <w:tcW w:type="pct" w:w="1000"/>
+            <w:tcMar>
+              <w:top w:type="dxa" w:w="60"/>
+              <w:left w:type="dxa" w:w="120"/>
+              <w:bottom w:type="dxa" w:w="60"/>
+              <w:right w:type="dxa" w:w="120"/>
+            </w:tcMar>
+          </w:tcPr>
+          <w:p>
+            <w:pPr>
+              <w:spacing w:line="276"/>
+              <w:jc w:val="left"/>
+            </w:pPr>
+            <w:r>
+              <w:rPr>
+                <w:rFonts w:ascii="Calibri"/>
+                <w:b w:val="false"/>
+                <w:bCs w:val="false"/>
+                <w:color w:val="000000"/>
+                <w:sz w:val="20"/>
+                <w:szCs w:val="20"/>
+              </w:rPr>
+              <w:t xml:space="preserve">Ethan Teo</w:t>
+            </w:r>
+          </w:p>
+        </w:tc>
+      </w:tr>
+      <w:tr>
+        <w:trPr>
+          <w:cantSplit/>
+        </w:trPr>
+        <w:tc>
+          <w:tcPr>
+            <w:tcW w:type="pct" w:w="1000"/>
+            <w:tcMar>
+              <w:top w:type="dxa" w:w="60"/>
+              <w:left w:type="dxa" w:w="120"/>
+              <w:bottom w:type="dxa" w:w="60"/>
+              <w:right w:type="dxa" w:w="120"/>
+            </w:tcMar>
+          </w:tcPr>
+          <w:p>
+            <w:pPr>
+              <w:spacing w:line="276"/>
+              <w:jc w:val="left"/>
+            </w:pPr>
+            <w:r>
+              <w:rPr>
+                <w:rFonts w:ascii="Calibri"/>
+                <w:b w:val="false"/>
+                <w:bCs w:val="false"/>
+                <w:color w:val="000000"/>
+                <w:sz w:val="20"/>
+                <w:szCs w:val="20"/>
+              </w:rPr>
+              <w:t xml:space="preserve">Per-capita band</w:t>
+            </w:r>
+          </w:p>
+        </w:tc>
+        <w:tc>
+          <w:tcPr>
+            <w:tcW w:type="pct" w:w="450"/>
+            <w:tcMar>
+              <w:top w:type="dxa" w:w="60"/>
+              <w:left w:type="dxa" w:w="120"/>
+              <w:bottom w:type="dxa" w:w="60"/>
+              <w:right w:type="dxa" w:w="120"/>
+            </w:tcMar>
+          </w:tcPr>
+          <w:p>
+            <w:pPr>
+              <w:spacing w:line="276"/>
+              <w:jc w:val="left"/>
+            </w:pPr>
+            <w:r>
+              <w:rPr>
+                <w:rFonts w:ascii="Calibri"/>
+                <w:b w:val="false"/>
+                <w:bCs w:val="false"/>
+                <w:color w:val="000000"/>
+                <w:sz w:val="20"/>
+                <w:szCs w:val="20"/>
+              </w:rPr>
+              <w:t xml:space="preserve">Y</w:t>
+            </w:r>
+          </w:p>
+        </w:tc>
+        <w:tc>
+          <w:tcPr>
+            <w:tcW w:type="pct" w:w="2550"/>
+            <w:tcMar>
+              <w:top w:type="dxa" w:w="60"/>
+              <w:left w:type="dxa" w:w="120"/>
+              <w:bottom w:type="dxa" w:w="60"/>
+              <w:right w:type="dxa" w:w="120"/>
+            </w:tcMar>
+          </w:tcPr>
+          <w:p>
+            <w:pPr>
+              <w:spacing w:line="276"/>
+              <w:jc w:val="left"/>
+            </w:pPr>
+            <w:r>
+              <w:rPr>
+                <w:rFonts w:ascii="Calibri"/>
+                <w:b w:val="false"/>
+                <w:bCs w:val="false"/>
+                <w:color w:val="000000"/>
+                <w:sz w:val="20"/>
+                <w:szCs w:val="20"/>
+              </w:rPr>
+              <w:t xml:space="preserve">4 option B1–B4 đúng nhãn S$</w:t>
+            </w:r>
+          </w:p>
+        </w:tc>
+        <w:tc>
+          <w:tcPr>
+            <w:tcW w:type="pct" w:w="1000"/>
+            <w:tcMar>
+              <w:top w:type="dxa" w:w="60"/>
+              <w:left w:type="dxa" w:w="120"/>
+              <w:bottom w:type="dxa" w:w="60"/>
+              <w:right w:type="dxa" w:w="120"/>
+            </w:tcMar>
+          </w:tcPr>
+          <w:p>
+            <w:pPr>
+              <w:spacing w:line="276"/>
+              <w:jc w:val="left"/>
+            </w:pPr>
+            <w:r>
+              <w:rPr>
+                <w:rFonts w:ascii="Calibri"/>
+                <w:b w:val="false"/>
+                <w:bCs w:val="false"/>
+                <w:color w:val="000000"/>
+                <w:sz w:val="20"/>
+                <w:szCs w:val="20"/>
+              </w:rPr>
+              <w:t xml:space="preserve">S$451 - S$700</w:t>
+            </w:r>
+          </w:p>
+        </w:tc>
+      </w:tr>
+      <w:tr>
+        <w:trPr>
+          <w:cantSplit/>
+        </w:trPr>
+        <w:tc>
+          <w:tcPr>
+            <w:tcW w:type="pct" w:w="1000"/>
+            <w:tcMar>
+              <w:top w:type="dxa" w:w="60"/>
+              <w:left w:type="dxa" w:w="120"/>
+              <w:bottom w:type="dxa" w:w="60"/>
+              <w:right w:type="dxa" w:w="120"/>
+            </w:tcMar>
+          </w:tcPr>
+          <w:p>
+            <w:pPr>
+              <w:spacing w:line="276"/>
+              <w:jc w:val="left"/>
+            </w:pPr>
+            <w:r>
+              <w:rPr>
+                <w:rFonts w:ascii="Calibri"/>
+                <w:b w:val="false"/>
+                <w:bCs w:val="false"/>
+                <w:color w:val="000000"/>
+                <w:sz w:val="20"/>
+                <w:szCs w:val="20"/>
+              </w:rPr>
+              <w:t xml:space="preserve">Household band</w:t>
+            </w:r>
+          </w:p>
+        </w:tc>
+        <w:tc>
+          <w:tcPr>
+            <w:tcW w:type="pct" w:w="450"/>
+            <w:tcMar>
+              <w:top w:type="dxa" w:w="60"/>
+              <w:left w:type="dxa" w:w="120"/>
+              <w:bottom w:type="dxa" w:w="60"/>
+              <w:right w:type="dxa" w:w="120"/>
+            </w:tcMar>
+          </w:tcPr>
+          <w:p>
+            <w:pPr>
+              <w:spacing w:line="276"/>
+              <w:jc w:val="left"/>
+            </w:pPr>
+            <w:r>
+              <w:rPr>
+                <w:rFonts w:ascii="Calibri"/>
+                <w:b w:val="false"/>
+                <w:bCs w:val="false"/>
+                <w:color w:val="000000"/>
+                <w:sz w:val="20"/>
+                <w:szCs w:val="20"/>
+              </w:rPr>
+              <w:t xml:space="preserve">Y</w:t>
+            </w:r>
+          </w:p>
+        </w:tc>
+        <w:tc>
+          <w:tcPr>
+            <w:tcW w:type="pct" w:w="2550"/>
+            <w:tcMar>
+              <w:top w:type="dxa" w:w="60"/>
+              <w:left w:type="dxa" w:w="120"/>
+              <w:bottom w:type="dxa" w:w="60"/>
+              <w:right w:type="dxa" w:w="120"/>
+            </w:tcMar>
+          </w:tcPr>
+          <w:p>
+            <w:pPr>
+              <w:spacing w:line="276"/>
+              <w:jc w:val="left"/>
+            </w:pPr>
+            <w:r>
+              <w:rPr>
+                <w:rFonts w:ascii="Calibri"/>
+                <w:b w:val="false"/>
+                <w:bCs w:val="false"/>
+                <w:color w:val="000000"/>
+                <w:sz w:val="20"/>
+                <w:szCs w:val="20"/>
+              </w:rPr>
+              <w:t xml:space="preserve">4 option H1–H4</w:t>
+            </w:r>
+          </w:p>
+        </w:tc>
+        <w:tc>
+          <w:tcPr>
+            <w:tcW w:type="pct" w:w="1000"/>
+            <w:tcMar>
+              <w:top w:type="dxa" w:w="60"/>
+              <w:left w:type="dxa" w:w="120"/>
+              <w:bottom w:type="dxa" w:w="60"/>
+              <w:right w:type="dxa" w:w="120"/>
+            </w:tcMar>
+          </w:tcPr>
+          <w:p>
+            <w:pPr>
+              <w:spacing w:line="276"/>
+              <w:jc w:val="left"/>
+            </w:pPr>
+            <w:r>
+              <w:rPr>
+                <w:rFonts w:ascii="Calibri"/>
+                <w:b w:val="false"/>
+                <w:bCs w:val="false"/>
+                <w:color w:val="000000"/>
+                <w:sz w:val="20"/>
+                <w:szCs w:val="20"/>
+              </w:rPr>
+              <w:t xml:space="preserve">S$1,501 - S$2,500</w:t>
+            </w:r>
+          </w:p>
+        </w:tc>
+      </w:tr>
+      <w:tr>
+        <w:trPr>
+          <w:cantSplit/>
+        </w:trPr>
+        <w:tc>
+          <w:tcPr>
+            <w:tcW w:type="pct" w:w="1000"/>
+            <w:tcMar>
+              <w:top w:type="dxa" w:w="60"/>
+              <w:left w:type="dxa" w:w="120"/>
+              <w:bottom w:type="dxa" w:w="60"/>
+              <w:right w:type="dxa" w:w="120"/>
+            </w:tcMar>
+          </w:tcPr>
+          <w:p>
+            <w:pPr>
+              <w:spacing w:line="276"/>
+              <w:jc w:val="left"/>
+            </w:pPr>
+            <w:r>
+              <w:rPr>
+                <w:rFonts w:ascii="Calibri"/>
+                <w:b w:val="false"/>
+                <w:bCs w:val="false"/>
+                <w:color w:val="000000"/>
+                <w:sz w:val="20"/>
+                <w:szCs w:val="20"/>
+              </w:rPr>
+              <w:t xml:space="preserve">Note</w:t>
+            </w:r>
+          </w:p>
+        </w:tc>
+        <w:tc>
+          <w:tcPr>
+            <w:tcW w:type="pct" w:w="450"/>
+            <w:tcMar>
+              <w:top w:type="dxa" w:w="60"/>
+              <w:left w:type="dxa" w:w="120"/>
+              <w:bottom w:type="dxa" w:w="60"/>
+              <w:right w:type="dxa" w:w="120"/>
+            </w:tcMar>
+          </w:tcPr>
+          <w:p>
+            <w:pPr>
+              <w:spacing w:line="276"/>
+              <w:jc w:val="left"/>
+            </w:pPr>
+            <w:r>
+              <w:rPr>
+                <w:rFonts w:ascii="Calibri"/>
+                <w:b w:val="false"/>
+                <w:bCs w:val="false"/>
+                <w:color w:val="000000"/>
+                <w:sz w:val="20"/>
+                <w:szCs w:val="20"/>
+              </w:rPr>
+              <w:t xml:space="preserve">N</w:t>
+            </w:r>
+          </w:p>
+        </w:tc>
+        <w:tc>
+          <w:tcPr>
+            <w:tcW w:type="pct" w:w="2550"/>
+            <w:tcMar>
+              <w:top w:type="dxa" w:w="60"/>
+              <w:left w:type="dxa" w:w="120"/>
+              <w:bottom w:type="dxa" w:w="60"/>
+              <w:right w:type="dxa" w:w="120"/>
+            </w:tcMar>
+          </w:tcPr>
+          <w:p>
+            <w:pPr>
+              <w:spacing w:line="276"/>
+              <w:jc w:val="left"/>
+            </w:pPr>
+            <w:r>
+              <w:rPr>
+                <w:rFonts w:ascii="Calibri"/>
+                <w:b w:val="false"/>
+                <w:bCs w:val="false"/>
+                <w:color w:val="000000"/>
+                <w:sz w:val="20"/>
+                <w:szCs w:val="20"/>
+              </w:rPr>
+              <w:t xml:space="preserve">Free text, trim vào explanation</w:t>
+            </w:r>
+          </w:p>
+        </w:tc>
+        <w:tc>
+          <w:tcPr>
+            <w:tcW w:type="pct" w:w="1000"/>
+            <w:tcMar>
+              <w:top w:type="dxa" w:w="60"/>
+              <w:left w:type="dxa" w:w="120"/>
+              <w:bottom w:type="dxa" w:w="60"/>
+              <w:right w:type="dxa" w:w="120"/>
+            </w:tcMar>
+          </w:tcPr>
+          <w:p>
+            <w:pPr>
+              <w:spacing w:line="276"/>
+              <w:jc w:val="left"/>
+            </w:pPr>
+            <w:r>
+              <w:rPr>
+                <w:rFonts w:ascii="Calibri"/>
+                <w:b w:val="false"/>
+                <w:bCs w:val="false"/>
+                <w:color w:val="000000"/>
+                <w:sz w:val="20"/>
+                <w:szCs w:val="20"/>
+              </w:rPr>
+              <w:t xml:space="preserve">“Father between jobs”</w:t>
+            </w:r>
+          </w:p>
+        </w:tc>
+      </w:tr>
+      <w:tr>
+        <w:trPr>
+          <w:cantSplit/>
+        </w:trPr>
+        <w:tc>
+          <w:tcPr>
+            <w:tcW w:type="pct" w:w="1000"/>
+            <w:tcMar>
+              <w:top w:type="dxa" w:w="60"/>
+              <w:left w:type="dxa" w:w="120"/>
+              <w:bottom w:type="dxa" w:w="60"/>
+              <w:right w:type="dxa" w:w="120"/>
+            </w:tcMar>
+          </w:tcPr>
+          <w:p>
+            <w:pPr>
+              <w:spacing w:line="276"/>
+              <w:jc w:val="left"/>
+            </w:pPr>
+            <w:r>
+              <w:rPr>
+                <w:rFonts w:ascii="Calibri"/>
+                <w:b w:val="false"/>
+                <w:bCs w:val="false"/>
+                <w:color w:val="000000"/>
+                <w:sz w:val="20"/>
+                <w:szCs w:val="20"/>
+              </w:rPr>
+              <w:t xml:space="preserve">Add to queue</w:t>
+            </w:r>
+          </w:p>
+        </w:tc>
+        <w:tc>
+          <w:tcPr>
+            <w:tcW w:type="pct" w:w="450"/>
+            <w:tcMar>
+              <w:top w:type="dxa" w:w="60"/>
+              <w:left w:type="dxa" w:w="120"/>
+              <w:bottom w:type="dxa" w:w="60"/>
+              <w:right w:type="dxa" w:w="120"/>
+            </w:tcMar>
+          </w:tcPr>
+          <w:p>
+            <w:pPr>
+              <w:spacing w:line="276"/>
+              <w:jc w:val="left"/>
+            </w:pPr>
+            <w:r>
+              <w:rPr>
+                <w:rFonts w:ascii="Calibri"/>
+                <w:b w:val="false"/>
+                <w:bCs w:val="false"/>
+                <w:color w:val="000000"/>
+                <w:sz w:val="20"/>
+                <w:szCs w:val="20"/>
+              </w:rPr>
+              <w:t xml:space="preserve">—</w:t>
+            </w:r>
+          </w:p>
+        </w:tc>
+        <w:tc>
+          <w:tcPr>
+            <w:tcW w:type="pct" w:w="2550"/>
+            <w:tcMar>
+              <w:top w:type="dxa" w:w="60"/>
+              <w:left w:type="dxa" w:w="120"/>
+              <w:bottom w:type="dxa" w:w="60"/>
+              <w:right w:type="dxa" w:w="120"/>
+            </w:tcMar>
+          </w:tcPr>
+          <w:p>
+            <w:pPr>
+              <w:spacing w:line="276"/>
+              <w:jc w:val="left"/>
+            </w:pPr>
+            <w:r>
+              <w:rPr>
+                <w:rFonts w:ascii="Calibri"/>
+                <w:b w:val="false"/>
+                <w:bCs w:val="false"/>
+                <w:color w:val="000000"/>
+                <w:sz w:val="20"/>
+                <w:szCs w:val="20"/>
+              </w:rPr>
+              <w:t xml:space="preserve">Tạo đơn Pending badge Hardcopy, không sync; form reset + banner xanh “Hardcopy application SBFAS00XX…”</w:t>
+            </w:r>
+          </w:p>
+        </w:tc>
+        <w:tc>
+          <w:tcPr>
+            <w:tcW w:type="pct" w:w="1000"/>
+            <w:tcMar>
+              <w:top w:type="dxa" w:w="60"/>
+              <w:left w:type="dxa" w:w="120"/>
+              <w:bottom w:type="dxa" w:w="60"/>
+              <w:right w:type="dxa" w:w="120"/>
+            </w:tcMar>
+          </w:tcPr>
+          <w:p>
+            <w:pPr>
+              <w:spacing w:line="276"/>
+              <w:jc w:val="left"/>
+            </w:pPr>
+            <w:r>
+              <w:rPr>
+                <w:rFonts w:ascii="Calibri"/>
+                <w:b w:val="false"/>
+                <w:bCs w:val="false"/>
+                <w:color w:val="000000"/>
+                <w:sz w:val="20"/>
+                <w:szCs w:val="20"/>
+              </w:rPr>
+              <w:t xml:space="preserve">SBFAS0019</w:t>
+            </w:r>
+          </w:p>
+        </w:tc>
+      </w:tr>
+    </w:tbl>
+    <w:p>
+      <w:pPr>
+        <w:pStyle w:val="Heading1"/>
+        <w:spacing w:after="160" w:before="360" w:line="312"/>
+      </w:pPr>
+      <w:bookmarkStart w:name="_Toc23" w:id="23"/>
+      <w:r>
+        <w:rPr>
+          <w:rFonts w:ascii="Calibri"/>
+          <w:b/>
+          <w:bCs/>
+          <w:color w:val="15857A"/>
+          <w:sz w:val="32"/>
+          <w:szCs w:val="32"/>
+        </w:rPr>
+        <w:t xml:space="preserve">8. QA checklist</w:t>
+      </w:r>
+      <w:bookmarkEnd w:id="23"/>
+    </w:p>
+    <w:p>
+      <w:pPr>
+        <w:keepNext/>
+        <w:spacing w:after="80" w:before="160" w:line="312"/>
+      </w:pPr>
+      <w:r>
+        <w:rPr>
+          <w:rFonts w:ascii="Calibri"/>
+          <w:b/>
+          <w:bCs/>
+          <w:color w:val="15857A"/>
+          <w:sz w:val="21"/>
+          <w:szCs w:val="21"/>
+        </w:rPr>
+        <w:t xml:space="preserve">Bảng 13 — QA checklist (33 case)</w:t>
       </w:r>
     </w:p>
     <w:tbl>
@@ -4603,7 +12871,7 @@
                 <w:sz w:val="18"/>
                 <w:szCs w:val="18"/>
               </w:rPr>
-              <w:t xml:space="preserve">“Application source: MOE referral — fell out of the MOE assessment”; “Income sync: MyInfo · 2026-10-XX”</w:t>
+              <w:t xml:space="preserve">“Application source: MOE referral — fell out of the MOEFAS assessment”; “Income sync: MyInfo · 2026-10-XX”</w:t>
             </w:r>
           </w:p>
         </w:tc>
@@ -5582,7 +13850,7 @@
                 <w:sz w:val="18"/>
                 <w:szCs w:val="18"/>
               </w:rPr>
-              <w:t xml:space="preserve">Editor chỉ đọc — không có nút Save/Activate ở footer</w:t>
+              <w:t xml:space="preserve">Editor chỉ đậc — không có nút Save/Activate ở footer</w:t>
             </w:r>
           </w:p>
         </w:tc>
@@ -5643,7 +13911,7 @@
                 <w:sz w:val="18"/>
                 <w:szCs w:val="18"/>
               </w:rPr>
-              <w:t xml:space="preserve">Create rule</w:t>
+              <w:t xml:space="preserve">Thứ tự 3 bước trong editor</w:t>
             </w:r>
           </w:p>
         </w:tc>
@@ -5671,7 +13939,7 @@
                 <w:sz w:val="18"/>
                 <w:szCs w:val="18"/>
               </w:rPr>
-              <w:t xml:space="preserve">Editor “Create rule”, nội dung copy rule đang Active, tên rỗng</w:t>
+              <w:t xml:space="preserve">“1. Select fee types” → “2. Subsidy by fee component” → “3. Configure ranks”</w:t>
             </w:r>
           </w:p>
         </w:tc>
@@ -5732,7 +14000,7 @@
                 <w:sz w:val="18"/>
                 <w:szCs w:val="18"/>
               </w:rPr>
-              <w:t xml:space="preserve">Create → Save draft thiếu tên</w:t>
+              <w:t xml:space="preserve">Bước 1: Add fee types → tick 1 fee type → Add selected</w:t>
             </w:r>
           </w:p>
         </w:tc>
@@ -5760,7 +14028,7 @@
                 <w:sz w:val="18"/>
                 <w:szCs w:val="18"/>
               </w:rPr>
-              <w:t xml:space="preserve">Banner đỏ “Enter a rule name.”</w:t>
+              <w:t xml:space="preserve">Chip mới xuất hiện; bước 2 thêm dòng với component đầu của fee type; fee type đã có disable “Already selected”</w:t>
             </w:r>
           </w:p>
         </w:tc>
@@ -5821,7 +14089,7 @@
                 <w:sz w:val="18"/>
                 <w:szCs w:val="18"/>
               </w:rPr>
-              <w:t xml:space="preserve">Save draft hợp lệ</w:t>
+              <w:t xml:space="preserve">Bước 2: nút “+ Component”</w:t>
             </w:r>
           </w:p>
         </w:tc>
@@ -5849,7 +14117,7 @@
                 <w:sz w:val="18"/>
                 <w:szCs w:val="18"/>
               </w:rPr>
-              <w:t xml:space="preserve">Về danh sách, banner xanh “Draft saved.”, version Draft mới có id SBFASR26100003</w:t>
+              <w:t xml:space="preserve">Thêm dòng cùng fee type khi còn component tự do; hết → disable</w:t>
             </w:r>
           </w:p>
         </w:tc>
@@ -5910,7 +14178,7 @@
                 <w:sz w:val="18"/>
                 <w:szCs w:val="18"/>
               </w:rPr>
-              <w:t xml:space="preserve">Activate bản Draft (từ row)</w:t>
+              <w:t xml:space="preserve">Bước 2: Add rank</w:t>
             </w:r>
           </w:p>
         </w:tc>
@@ -5938,7 +14206,7 @@
                 <w:sz w:val="18"/>
                 <w:szCs w:val="18"/>
               </w:rPr>
-              <w:t xml:space="preserve">Modal “Activate…? The currently active rule… will become Inactive.” → Confirm: bản đó Active (xanh), SBFAS 2026 chuyển Inactive; đúng 1 Active</w:t>
+              <w:t xml:space="preserve">Bước 2 thêm cột Rank N+1 và bước 3 thêm dòng Rank N+1; counter “N ranks” tăng</w:t>
             </w:r>
           </w:p>
         </w:tc>
@@ -5999,7 +14267,7 @@
                 <w:sz w:val="18"/>
                 <w:szCs w:val="18"/>
               </w:rPr>
-              <w:t xml:space="preserve">Sau khi Active, mở queue → review modal</w:t>
+              <w:t xml:space="preserve">Bước 2: Remove last rank khi còn 1</w:t>
             </w:r>
           </w:p>
         </w:tc>
@@ -6027,7 +14295,7 @@
                 <w:sz w:val="18"/>
                 <w:szCs w:val="18"/>
               </w:rPr>
-              <w:t xml:space="preserve">Subsidy option theo rule Active mới</w:t>
+              <w:t xml:space="preserve">Nút disable; ≥2 rank: confirm rồi xóa cột + dòng tương ứng</w:t>
             </w:r>
           </w:p>
         </w:tc>
@@ -6088,7 +14356,7 @@
                 <w:sz w:val="18"/>
                 <w:szCs w:val="18"/>
               </w:rPr>
-              <w:t xml:space="preserve">Edit bản Inactive → Save draft</w:t>
+              <w:t xml:space="preserve">Bước 2: ô Rank để trống → Save</w:t>
             </w:r>
           </w:p>
         </w:tc>
@@ -6116,7 +14384,7 @@
                 <w:sz w:val="18"/>
                 <w:szCs w:val="18"/>
               </w:rPr>
-              <w:t xml:space="preserve">Tạo version MỚI (id mới) — bản Inactive gốc không đổi</w:t>
+              <w:t xml:space="preserve">Hợp lệ — cell theo flat rate của rank (bước 3)</w:t>
             </w:r>
           </w:p>
         </w:tc>
@@ -6177,7 +14445,7 @@
                 <w:sz w:val="18"/>
                 <w:szCs w:val="18"/>
               </w:rPr>
-              <w:t xml:space="preserve">Rate = 150 / Fixed −5 / xóa hết rank</w:t>
+              <w:t xml:space="preserve">Bước 3: nhập flat rate → quay bước 2</w:t>
             </w:r>
           </w:p>
         </w:tc>
@@ -6205,7 +14473,7 @@
                 <w:sz w:val="18"/>
                 <w:szCs w:val="18"/>
               </w:rPr>
-              <w:t xml:space="preserve">Chặn đúng 3 thông báo validation</w:t>
+              <w:t xml:space="preserve">Placeholder ô trống hiện đúng flat rate (X% / S$X)</w:t>
             </w:r>
           </w:p>
         </w:tc>
@@ -6266,7 +14534,7 @@
                 <w:sz w:val="18"/>
                 <w:szCs w:val="18"/>
               </w:rPr>
-              <w:t xml:space="preserve">Fee component: Rank 1 = 60% → Save draft → Activate → mở modal review</w:t>
+              <w:t xml:space="preserve">Create rule</w:t>
             </w:r>
           </w:p>
         </w:tc>
@@ -6294,7 +14562,7 @@
                 <w:sz w:val="18"/>
                 <w:szCs w:val="18"/>
               </w:rPr>
-              <w:t xml:space="preserve">Option “Rank 1 — 60–100% subsidy” theo bản Active</w:t>
+              <w:t xml:space="preserve">Editor “Create rule”, nội dung copy rule đang Active, tên rỗng</w:t>
             </w:r>
           </w:p>
         </w:tc>
@@ -6355,7 +14623,7 @@
                 <w:sz w:val="18"/>
                 <w:szCs w:val="18"/>
               </w:rPr>
-              <w:t xml:space="preserve">Reload trang</w:t>
+              <w:t xml:space="preserve">Create → Save draft thiếu tên</w:t>
             </w:r>
           </w:p>
         </w:tc>
@@ -6383,7 +14651,7 @@
                 <w:sz w:val="18"/>
                 <w:szCs w:val="18"/>
               </w:rPr>
-              <w:t xml:space="preserve">Rules về seed 3 version; quyết định/đơn hardcopy đã nhập mất (in-memory)</w:t>
+              <w:t xml:space="preserve">Banner đỏ “Enter a rule name.”</w:t>
             </w:r>
           </w:p>
         </w:tc>
@@ -6444,7 +14712,7 @@
                 <w:sz w:val="18"/>
                 <w:szCs w:val="18"/>
               </w:rPr>
-              <w:t xml:space="preserve">Đăng nhập Geraldine (S002) → tab Rules</w:t>
+              <w:t xml:space="preserve">Save draft hợp lệ</w:t>
             </w:r>
           </w:p>
         </w:tc>
@@ -6472,7 +14740,7 @@
                 <w:sz w:val="18"/>
                 <w:szCs w:val="18"/>
               </w:rPr>
-              <w:t xml:space="preserve">Danh sách rỗng (“No rules yet”) — S002 không có seed; rule hiệu lực = default package</w:t>
+              <w:t xml:space="preserve">Về danh sách, banner xanh “Draft saved.”, version Draft mới có id SBFASR26100003</w:t>
             </w:r>
           </w:p>
         </w:tc>
@@ -6506,6 +14774,629 @@
                 <w:szCs w:val="18"/>
               </w:rPr>
               <w:t xml:space="preserve">26</w:t>
+            </w:r>
+          </w:p>
+        </w:tc>
+        <w:tc>
+          <w:tcPr>
+            <w:tcW w:type="pct" w:w="2000"/>
+            <w:tcMar>
+              <w:top w:type="dxa" w:w="60"/>
+              <w:left w:type="dxa" w:w="120"/>
+              <w:bottom w:type="dxa" w:w="60"/>
+              <w:right w:type="dxa" w:w="120"/>
+            </w:tcMar>
+          </w:tcPr>
+          <w:p>
+            <w:pPr>
+              <w:spacing w:line="276"/>
+              <w:jc w:val="left"/>
+            </w:pPr>
+            <w:r>
+              <w:rPr>
+                <w:rFonts w:ascii="Calibri"/>
+                <w:b w:val="false"/>
+                <w:bCs w:val="false"/>
+                <w:color w:val="000000"/>
+                <w:sz w:val="18"/>
+                <w:szCs w:val="18"/>
+              </w:rPr>
+              <w:t xml:space="preserve">Activate bản Draft (từ row)</w:t>
+            </w:r>
+          </w:p>
+        </w:tc>
+        <w:tc>
+          <w:tcPr>
+            <w:tcW w:type="pct" w:w="2700"/>
+            <w:tcMar>
+              <w:top w:type="dxa" w:w="60"/>
+              <w:left w:type="dxa" w:w="120"/>
+              <w:bottom w:type="dxa" w:w="60"/>
+              <w:right w:type="dxa" w:w="120"/>
+            </w:tcMar>
+          </w:tcPr>
+          <w:p>
+            <w:pPr>
+              <w:spacing w:line="276"/>
+              <w:jc w:val="left"/>
+            </w:pPr>
+            <w:r>
+              <w:rPr>
+                <w:rFonts w:ascii="Calibri"/>
+                <w:b w:val="false"/>
+                <w:bCs w:val="false"/>
+                <w:color w:val="000000"/>
+                <w:sz w:val="18"/>
+                <w:szCs w:val="18"/>
+              </w:rPr>
+              <w:t xml:space="preserve">Modal “Activate…? The currently active rule… will become Inactive.” → Confirm: bản đó Active (xanh), SBFAS 2026 chuyển Inactive; đúng 1 Active</w:t>
+            </w:r>
+          </w:p>
+        </w:tc>
+      </w:tr>
+      <w:tr>
+        <w:trPr>
+          <w:cantSplit/>
+        </w:trPr>
+        <w:tc>
+          <w:tcPr>
+            <w:tcW w:type="pct" w:w="300"/>
+            <w:tcMar>
+              <w:top w:type="dxa" w:w="60"/>
+              <w:left w:type="dxa" w:w="120"/>
+              <w:bottom w:type="dxa" w:w="60"/>
+              <w:right w:type="dxa" w:w="120"/>
+            </w:tcMar>
+          </w:tcPr>
+          <w:p>
+            <w:pPr>
+              <w:spacing w:line="276"/>
+              <w:jc w:val="left"/>
+            </w:pPr>
+            <w:r>
+              <w:rPr>
+                <w:rFonts w:ascii="Calibri"/>
+                <w:b w:val="false"/>
+                <w:bCs w:val="false"/>
+                <w:color w:val="000000"/>
+                <w:sz w:val="18"/>
+                <w:szCs w:val="18"/>
+              </w:rPr>
+              <w:t xml:space="preserve">27</w:t>
+            </w:r>
+          </w:p>
+        </w:tc>
+        <w:tc>
+          <w:tcPr>
+            <w:tcW w:type="pct" w:w="2000"/>
+            <w:tcMar>
+              <w:top w:type="dxa" w:w="60"/>
+              <w:left w:type="dxa" w:w="120"/>
+              <w:bottom w:type="dxa" w:w="60"/>
+              <w:right w:type="dxa" w:w="120"/>
+            </w:tcMar>
+          </w:tcPr>
+          <w:p>
+            <w:pPr>
+              <w:spacing w:line="276"/>
+              <w:jc w:val="left"/>
+            </w:pPr>
+            <w:r>
+              <w:rPr>
+                <w:rFonts w:ascii="Calibri"/>
+                <w:b w:val="false"/>
+                <w:bCs w:val="false"/>
+                <w:color w:val="000000"/>
+                <w:sz w:val="18"/>
+                <w:szCs w:val="18"/>
+              </w:rPr>
+              <w:t xml:space="preserve">Sau khi Active, mở queue → review modal</w:t>
+            </w:r>
+          </w:p>
+        </w:tc>
+        <w:tc>
+          <w:tcPr>
+            <w:tcW w:type="pct" w:w="2700"/>
+            <w:tcMar>
+              <w:top w:type="dxa" w:w="60"/>
+              <w:left w:type="dxa" w:w="120"/>
+              <w:bottom w:type="dxa" w:w="60"/>
+              <w:right w:type="dxa" w:w="120"/>
+            </w:tcMar>
+          </w:tcPr>
+          <w:p>
+            <w:pPr>
+              <w:spacing w:line="276"/>
+              <w:jc w:val="left"/>
+            </w:pPr>
+            <w:r>
+              <w:rPr>
+                <w:rFonts w:ascii="Calibri"/>
+                <w:b w:val="false"/>
+                <w:bCs w:val="false"/>
+                <w:color w:val="000000"/>
+                <w:sz w:val="18"/>
+                <w:szCs w:val="18"/>
+              </w:rPr>
+              <w:t xml:space="preserve">Subsidy option theo rule Active mới</w:t>
+            </w:r>
+          </w:p>
+        </w:tc>
+      </w:tr>
+      <w:tr>
+        <w:trPr>
+          <w:cantSplit/>
+        </w:trPr>
+        <w:tc>
+          <w:tcPr>
+            <w:tcW w:type="pct" w:w="300"/>
+            <w:tcMar>
+              <w:top w:type="dxa" w:w="60"/>
+              <w:left w:type="dxa" w:w="120"/>
+              <w:bottom w:type="dxa" w:w="60"/>
+              <w:right w:type="dxa" w:w="120"/>
+            </w:tcMar>
+          </w:tcPr>
+          <w:p>
+            <w:pPr>
+              <w:spacing w:line="276"/>
+              <w:jc w:val="left"/>
+            </w:pPr>
+            <w:r>
+              <w:rPr>
+                <w:rFonts w:ascii="Calibri"/>
+                <w:b w:val="false"/>
+                <w:bCs w:val="false"/>
+                <w:color w:val="000000"/>
+                <w:sz w:val="18"/>
+                <w:szCs w:val="18"/>
+              </w:rPr>
+              <w:t xml:space="preserve">28</w:t>
+            </w:r>
+          </w:p>
+        </w:tc>
+        <w:tc>
+          <w:tcPr>
+            <w:tcW w:type="pct" w:w="2000"/>
+            <w:tcMar>
+              <w:top w:type="dxa" w:w="60"/>
+              <w:left w:type="dxa" w:w="120"/>
+              <w:bottom w:type="dxa" w:w="60"/>
+              <w:right w:type="dxa" w:w="120"/>
+            </w:tcMar>
+          </w:tcPr>
+          <w:p>
+            <w:pPr>
+              <w:spacing w:line="276"/>
+              <w:jc w:val="left"/>
+            </w:pPr>
+            <w:r>
+              <w:rPr>
+                <w:rFonts w:ascii="Calibri"/>
+                <w:b w:val="false"/>
+                <w:bCs w:val="false"/>
+                <w:color w:val="000000"/>
+                <w:sz w:val="18"/>
+                <w:szCs w:val="18"/>
+              </w:rPr>
+              <w:t xml:space="preserve">Edit bản Inactive → Save draft</w:t>
+            </w:r>
+          </w:p>
+        </w:tc>
+        <w:tc>
+          <w:tcPr>
+            <w:tcW w:type="pct" w:w="2700"/>
+            <w:tcMar>
+              <w:top w:type="dxa" w:w="60"/>
+              <w:left w:type="dxa" w:w="120"/>
+              <w:bottom w:type="dxa" w:w="60"/>
+              <w:right w:type="dxa" w:w="120"/>
+            </w:tcMar>
+          </w:tcPr>
+          <w:p>
+            <w:pPr>
+              <w:spacing w:line="276"/>
+              <w:jc w:val="left"/>
+            </w:pPr>
+            <w:r>
+              <w:rPr>
+                <w:rFonts w:ascii="Calibri"/>
+                <w:b w:val="false"/>
+                <w:bCs w:val="false"/>
+                <w:color w:val="000000"/>
+                <w:sz w:val="18"/>
+                <w:szCs w:val="18"/>
+              </w:rPr>
+              <w:t xml:space="preserve">Tạo version MỚI (id mới) — bản Inactive gốc không đổi</w:t>
+            </w:r>
+          </w:p>
+        </w:tc>
+      </w:tr>
+      <w:tr>
+        <w:trPr>
+          <w:cantSplit/>
+        </w:trPr>
+        <w:tc>
+          <w:tcPr>
+            <w:tcW w:type="pct" w:w="300"/>
+            <w:tcMar>
+              <w:top w:type="dxa" w:w="60"/>
+              <w:left w:type="dxa" w:w="120"/>
+              <w:bottom w:type="dxa" w:w="60"/>
+              <w:right w:type="dxa" w:w="120"/>
+            </w:tcMar>
+          </w:tcPr>
+          <w:p>
+            <w:pPr>
+              <w:spacing w:line="276"/>
+              <w:jc w:val="left"/>
+            </w:pPr>
+            <w:r>
+              <w:rPr>
+                <w:rFonts w:ascii="Calibri"/>
+                <w:b w:val="false"/>
+                <w:bCs w:val="false"/>
+                <w:color w:val="000000"/>
+                <w:sz w:val="18"/>
+                <w:szCs w:val="18"/>
+              </w:rPr>
+              <w:t xml:space="preserve">29</w:t>
+            </w:r>
+          </w:p>
+        </w:tc>
+        <w:tc>
+          <w:tcPr>
+            <w:tcW w:type="pct" w:w="2000"/>
+            <w:tcMar>
+              <w:top w:type="dxa" w:w="60"/>
+              <w:left w:type="dxa" w:w="120"/>
+              <w:bottom w:type="dxa" w:w="60"/>
+              <w:right w:type="dxa" w:w="120"/>
+            </w:tcMar>
+          </w:tcPr>
+          <w:p>
+            <w:pPr>
+              <w:spacing w:line="276"/>
+              <w:jc w:val="left"/>
+            </w:pPr>
+            <w:r>
+              <w:rPr>
+                <w:rFonts w:ascii="Calibri"/>
+                <w:b w:val="false"/>
+                <w:bCs w:val="false"/>
+                <w:color w:val="000000"/>
+                <w:sz w:val="18"/>
+                <w:szCs w:val="18"/>
+              </w:rPr>
+              <w:t xml:space="preserve">Rate = 150 / Fixed −5</w:t>
+            </w:r>
+          </w:p>
+        </w:tc>
+        <w:tc>
+          <w:tcPr>
+            <w:tcW w:type="pct" w:w="2700"/>
+            <w:tcMar>
+              <w:top w:type="dxa" w:w="60"/>
+              <w:left w:type="dxa" w:w="120"/>
+              <w:bottom w:type="dxa" w:w="60"/>
+              <w:right w:type="dxa" w:w="120"/>
+            </w:tcMar>
+          </w:tcPr>
+          <w:p>
+            <w:pPr>
+              <w:spacing w:line="276"/>
+              <w:jc w:val="left"/>
+            </w:pPr>
+            <w:r>
+              <w:rPr>
+                <w:rFonts w:ascii="Calibri"/>
+                <w:b w:val="false"/>
+                <w:bCs w:val="false"/>
+                <w:color w:val="000000"/>
+                <w:sz w:val="18"/>
+                <w:szCs w:val="18"/>
+              </w:rPr>
+              <w:t xml:space="preserve">Chặn đúng 2 thông báo validation; banner đỏ “Fix the highlighted fields before saving.”</w:t>
+            </w:r>
+          </w:p>
+        </w:tc>
+      </w:tr>
+      <w:tr>
+        <w:trPr>
+          <w:cantSplit/>
+        </w:trPr>
+        <w:tc>
+          <w:tcPr>
+            <w:tcW w:type="pct" w:w="300"/>
+            <w:tcMar>
+              <w:top w:type="dxa" w:w="60"/>
+              <w:left w:type="dxa" w:w="120"/>
+              <w:bottom w:type="dxa" w:w="60"/>
+              <w:right w:type="dxa" w:w="120"/>
+            </w:tcMar>
+          </w:tcPr>
+          <w:p>
+            <w:pPr>
+              <w:spacing w:line="276"/>
+              <w:jc w:val="left"/>
+            </w:pPr>
+            <w:r>
+              <w:rPr>
+                <w:rFonts w:ascii="Calibri"/>
+                <w:b w:val="false"/>
+                <w:bCs w:val="false"/>
+                <w:color w:val="000000"/>
+                <w:sz w:val="18"/>
+                <w:szCs w:val="18"/>
+              </w:rPr>
+              <w:t xml:space="preserve">30</w:t>
+            </w:r>
+          </w:p>
+        </w:tc>
+        <w:tc>
+          <w:tcPr>
+            <w:tcW w:type="pct" w:w="2000"/>
+            <w:tcMar>
+              <w:top w:type="dxa" w:w="60"/>
+              <w:left w:type="dxa" w:w="120"/>
+              <w:bottom w:type="dxa" w:w="60"/>
+              <w:right w:type="dxa" w:w="120"/>
+            </w:tcMar>
+          </w:tcPr>
+          <w:p>
+            <w:pPr>
+              <w:spacing w:line="276"/>
+              <w:jc w:val="left"/>
+            </w:pPr>
+            <w:r>
+              <w:rPr>
+                <w:rFonts w:ascii="Calibri"/>
+                <w:b w:val="false"/>
+                <w:bCs w:val="false"/>
+                <w:color w:val="000000"/>
+                <w:sz w:val="18"/>
+                <w:szCs w:val="18"/>
+              </w:rPr>
+              <w:t xml:space="preserve">Fee component: Rank 1 = 60% → Save draft → Activate → mở modal review</w:t>
+            </w:r>
+          </w:p>
+        </w:tc>
+        <w:tc>
+          <w:tcPr>
+            <w:tcW w:type="pct" w:w="2700"/>
+            <w:tcMar>
+              <w:top w:type="dxa" w:w="60"/>
+              <w:left w:type="dxa" w:w="120"/>
+              <w:bottom w:type="dxa" w:w="60"/>
+              <w:right w:type="dxa" w:w="120"/>
+            </w:tcMar>
+          </w:tcPr>
+          <w:p>
+            <w:pPr>
+              <w:spacing w:line="276"/>
+              <w:jc w:val="left"/>
+            </w:pPr>
+            <w:r>
+              <w:rPr>
+                <w:rFonts w:ascii="Calibri"/>
+                <w:b w:val="false"/>
+                <w:bCs w:val="false"/>
+                <w:color w:val="000000"/>
+                <w:sz w:val="18"/>
+                <w:szCs w:val="18"/>
+              </w:rPr>
+              <w:t xml:space="preserve">Option “Rank 1 — 60–100% subsidy” theo bản Active</w:t>
+            </w:r>
+          </w:p>
+        </w:tc>
+      </w:tr>
+      <w:tr>
+        <w:trPr>
+          <w:cantSplit/>
+        </w:trPr>
+        <w:tc>
+          <w:tcPr>
+            <w:tcW w:type="pct" w:w="300"/>
+            <w:tcMar>
+              <w:top w:type="dxa" w:w="60"/>
+              <w:left w:type="dxa" w:w="120"/>
+              <w:bottom w:type="dxa" w:w="60"/>
+              <w:right w:type="dxa" w:w="120"/>
+            </w:tcMar>
+          </w:tcPr>
+          <w:p>
+            <w:pPr>
+              <w:spacing w:line="276"/>
+              <w:jc w:val="left"/>
+            </w:pPr>
+            <w:r>
+              <w:rPr>
+                <w:rFonts w:ascii="Calibri"/>
+                <w:b w:val="false"/>
+                <w:bCs w:val="false"/>
+                <w:color w:val="000000"/>
+                <w:sz w:val="18"/>
+                <w:szCs w:val="18"/>
+              </w:rPr>
+              <w:t xml:space="preserve">31</w:t>
+            </w:r>
+          </w:p>
+        </w:tc>
+        <w:tc>
+          <w:tcPr>
+            <w:tcW w:type="pct" w:w="2000"/>
+            <w:tcMar>
+              <w:top w:type="dxa" w:w="60"/>
+              <w:left w:type="dxa" w:w="120"/>
+              <w:bottom w:type="dxa" w:w="60"/>
+              <w:right w:type="dxa" w:w="120"/>
+            </w:tcMar>
+          </w:tcPr>
+          <w:p>
+            <w:pPr>
+              <w:spacing w:line="276"/>
+              <w:jc w:val="left"/>
+            </w:pPr>
+            <w:r>
+              <w:rPr>
+                <w:rFonts w:ascii="Calibri"/>
+                <w:b w:val="false"/>
+                <w:bCs w:val="false"/>
+                <w:color w:val="000000"/>
+                <w:sz w:val="18"/>
+                <w:szCs w:val="18"/>
+              </w:rPr>
+              <w:t xml:space="preserve">Reload trang</w:t>
+            </w:r>
+          </w:p>
+        </w:tc>
+        <w:tc>
+          <w:tcPr>
+            <w:tcW w:type="pct" w:w="2700"/>
+            <w:tcMar>
+              <w:top w:type="dxa" w:w="60"/>
+              <w:left w:type="dxa" w:w="120"/>
+              <w:bottom w:type="dxa" w:w="60"/>
+              <w:right w:type="dxa" w:w="120"/>
+            </w:tcMar>
+          </w:tcPr>
+          <w:p>
+            <w:pPr>
+              <w:spacing w:line="276"/>
+              <w:jc w:val="left"/>
+            </w:pPr>
+            <w:r>
+              <w:rPr>
+                <w:rFonts w:ascii="Calibri"/>
+                <w:b w:val="false"/>
+                <w:bCs w:val="false"/>
+                <w:color w:val="000000"/>
+                <w:sz w:val="18"/>
+                <w:szCs w:val="18"/>
+              </w:rPr>
+              <w:t xml:space="preserve">Rules về seed 3 version; quyết định/đơn hardcopy đã nhập mất (in-memory)</w:t>
+            </w:r>
+          </w:p>
+        </w:tc>
+      </w:tr>
+      <w:tr>
+        <w:trPr>
+          <w:cantSplit/>
+        </w:trPr>
+        <w:tc>
+          <w:tcPr>
+            <w:tcW w:type="pct" w:w="300"/>
+            <w:tcMar>
+              <w:top w:type="dxa" w:w="60"/>
+              <w:left w:type="dxa" w:w="120"/>
+              <w:bottom w:type="dxa" w:w="60"/>
+              <w:right w:type="dxa" w:w="120"/>
+            </w:tcMar>
+          </w:tcPr>
+          <w:p>
+            <w:pPr>
+              <w:spacing w:line="276"/>
+              <w:jc w:val="left"/>
+            </w:pPr>
+            <w:r>
+              <w:rPr>
+                <w:rFonts w:ascii="Calibri"/>
+                <w:b w:val="false"/>
+                <w:bCs w:val="false"/>
+                <w:color w:val="000000"/>
+                <w:sz w:val="18"/>
+                <w:szCs w:val="18"/>
+              </w:rPr>
+              <w:t xml:space="preserve">32</w:t>
+            </w:r>
+          </w:p>
+        </w:tc>
+        <w:tc>
+          <w:tcPr>
+            <w:tcW w:type="pct" w:w="2000"/>
+            <w:tcMar>
+              <w:top w:type="dxa" w:w="60"/>
+              <w:left w:type="dxa" w:w="120"/>
+              <w:bottom w:type="dxa" w:w="60"/>
+              <w:right w:type="dxa" w:w="120"/>
+            </w:tcMar>
+          </w:tcPr>
+          <w:p>
+            <w:pPr>
+              <w:spacing w:line="276"/>
+              <w:jc w:val="left"/>
+            </w:pPr>
+            <w:r>
+              <w:rPr>
+                <w:rFonts w:ascii="Calibri"/>
+                <w:b w:val="false"/>
+                <w:bCs w:val="false"/>
+                <w:color w:val="000000"/>
+                <w:sz w:val="18"/>
+                <w:szCs w:val="18"/>
+              </w:rPr>
+              <w:t xml:space="preserve">Đăng nhập Geraldine (S002) → tab Rules</w:t>
+            </w:r>
+          </w:p>
+        </w:tc>
+        <w:tc>
+          <w:tcPr>
+            <w:tcW w:type="pct" w:w="2700"/>
+            <w:tcMar>
+              <w:top w:type="dxa" w:w="60"/>
+              <w:left w:type="dxa" w:w="120"/>
+              <w:bottom w:type="dxa" w:w="60"/>
+              <w:right w:type="dxa" w:w="120"/>
+            </w:tcMar>
+          </w:tcPr>
+          <w:p>
+            <w:pPr>
+              <w:spacing w:line="276"/>
+              <w:jc w:val="left"/>
+            </w:pPr>
+            <w:r>
+              <w:rPr>
+                <w:rFonts w:ascii="Calibri"/>
+                <w:b w:val="false"/>
+                <w:bCs w:val="false"/>
+                <w:color w:val="000000"/>
+                <w:sz w:val="18"/>
+                <w:szCs w:val="18"/>
+              </w:rPr>
+              <w:t xml:space="preserve">Danh sách rỗng (“No rules yet”) — S002 không có seed; rule hiệu lực = default package</w:t>
+            </w:r>
+          </w:p>
+        </w:tc>
+      </w:tr>
+      <w:tr>
+        <w:trPr>
+          <w:cantSplit/>
+        </w:trPr>
+        <w:tc>
+          <w:tcPr>
+            <w:tcW w:type="pct" w:w="300"/>
+            <w:tcMar>
+              <w:top w:type="dxa" w:w="60"/>
+              <w:left w:type="dxa" w:w="120"/>
+              <w:bottom w:type="dxa" w:w="60"/>
+              <w:right w:type="dxa" w:w="120"/>
+            </w:tcMar>
+          </w:tcPr>
+          <w:p>
+            <w:pPr>
+              <w:spacing w:line="276"/>
+              <w:jc w:val="left"/>
+            </w:pPr>
+            <w:r>
+              <w:rPr>
+                <w:rFonts w:ascii="Calibri"/>
+                <w:b w:val="false"/>
+                <w:bCs w:val="false"/>
+                <w:color w:val="000000"/>
+                <w:sz w:val="18"/>
+                <w:szCs w:val="18"/>
+              </w:rPr>
+              <w:t xml:space="preserve">33</w:t>
             </w:r>
           </w:p>
         </w:tc>
@@ -6584,7 +15475,7 @@
           <w:sz w:val="20"/>
           <w:szCs w:val="20"/>
         </w:rPr>
-        <w:t xml:space="preserve">Tài liệu mô tả hành vi tại bản deploy index-BnSIyAyy.js (22/10/2026), đồng bộ với docs/FS-SBFAS.md v2.0. Mọi thay đổi UI SBFAS sau này cần cập nhật đồng thời bản này.</w:t>
+        <w:t xml:space="preserve">Tài liệu mô tả hành vi tại bản deploy index-DeNlCcQ6.js (22/10/2026), đồng bộ với docs/FS-SBFAS.md v2.1. Mọi thay đổi UI SBFAS sau này cần cập nhật đồng thời bản này.</w:t>
       </w:r>
     </w:p>
     <w:sectPr>
@@ -6663,7 +15554,7 @@
         <w:sz w:val="18"/>
         <w:szCs w:val="18"/>
       </w:rPr>
-      <w:instrText xml:space="preserve"> PAGE \* ROMAN \* MERGEFORMAT </w:instrText>
+      <w:instrText xml:space="preserve">PAGE</w:instrText>
     </w:r>
     <w:r>
       <w:rPr>
@@ -6717,7 +15608,7 @@
         <w:sz w:val="18"/>
         <w:szCs w:val="18"/>
       </w:rPr>
-      <w:instrText xml:space="preserve"> PAGE \* arabic \* MERGEFORMAT </w:instrText>
+      <w:instrText xml:space="preserve">PAGE</w:instrText>
     </w:r>
     <w:r>
       <w:rPr>
@@ -6798,7 +15689,7 @@
         <w:sz w:val="16"/>
         <w:szCs w:val="16"/>
       </w:rPr>
-      <w:t xml:space="preserve">FS — SBFAS · Functional Specification v2.0</w:t>
+      <w:t xml:space="preserve">FS — SBFAS · Functional Specification v2.1</w:t>
     </w:r>
   </w:p>
 </w:hdr>
